--- a/lab_05/docs/Отчёт_5.docx
+++ b/lab_05/docs/Отчёт_5.docx
@@ -433,6 +433,29 @@
     </w:p>
     <w:p>
       <w:pPr>
+        <w:pStyle w:val="ListParagraph"/>
+        <w:numPr>
+          <w:ilvl w:val="0"/>
+          <w:numId w:val="9"/>
+        </w:numPr>
+        <w:jc w:val="both"/>
+        <w:rPr>
+          <w:rFonts w:ascii="Times New Roman" w:hAnsi="Times New Roman" w:cs="Times New Roman"/>
+          <w:sz w:val="28"/>
+          <w:szCs w:val="28"/>
+        </w:rPr>
+      </w:pPr>
+      <w:r>
+        <w:rPr>
+          <w:rFonts w:cs="Times New Roman" w:ascii="Times New Roman" w:hAnsi="Times New Roman"/>
+          <w:sz w:val="28"/>
+          <w:szCs w:val="28"/>
+        </w:rPr>
+        <w:t>Параметры моделирования.</w:t>
+      </w:r>
+    </w:p>
+    <w:p>
+      <w:pPr>
         <w:pStyle w:val="Normal"/>
         <w:jc w:val="both"/>
         <w:rPr>
@@ -1123,23 +1146,6 @@
           <w:szCs w:val="28"/>
         </w:rPr>
         <w:t>Изменение параметров моделирования.</w:t>
-      </w:r>
-    </w:p>
-    <w:p>
-      <w:pPr>
-        <w:pStyle w:val="ListParagraph"/>
-        <w:rPr>
-          <w:rFonts w:ascii="Times New Roman" w:hAnsi="Times New Roman" w:cs="Times New Roman"/>
-          <w:sz w:val="28"/>
-          <w:szCs w:val="28"/>
-        </w:rPr>
-      </w:pPr>
-      <w:r>
-        <w:rPr>
-          <w:rFonts w:cs="Times New Roman" w:ascii="Times New Roman" w:hAnsi="Times New Roman"/>
-          <w:sz w:val="28"/>
-          <w:szCs w:val="28"/>
-        </w:rPr>
       </w:r>
     </w:p>
     <w:p>
@@ -10914,19 +10920,97 @@
     <w:p>
       <w:pPr>
         <w:pStyle w:val="Normal"/>
-        <w:ind w:firstLine="708"/>
-        <w:rPr>
-          <w:rFonts w:ascii="Times New Roman" w:hAnsi="Times New Roman" w:cs="Times New Roman"/>
-          <w:sz w:val="28"/>
-          <w:szCs w:val="28"/>
-        </w:rPr>
-      </w:pPr>
-      <w:r>
-        <w:rPr>
-          <w:rFonts w:cs="Times New Roman" w:ascii="Times New Roman" w:hAnsi="Times New Roman"/>
-          <w:sz w:val="28"/>
-          <w:szCs w:val="28"/>
-        </w:rPr>
+        <w:ind w:hanging="0"/>
+        <w:rPr>
+          <w:rFonts w:ascii="Times New Roman" w:hAnsi="Times New Roman" w:cs="Times New Roman"/>
+          <w:sz w:val="28"/>
+          <w:szCs w:val="28"/>
+        </w:rPr>
+      </w:pPr>
+      <w:r>
+        <w:rPr>
+          <w:rFonts w:cs="Times New Roman" w:ascii="Times New Roman" w:hAnsi="Times New Roman"/>
+          <w:sz w:val="28"/>
+          <w:szCs w:val="28"/>
+        </w:rPr>
+      </w:r>
+    </w:p>
+    <w:p>
+      <w:pPr>
+        <w:pStyle w:val="Normal"/>
+        <w:ind w:hanging="0"/>
+        <w:rPr>
+          <w:rFonts w:ascii="Times New Roman" w:hAnsi="Times New Roman" w:cs="Times New Roman"/>
+          <w:sz w:val="28"/>
+          <w:szCs w:val="28"/>
+        </w:rPr>
+      </w:pPr>
+      <w:r>
+        <w:rPr>
+          <w:rFonts w:cs="Times New Roman" w:ascii="Times New Roman" w:hAnsi="Times New Roman"/>
+          <w:b/>
+          <w:bCs/>
+          <w:sz w:val="28"/>
+          <w:szCs w:val="28"/>
+        </w:rPr>
+        <w:t>Проверка теоретических расчётов:</w:t>
+      </w:r>
+    </w:p>
+    <w:p>
+      <w:pPr>
+        <w:pStyle w:val="Normal"/>
+        <w:ind w:hanging="0"/>
+        <w:rPr>
+          <w:rFonts w:ascii="Times New Roman" w:hAnsi="Times New Roman" w:cs="Times New Roman"/>
+          <w:sz w:val="28"/>
+          <w:szCs w:val="28"/>
+        </w:rPr>
+      </w:pPr>
+      <w:r>
+        <w:rPr>
+          <w:rFonts w:cs="Times New Roman" w:ascii="Times New Roman" w:hAnsi="Times New Roman"/>
+          <w:sz w:val="28"/>
+          <w:szCs w:val="28"/>
+        </w:rPr>
+        <w:t>Средний интервал прихода заявок 1-го типа: «avg_arrival_interval» = (0 + 5) / 2 = 2.5 е.в.</w:t>
+      </w:r>
+    </w:p>
+    <w:p>
+      <w:pPr>
+        <w:pStyle w:val="Normal"/>
+        <w:ind w:hanging="0"/>
+        <w:rPr>
+          <w:rFonts w:ascii="Times New Roman" w:hAnsi="Times New Roman" w:cs="Times New Roman"/>
+          <w:sz w:val="28"/>
+          <w:szCs w:val="28"/>
+        </w:rPr>
+      </w:pPr>
+      <w:r>
+        <w:rPr>
+          <w:rFonts w:cs="Times New Roman" w:ascii="Times New Roman" w:hAnsi="Times New Roman"/>
+          <w:sz w:val="28"/>
+          <w:szCs w:val="28"/>
+        </w:rPr>
+        <w:t>Среднее время обслуживания заявки 1-го типа: «avg_service_time_type1» = (0 + 4) / 2 = 2.0 е.в.</w:t>
+      </w:r>
+    </w:p>
+    <w:p>
+      <w:pPr>
+        <w:pStyle w:val="Normal"/>
+        <w:ind w:hanging="0"/>
+        <w:rPr>
+          <w:rFonts w:ascii="Times New Roman" w:hAnsi="Times New Roman" w:cs="Times New Roman"/>
+          <w:sz w:val="28"/>
+          <w:szCs w:val="28"/>
+        </w:rPr>
+      </w:pPr>
+      <w:r>
+        <w:rPr>
+          <w:rFonts w:cs="Times New Roman" w:ascii="Times New Roman" w:hAnsi="Times New Roman"/>
+          <w:sz w:val="28"/>
+          <w:szCs w:val="28"/>
+        </w:rPr>
+        <w:t>Среднее время обслуживания заявки 2-го типа: «avg_service_time_type2» = (0 + 4) / 2 = 2.0 е.в.</w:t>
       </w:r>
     </w:p>
     <w:p>
@@ -10951,42 +11035,241 @@
       <w:pPr>
         <w:pStyle w:val="Normal"/>
         <w:ind w:firstLine="708"/>
-        <w:rPr>
-          <w:rFonts w:ascii="Times New Roman" w:hAnsi="Times New Roman" w:cs="Times New Roman"/>
-          <w:sz w:val="28"/>
-          <w:szCs w:val="28"/>
-        </w:rPr>
-      </w:pPr>
-      <w:r>
-        <w:rPr>
-          <w:rFonts w:cs="Times New Roman" w:ascii="Times New Roman" w:hAnsi="Times New Roman"/>
-          <w:sz w:val="28"/>
-          <w:szCs w:val="28"/>
-        </w:rPr>
+        <w:jc w:val="both"/>
+        <w:rPr>
+          <w:rFonts w:ascii="Times New Roman" w:hAnsi="Times New Roman" w:cs="Times New Roman"/>
+          <w:sz w:val="28"/>
+          <w:szCs w:val="28"/>
+        </w:rPr>
+      </w:pPr>
+      <w:r>
+        <w:rPr>
+          <w:rFonts w:cs="Times New Roman" w:ascii="Times New Roman" w:hAnsi="Times New Roman"/>
+          <w:sz w:val="28"/>
+          <w:szCs w:val="28"/>
+        </w:rPr>
+        <w:t xml:space="preserve">Для обработки </w:t>
+      </w:r>
+      <w:r>
+        <w:rPr>
+          <w:rFonts w:cs="Times New Roman" w:ascii="Times New Roman" w:hAnsi="Times New Roman"/>
+          <w:sz w:val="28"/>
+          <w:szCs w:val="28"/>
+        </w:rPr>
+        <w:t>1000 заявок 1-ого типа требуется 1000 * «</w:t>
+      </w:r>
+      <w:r>
+        <w:rPr>
+          <w:rFonts w:cs="Times New Roman" w:ascii="Times New Roman" w:hAnsi="Times New Roman"/>
+          <w:sz w:val="28"/>
+          <w:szCs w:val="28"/>
+        </w:rPr>
+        <w:t xml:space="preserve">avg_service_time_type1» </w:t>
+      </w:r>
+      <w:r>
+        <w:rPr>
+          <w:rFonts w:cs="Times New Roman" w:ascii="Times New Roman" w:hAnsi="Times New Roman"/>
+          <w:sz w:val="28"/>
+          <w:szCs w:val="28"/>
+        </w:rPr>
+        <w:t>= 2000 е.в. Для прихода 1000 заявок 1-ого типа требуется 1000 * «</w:t>
+      </w:r>
+      <w:r>
+        <w:rPr>
+          <w:rFonts w:cs="Times New Roman" w:ascii="Times New Roman" w:hAnsi="Times New Roman"/>
+          <w:sz w:val="28"/>
+          <w:szCs w:val="28"/>
+        </w:rPr>
+        <w:t xml:space="preserve">avg_arrival_interval» </w:t>
+      </w:r>
+      <w:r>
+        <w:rPr>
+          <w:rFonts w:cs="Times New Roman" w:ascii="Times New Roman" w:hAnsi="Times New Roman"/>
+          <w:sz w:val="28"/>
+          <w:szCs w:val="28"/>
+        </w:rPr>
+        <w:t>= 2500 е.в. С учётом заявки 2-ого типа, которая обрабатывается в любом случае, система не будет пустой, и время моделирования будет определяться временем обработки. Это подтверждают результаты замеров, так как средняя длина очереди равна 36 элементов. Значит количество обработок заявки 2-ого типа будет примерно равно 1/3 от количества обработок заявок 1-ого типа (так как заявка 2-ого типа после обработки возвращается на 4-ую позицию). «total_requests_type2» = 333.</w:t>
       </w:r>
     </w:p>
     <w:p>
       <w:pPr>
         <w:pStyle w:val="Normal"/>
         <w:ind w:firstLine="708"/>
-        <w:rPr>
-          <w:rFonts w:ascii="Times New Roman" w:hAnsi="Times New Roman" w:cs="Times New Roman"/>
-          <w:sz w:val="28"/>
-          <w:szCs w:val="28"/>
-        </w:rPr>
-      </w:pPr>
-      <w:r>
-        <w:rPr>
-          <w:rFonts w:cs="Times New Roman" w:ascii="Times New Roman" w:hAnsi="Times New Roman"/>
-          <w:sz w:val="28"/>
-          <w:szCs w:val="28"/>
-        </w:rPr>
+        <w:jc w:val="both"/>
+        <w:rPr>
+          <w:rFonts w:ascii="Times New Roman" w:hAnsi="Times New Roman" w:cs="Times New Roman"/>
+          <w:sz w:val="28"/>
+          <w:szCs w:val="28"/>
+        </w:rPr>
+      </w:pPr>
+      <w:r>
+        <w:rPr>
+          <w:rFonts w:cs="Times New Roman" w:ascii="Times New Roman" w:hAnsi="Times New Roman"/>
+          <w:sz w:val="28"/>
+          <w:szCs w:val="28"/>
+        </w:rPr>
+        <w:t>Значит ожидаемое время моделирования: «total_requests_type1» *  «</w:t>
+      </w:r>
+      <w:r>
+        <w:rPr>
+          <w:rFonts w:cs="Times New Roman" w:ascii="Times New Roman" w:hAnsi="Times New Roman"/>
+          <w:sz w:val="28"/>
+          <w:szCs w:val="28"/>
+        </w:rPr>
+        <w:t xml:space="preserve">avg_service_time_type1» </w:t>
+      </w:r>
+      <w:r>
+        <w:rPr>
+          <w:rFonts w:cs="Times New Roman" w:ascii="Times New Roman" w:hAnsi="Times New Roman"/>
+          <w:sz w:val="28"/>
+          <w:szCs w:val="28"/>
+        </w:rPr>
+        <w:t>+ «total_requests_type2» *  «</w:t>
+      </w:r>
+      <w:r>
+        <w:rPr>
+          <w:rFonts w:cs="Times New Roman" w:ascii="Times New Roman" w:hAnsi="Times New Roman"/>
+          <w:sz w:val="28"/>
+          <w:szCs w:val="28"/>
+        </w:rPr>
+        <w:t xml:space="preserve">avg_service_time_type» </w:t>
+      </w:r>
+      <w:r>
+        <w:rPr>
+          <w:rFonts w:cs="Times New Roman" w:ascii="Times New Roman" w:hAnsi="Times New Roman"/>
+          <w:sz w:val="28"/>
+          <w:szCs w:val="28"/>
+        </w:rPr>
+        <w:t xml:space="preserve">= 1000 * 2 + 333 * 2 = 2666 е.в. </w:t>
+      </w:r>
+      <w:r>
+        <w:rPr>
+          <w:rFonts w:cs="Times New Roman" w:ascii="Times New Roman" w:hAnsi="Times New Roman"/>
+          <w:sz w:val="28"/>
+          <w:szCs w:val="28"/>
+        </w:rPr>
+        <w:t xml:space="preserve"> </w:t>
       </w:r>
     </w:p>
     <w:p>
       <w:pPr>
         <w:pStyle w:val="Normal"/>
         <w:ind w:firstLine="708"/>
+        <w:jc w:val="both"/>
+        <w:rPr>
+          <w:rFonts w:ascii="Times New Roman" w:hAnsi="Times New Roman" w:cs="Times New Roman"/>
+          <w:sz w:val="28"/>
+          <w:szCs w:val="28"/>
+        </w:rPr>
+      </w:pPr>
+      <w:r>
+        <w:rPr>
+          <w:rFonts w:cs="Times New Roman" w:ascii="Times New Roman" w:hAnsi="Times New Roman"/>
+          <w:sz w:val="28"/>
+          <w:szCs w:val="28"/>
+        </w:rPr>
+        <w:t>Проверка на практических данных:</w:t>
+      </w:r>
+    </w:p>
+    <w:p>
+      <w:pPr>
+        <w:pStyle w:val="Normal"/>
+        <w:ind w:hanging="0"/>
+        <w:jc w:val="center"/>
+        <w:rPr>
+          <w:rFonts w:ascii="Times New Roman" w:hAnsi="Times New Roman" w:cs="Times New Roman"/>
+          <w:sz w:val="28"/>
+          <w:szCs w:val="28"/>
+        </w:rPr>
+      </w:pPr>
+      <w:r>
+        <w:drawing>
+          <wp:anchor behindDoc="0" distT="0" distB="0" distL="0" distR="0" simplePos="0" locked="0" layoutInCell="0" allowOverlap="1" relativeHeight="3">
+            <wp:simplePos x="0" y="0"/>
+            <wp:positionH relativeFrom="column">
+              <wp:posOffset>-180340</wp:posOffset>
+            </wp:positionH>
+            <wp:positionV relativeFrom="paragraph">
+              <wp:posOffset>-69215</wp:posOffset>
+            </wp:positionV>
+            <wp:extent cx="3683000" cy="4536440"/>
+            <wp:effectExtent l="0" t="0" r="0" b="0"/>
+            <wp:wrapSquare wrapText="right"/>
+            <wp:docPr id="2" name="Изображение1" descr=""/>
+            <wp:cNvGraphicFramePr>
+              <a:graphicFrameLocks xmlns:a="http://schemas.openxmlformats.org/drawingml/2006/main" noChangeAspect="1"/>
+            </wp:cNvGraphicFramePr>
+            <a:graphic xmlns:a="http://schemas.openxmlformats.org/drawingml/2006/main">
+              <a:graphicData uri="http://schemas.openxmlformats.org/drawingml/2006/picture">
+                <pic:pic xmlns:pic="http://schemas.openxmlformats.org/drawingml/2006/picture">
+                  <pic:nvPicPr>
+                    <pic:cNvPr id="2" name="Изображение1" descr=""/>
+                    <pic:cNvPicPr>
+                      <a:picLocks noChangeAspect="1" noChangeArrowheads="1"/>
+                    </pic:cNvPicPr>
+                  </pic:nvPicPr>
+                  <pic:blipFill>
+                    <a:blip r:embed="rId3"/>
+                    <a:stretch>
+                      <a:fillRect/>
+                    </a:stretch>
+                  </pic:blipFill>
+                  <pic:spPr bwMode="auto">
+                    <a:xfrm>
+                      <a:off x="0" y="0"/>
+                      <a:ext cx="3683000" cy="4536440"/>
+                    </a:xfrm>
+                    <a:prstGeom prst="rect">
+                      <a:avLst/>
+                    </a:prstGeom>
+                  </pic:spPr>
+                </pic:pic>
+              </a:graphicData>
+            </a:graphic>
+          </wp:anchor>
+        </w:drawing>
+      </w:r>
+      <w:r>
+        <w:rPr>
+          <w:rFonts w:cs="Times New Roman" w:ascii="Times New Roman" w:hAnsi="Times New Roman"/>
+          <w:sz w:val="28"/>
+          <w:szCs w:val="28"/>
+        </w:rPr>
+        <w:tab/>
+        <w:t xml:space="preserve">Погрешность </w:t>
+      </w:r>
+      <w:r>
+        <w:rPr>
+          <w:rFonts w:cs="Times New Roman" w:ascii="Times New Roman" w:hAnsi="Times New Roman"/>
+          <w:sz w:val="28"/>
+          <w:szCs w:val="28"/>
+        </w:rPr>
+        <w:t>= 100% * (практическое время моделирования — теоретическое время моделирования) /   теоретическое время моделирования = 100 * (2684 — 2666) / 2666 = 0.68 %</w:t>
+      </w:r>
+    </w:p>
+    <w:p>
+      <w:pPr>
+        <w:pStyle w:val="Normal"/>
+        <w:ind w:hanging="0"/>
+        <w:jc w:val="both"/>
+        <w:rPr>
+          <w:rFonts w:ascii="Times New Roman" w:hAnsi="Times New Roman" w:cs="Times New Roman"/>
+          <w:sz w:val="28"/>
+          <w:szCs w:val="28"/>
+        </w:rPr>
+      </w:pPr>
+      <w:r>
+        <w:rPr>
+          <w:rFonts w:cs="Times New Roman" w:ascii="Times New Roman" w:hAnsi="Times New Roman"/>
+          <w:sz w:val="28"/>
+          <w:szCs w:val="28"/>
+        </w:rPr>
+      </w:r>
+    </w:p>
+    <w:p>
+      <w:pPr>
+        <w:pStyle w:val="Normal"/>
+        <w:ind w:hanging="0"/>
         <w:rPr>
           <w:rFonts w:ascii="Times New Roman" w:hAnsi="Times New Roman" w:cs="Times New Roman"/>
           <w:sz w:val="28"/>
@@ -11058,6 +11341,133 @@
     <w:p>
       <w:pPr>
         <w:pStyle w:val="Normal"/>
+        <w:ind w:firstLine="708"/>
+        <w:rPr>
+          <w:rFonts w:ascii="Times New Roman" w:hAnsi="Times New Roman" w:cs="Times New Roman"/>
+          <w:sz w:val="28"/>
+          <w:szCs w:val="28"/>
+        </w:rPr>
+      </w:pPr>
+      <w:r>
+        <w:rPr>
+          <w:rFonts w:cs="Times New Roman" w:ascii="Times New Roman" w:hAnsi="Times New Roman"/>
+          <w:sz w:val="28"/>
+          <w:szCs w:val="28"/>
+        </w:rPr>
+      </w:r>
+    </w:p>
+    <w:p>
+      <w:pPr>
+        <w:pStyle w:val="Normal"/>
+        <w:ind w:firstLine="708"/>
+        <w:rPr>
+          <w:rFonts w:ascii="Times New Roman" w:hAnsi="Times New Roman" w:cs="Times New Roman"/>
+          <w:sz w:val="28"/>
+          <w:szCs w:val="28"/>
+        </w:rPr>
+      </w:pPr>
+      <w:r>
+        <w:rPr>
+          <w:rFonts w:cs="Times New Roman" w:ascii="Times New Roman" w:hAnsi="Times New Roman"/>
+          <w:sz w:val="28"/>
+          <w:szCs w:val="28"/>
+        </w:rPr>
+      </w:r>
+    </w:p>
+    <w:p>
+      <w:pPr>
+        <w:pStyle w:val="Normal"/>
+        <w:ind w:firstLine="708"/>
+        <w:rPr>
+          <w:rFonts w:ascii="Times New Roman" w:hAnsi="Times New Roman" w:cs="Times New Roman"/>
+          <w:sz w:val="28"/>
+          <w:szCs w:val="28"/>
+        </w:rPr>
+      </w:pPr>
+      <w:r>
+        <w:rPr>
+          <w:rFonts w:cs="Times New Roman" w:ascii="Times New Roman" w:hAnsi="Times New Roman"/>
+          <w:sz w:val="28"/>
+          <w:szCs w:val="28"/>
+        </w:rPr>
+      </w:r>
+    </w:p>
+    <w:p>
+      <w:pPr>
+        <w:pStyle w:val="Normal"/>
+        <w:ind w:firstLine="708"/>
+        <w:rPr>
+          <w:rFonts w:ascii="Times New Roman" w:hAnsi="Times New Roman" w:cs="Times New Roman"/>
+          <w:sz w:val="28"/>
+          <w:szCs w:val="28"/>
+        </w:rPr>
+      </w:pPr>
+      <w:r>
+        <w:rPr>
+          <w:rFonts w:cs="Times New Roman" w:ascii="Times New Roman" w:hAnsi="Times New Roman"/>
+          <w:sz w:val="28"/>
+          <w:szCs w:val="28"/>
+        </w:rPr>
+      </w:r>
+    </w:p>
+    <w:p>
+      <w:pPr>
+        <w:pStyle w:val="Normal"/>
+        <w:ind w:firstLine="708"/>
+        <w:rPr>
+          <w:rFonts w:ascii="Times New Roman" w:hAnsi="Times New Roman" w:cs="Times New Roman"/>
+          <w:sz w:val="28"/>
+          <w:szCs w:val="28"/>
+        </w:rPr>
+      </w:pPr>
+      <w:r>
+        <w:rPr>
+          <w:rFonts w:cs="Times New Roman" w:ascii="Times New Roman" w:hAnsi="Times New Roman"/>
+          <w:sz w:val="28"/>
+          <w:szCs w:val="28"/>
+        </w:rPr>
+      </w:r>
+    </w:p>
+    <w:p>
+      <w:pPr>
+        <w:pStyle w:val="Normal"/>
+        <w:ind w:firstLine="708"/>
+        <w:rPr>
+          <w:rFonts w:ascii="Times New Roman" w:hAnsi="Times New Roman" w:cs="Times New Roman"/>
+          <w:sz w:val="28"/>
+          <w:szCs w:val="28"/>
+        </w:rPr>
+      </w:pPr>
+      <w:r>
+        <w:rPr>
+          <w:rFonts w:cs="Times New Roman" w:ascii="Times New Roman" w:hAnsi="Times New Roman"/>
+          <w:sz w:val="28"/>
+          <w:szCs w:val="28"/>
+        </w:rPr>
+      </w:r>
+    </w:p>
+    <w:p>
+      <w:pPr>
+        <w:pStyle w:val="Normal"/>
+        <w:ind w:firstLine="708"/>
+        <w:rPr>
+          <w:rFonts w:ascii="Times New Roman" w:hAnsi="Times New Roman" w:cs="Times New Roman"/>
+          <w:sz w:val="28"/>
+          <w:szCs w:val="28"/>
+        </w:rPr>
+      </w:pPr>
+      <w:r>
+        <w:rPr>
+          <w:rFonts w:cs="Times New Roman" w:ascii="Times New Roman" w:hAnsi="Times New Roman"/>
+          <w:sz w:val="28"/>
+          <w:szCs w:val="28"/>
+        </w:rPr>
+      </w:r>
+    </w:p>
+    <w:p>
+      <w:pPr>
+        <w:pStyle w:val="Normal"/>
+        <w:ind w:firstLine="708"/>
         <w:rPr>
           <w:rFonts w:ascii="Times New Roman" w:hAnsi="Times New Roman" w:cs="Times New Roman"/>
           <w:sz w:val="28"/>
@@ -11132,6 +11542,25 @@
           <w:szCs w:val="28"/>
         </w:rPr>
         <w:t>– 1000 раз.</w:t>
+      </w:r>
+    </w:p>
+    <w:p>
+      <w:pPr>
+        <w:pStyle w:val="Normal"/>
+        <w:ind w:left="360"/>
+        <w:rPr>
+          <w:rFonts w:ascii="Times New Roman" w:hAnsi="Times New Roman" w:cs="Times New Roman"/>
+          <w:sz w:val="28"/>
+          <w:szCs w:val="28"/>
+        </w:rPr>
+      </w:pPr>
+      <w:r>
+        <w:rPr>
+          <w:rFonts w:cs="Times New Roman" w:ascii="Times New Roman" w:hAnsi="Times New Roman"/>
+          <w:sz w:val="28"/>
+          <w:szCs w:val="28"/>
+        </w:rPr>
+        <w:t xml:space="preserve">Таблица 1. Сравнение полного моделирования </w:t>
       </w:r>
     </w:p>
     <w:tbl>
@@ -11152,8 +11581,8 @@
       <w:tblGrid>
         <w:gridCol w:w="4536"/>
         <w:gridCol w:w="1844"/>
-        <w:gridCol w:w="1417"/>
-        <w:gridCol w:w="2125"/>
+        <w:gridCol w:w="1720"/>
+        <w:gridCol w:w="1822"/>
       </w:tblGrid>
       <w:tr>
         <w:trPr/>
@@ -11219,7 +11648,7 @@
         </w:tc>
         <w:tc>
           <w:tcPr>
-            <w:tcW w:w="1417" w:type="dxa"/>
+            <w:tcW w:w="1720" w:type="dxa"/>
             <w:tcBorders/>
           </w:tcPr>
           <w:p>
@@ -11249,7 +11678,7 @@
         </w:tc>
         <w:tc>
           <w:tcPr>
-            <w:tcW w:w="2125" w:type="dxa"/>
+            <w:tcW w:w="1822" w:type="dxa"/>
             <w:tcBorders/>
           </w:tcPr>
           <w:p>
@@ -11266,6 +11695,10 @@
               </w:rPr>
             </w:pPr>
             <w:r>
+              <w:rPr/>
+              <w:t>Список</w:t>
+            </w:r>
+            <w:r>
               <w:rPr>
                 <w:rFonts w:eastAsia="Calibri" w:cs="Times New Roman" w:ascii="Times New Roman" w:hAnsi="Times New Roman"/>
                 <w:kern w:val="0"/>
@@ -11273,7 +11706,7 @@
                 <w:szCs w:val="24"/>
                 <w:lang w:val="ru-RU" w:eastAsia="en-US" w:bidi="ar-SA"/>
               </w:rPr>
-              <w:t>Массив-список</w:t>
+              <w:t>-очередь</w:t>
             </w:r>
           </w:p>
         </w:tc>
@@ -11485,7 +11918,7 @@
         </w:tc>
         <w:tc>
           <w:tcPr>
-            <w:tcW w:w="1417" w:type="dxa"/>
+            <w:tcW w:w="1720" w:type="dxa"/>
             <w:tcBorders/>
           </w:tcPr>
           <w:p>
@@ -11515,7 +11948,7 @@
         </w:tc>
         <w:tc>
           <w:tcPr>
-            <w:tcW w:w="2125" w:type="dxa"/>
+            <w:tcW w:w="1822" w:type="dxa"/>
             <w:tcBorders/>
           </w:tcPr>
           <w:p>
@@ -11608,7 +12041,7 @@
         </w:tc>
         <w:tc>
           <w:tcPr>
-            <w:tcW w:w="1417" w:type="dxa"/>
+            <w:tcW w:w="1720" w:type="dxa"/>
             <w:tcBorders/>
           </w:tcPr>
           <w:p>
@@ -11638,7 +12071,7 @@
         </w:tc>
         <w:tc>
           <w:tcPr>
-            <w:tcW w:w="2125" w:type="dxa"/>
+            <w:tcW w:w="1822" w:type="dxa"/>
             <w:tcBorders/>
           </w:tcPr>
           <w:p>
@@ -11874,7 +12307,7 @@
         </w:tc>
         <w:tc>
           <w:tcPr>
-            <w:tcW w:w="1417" w:type="dxa"/>
+            <w:tcW w:w="1720" w:type="dxa"/>
             <w:tcBorders/>
           </w:tcPr>
           <w:p>
@@ -11904,7 +12337,7 @@
         </w:tc>
         <w:tc>
           <w:tcPr>
-            <w:tcW w:w="2125" w:type="dxa"/>
+            <w:tcW w:w="1822" w:type="dxa"/>
             <w:tcBorders/>
           </w:tcPr>
           <w:p>
@@ -11997,7 +12430,7 @@
         </w:tc>
         <w:tc>
           <w:tcPr>
-            <w:tcW w:w="1417" w:type="dxa"/>
+            <w:tcW w:w="1720" w:type="dxa"/>
             <w:tcBorders/>
           </w:tcPr>
           <w:p>
@@ -12027,7 +12460,7 @@
         </w:tc>
         <w:tc>
           <w:tcPr>
-            <w:tcW w:w="2125" w:type="dxa"/>
+            <w:tcW w:w="1822" w:type="dxa"/>
             <w:tcBorders/>
           </w:tcPr>
           <w:p>
@@ -12261,7 +12694,7 @@
         </w:tc>
         <w:tc>
           <w:tcPr>
-            <w:tcW w:w="1417" w:type="dxa"/>
+            <w:tcW w:w="1720" w:type="dxa"/>
             <w:tcBorders/>
           </w:tcPr>
           <w:p>
@@ -12291,7 +12724,7 @@
         </w:tc>
         <w:tc>
           <w:tcPr>
-            <w:tcW w:w="2125" w:type="dxa"/>
+            <w:tcW w:w="1822" w:type="dxa"/>
             <w:tcBorders/>
           </w:tcPr>
           <w:p>
@@ -12382,7 +12815,7 @@
         </w:tc>
         <w:tc>
           <w:tcPr>
-            <w:tcW w:w="1417" w:type="dxa"/>
+            <w:tcW w:w="1720" w:type="dxa"/>
             <w:tcBorders/>
           </w:tcPr>
           <w:p>
@@ -12412,7 +12845,7 @@
         </w:tc>
         <w:tc>
           <w:tcPr>
-            <w:tcW w:w="2125" w:type="dxa"/>
+            <w:tcW w:w="1822" w:type="dxa"/>
             <w:tcBorders/>
           </w:tcPr>
           <w:p>
@@ -12584,7 +13017,7 @@
         </w:tc>
         <w:tc>
           <w:tcPr>
-            <w:tcW w:w="1417" w:type="dxa"/>
+            <w:tcW w:w="1720" w:type="dxa"/>
             <w:tcBorders/>
           </w:tcPr>
           <w:p>
@@ -12614,7 +13047,7 @@
         </w:tc>
         <w:tc>
           <w:tcPr>
-            <w:tcW w:w="2125" w:type="dxa"/>
+            <w:tcW w:w="1822" w:type="dxa"/>
             <w:tcBorders/>
           </w:tcPr>
           <w:p>
@@ -12705,7 +13138,7 @@
         </w:tc>
         <w:tc>
           <w:tcPr>
-            <w:tcW w:w="1417" w:type="dxa"/>
+            <w:tcW w:w="1720" w:type="dxa"/>
             <w:tcBorders/>
           </w:tcPr>
           <w:p>
@@ -12735,7 +13168,7 @@
         </w:tc>
         <w:tc>
           <w:tcPr>
-            <w:tcW w:w="2125" w:type="dxa"/>
+            <w:tcW w:w="1822" w:type="dxa"/>
             <w:tcBorders/>
           </w:tcPr>
           <w:p>
@@ -12781,7 +13214,347 @@
           <w:sz w:val="28"/>
           <w:szCs w:val="28"/>
         </w:rPr>
-        <w:t>Наблюдение результатов по времени:</w:t>
+        <w:t>Таблица 2. Сравнение базовых операций отдельно</w:t>
+      </w:r>
+    </w:p>
+    <w:tbl>
+      <w:tblPr>
+        <w:tblStyle w:val="a4"/>
+        <w:tblW w:w="9923" w:type="dxa"/>
+        <w:jc w:val="left"/>
+        <w:tblInd w:w="-289" w:type="dxa"/>
+        <w:tblLayout w:type="fixed"/>
+        <w:tblCellMar>
+          <w:top w:w="0" w:type="dxa"/>
+          <w:left w:w="108" w:type="dxa"/>
+          <w:bottom w:w="0" w:type="dxa"/>
+          <w:right w:w="108" w:type="dxa"/>
+        </w:tblCellMar>
+        <w:tblLook w:val="04a0" w:noHBand="0" w:noVBand="1" w:firstColumn="1" w:lastRow="0" w:lastColumn="0" w:firstRow="1"/>
+      </w:tblPr>
+      <w:tblGrid>
+        <w:gridCol w:w="3341"/>
+        <w:gridCol w:w="3627"/>
+        <w:gridCol w:w="2955"/>
+      </w:tblGrid>
+      <w:tr>
+        <w:trPr/>
+        <w:tc>
+          <w:tcPr>
+            <w:tcW w:w="3341" w:type="dxa"/>
+            <w:tcBorders/>
+          </w:tcPr>
+          <w:p>
+            <w:pPr>
+              <w:pStyle w:val="Normal"/>
+              <w:widowControl/>
+              <w:suppressAutoHyphens w:val="true"/>
+              <w:spacing w:lineRule="auto" w:line="240" w:before="0" w:after="0"/>
+              <w:jc w:val="center"/>
+              <w:rPr>
+                <w:rFonts w:ascii="Times New Roman" w:hAnsi="Times New Roman" w:cs="Times New Roman"/>
+                <w:sz w:val="24"/>
+                <w:szCs w:val="24"/>
+              </w:rPr>
+            </w:pPr>
+            <w:r>
+              <w:rPr>
+                <w:rFonts w:eastAsia="Calibri" w:cs="Times New Roman" w:ascii="Times New Roman" w:hAnsi="Times New Roman"/>
+                <w:kern w:val="0"/>
+                <w:sz w:val="24"/>
+                <w:szCs w:val="24"/>
+                <w:lang w:val="ru-RU" w:eastAsia="en-US" w:bidi="ar-SA"/>
+              </w:rPr>
+              <w:t>Операция</w:t>
+            </w:r>
+          </w:p>
+        </w:tc>
+        <w:tc>
+          <w:tcPr>
+            <w:tcW w:w="3627" w:type="dxa"/>
+            <w:tcBorders/>
+          </w:tcPr>
+          <w:p>
+            <w:pPr>
+              <w:pStyle w:val="Normal"/>
+              <w:widowControl/>
+              <w:suppressAutoHyphens w:val="true"/>
+              <w:spacing w:lineRule="auto" w:line="240" w:before="0" w:after="0"/>
+              <w:jc w:val="center"/>
+              <w:rPr>
+                <w:rFonts w:ascii="Times New Roman" w:hAnsi="Times New Roman" w:cs="Times New Roman"/>
+                <w:sz w:val="24"/>
+                <w:szCs w:val="24"/>
+              </w:rPr>
+            </w:pPr>
+            <w:r>
+              <w:rPr>
+                <w:rFonts w:eastAsia="Calibri" w:cs="Times New Roman" w:ascii="Times New Roman" w:hAnsi="Times New Roman"/>
+                <w:kern w:val="0"/>
+                <w:sz w:val="24"/>
+                <w:szCs w:val="24"/>
+                <w:lang w:val="ru-RU" w:eastAsia="en-US" w:bidi="ar-SA"/>
+              </w:rPr>
+              <w:t>Массив-очередь</w:t>
+            </w:r>
+          </w:p>
+        </w:tc>
+        <w:tc>
+          <w:tcPr>
+            <w:tcW w:w="2955" w:type="dxa"/>
+            <w:tcBorders/>
+          </w:tcPr>
+          <w:p>
+            <w:pPr>
+              <w:pStyle w:val="Normal"/>
+              <w:widowControl/>
+              <w:suppressAutoHyphens w:val="true"/>
+              <w:spacing w:lineRule="auto" w:line="240" w:before="0" w:after="0"/>
+              <w:jc w:val="center"/>
+              <w:rPr>
+                <w:rFonts w:ascii="Times New Roman" w:hAnsi="Times New Roman" w:cs="Times New Roman"/>
+                <w:sz w:val="24"/>
+                <w:szCs w:val="24"/>
+              </w:rPr>
+            </w:pPr>
+            <w:r>
+              <w:rPr>
+                <w:rFonts w:eastAsia="Calibri" w:cs="Times New Roman" w:ascii="Times New Roman" w:hAnsi="Times New Roman"/>
+                <w:kern w:val="0"/>
+                <w:sz w:val="24"/>
+                <w:szCs w:val="24"/>
+                <w:lang w:val="ru-RU" w:eastAsia="en-US" w:bidi="ar-SA"/>
+              </w:rPr>
+              <w:t>Список-очередь</w:t>
+            </w:r>
+          </w:p>
+        </w:tc>
+      </w:tr>
+      <w:tr>
+        <w:trPr>
+          <w:trHeight w:val="374" w:hRule="atLeast"/>
+        </w:trPr>
+        <w:tc>
+          <w:tcPr>
+            <w:tcW w:w="3341" w:type="dxa"/>
+            <w:tcBorders/>
+          </w:tcPr>
+          <w:p>
+            <w:pPr>
+              <w:pStyle w:val="Normal"/>
+              <w:widowControl/>
+              <w:suppressAutoHyphens w:val="true"/>
+              <w:spacing w:lineRule="auto" w:line="240" w:before="0" w:after="0"/>
+              <w:jc w:val="left"/>
+              <w:rPr>
+                <w:rFonts w:ascii="Times New Roman" w:hAnsi="Times New Roman" w:cs="Times New Roman"/>
+                <w:sz w:val="24"/>
+                <w:szCs w:val="24"/>
+                <w:lang w:val="en-US"/>
+              </w:rPr>
+            </w:pPr>
+            <w:r>
+              <w:rPr>
+                <w:rFonts w:eastAsia="Calibri" w:cs="Times New Roman" w:ascii="Times New Roman" w:hAnsi="Times New Roman"/>
+                <w:kern w:val="0"/>
+                <w:sz w:val="24"/>
+                <w:szCs w:val="24"/>
+                <w:lang w:val="en-US" w:eastAsia="en-US" w:bidi="ar-SA"/>
+              </w:rPr>
+              <w:t>Добавление</w:t>
+            </w:r>
+          </w:p>
+        </w:tc>
+        <w:tc>
+          <w:tcPr>
+            <w:tcW w:w="3627" w:type="dxa"/>
+            <w:tcBorders/>
+          </w:tcPr>
+          <w:p>
+            <w:pPr>
+              <w:pStyle w:val="Normal"/>
+              <w:widowControl/>
+              <w:suppressAutoHyphens w:val="true"/>
+              <w:spacing w:lineRule="auto" w:line="240" w:before="0" w:after="0"/>
+              <w:jc w:val="left"/>
+              <w:rPr>
+                <w:rFonts w:ascii="Times New Roman" w:hAnsi="Times New Roman" w:cs="Times New Roman"/>
+                <w:sz w:val="24"/>
+                <w:szCs w:val="24"/>
+              </w:rPr>
+            </w:pPr>
+            <w:r>
+              <w:rPr>
+                <w:rFonts w:eastAsia="Calibri" w:cs="Times New Roman" w:ascii="Times New Roman" w:hAnsi="Times New Roman"/>
+                <w:kern w:val="0"/>
+                <w:sz w:val="24"/>
+                <w:szCs w:val="24"/>
+                <w:lang w:val="ru-RU" w:eastAsia="en-US" w:bidi="ar-SA"/>
+              </w:rPr>
+              <w:t>0.006 мкс</w:t>
+            </w:r>
+          </w:p>
+        </w:tc>
+        <w:tc>
+          <w:tcPr>
+            <w:tcW w:w="2955" w:type="dxa"/>
+            <w:tcBorders/>
+          </w:tcPr>
+          <w:p>
+            <w:pPr>
+              <w:pStyle w:val="Normal"/>
+              <w:widowControl/>
+              <w:suppressAutoHyphens w:val="true"/>
+              <w:spacing w:lineRule="auto" w:line="240" w:before="0" w:after="0"/>
+              <w:jc w:val="left"/>
+              <w:rPr>
+                <w:rFonts w:ascii="Times New Roman" w:hAnsi="Times New Roman" w:cs="Times New Roman"/>
+                <w:sz w:val="24"/>
+                <w:szCs w:val="24"/>
+              </w:rPr>
+            </w:pPr>
+            <w:r>
+              <w:rPr>
+                <w:rFonts w:eastAsia="Calibri" w:cs="Times New Roman" w:ascii="Times New Roman" w:hAnsi="Times New Roman"/>
+                <w:kern w:val="0"/>
+                <w:sz w:val="24"/>
+                <w:szCs w:val="24"/>
+                <w:lang w:val="ru-RU" w:eastAsia="en-US" w:bidi="ar-SA"/>
+              </w:rPr>
+              <w:t>0.016 мкс</w:t>
+            </w:r>
+          </w:p>
+        </w:tc>
+      </w:tr>
+      <w:tr>
+        <w:trPr>
+          <w:trHeight w:val="373" w:hRule="atLeast"/>
+        </w:trPr>
+        <w:tc>
+          <w:tcPr>
+            <w:tcW w:w="3341" w:type="dxa"/>
+            <w:tcBorders/>
+          </w:tcPr>
+          <w:p>
+            <w:pPr>
+              <w:pStyle w:val="Normal"/>
+              <w:widowControl/>
+              <w:suppressAutoHyphens w:val="true"/>
+              <w:spacing w:lineRule="auto" w:line="240" w:before="0" w:after="0"/>
+              <w:jc w:val="left"/>
+              <w:rPr>
+                <w:rFonts w:ascii="Times New Roman" w:hAnsi="Times New Roman" w:cs="Times New Roman"/>
+                <w:sz w:val="24"/>
+                <w:szCs w:val="24"/>
+              </w:rPr>
+            </w:pPr>
+            <w:r>
+              <w:rPr>
+                <w:rFonts w:cs="Times New Roman" w:ascii="Times New Roman" w:hAnsi="Times New Roman"/>
+                <w:sz w:val="24"/>
+                <w:szCs w:val="24"/>
+              </w:rPr>
+              <w:t>Удаление</w:t>
+            </w:r>
+          </w:p>
+        </w:tc>
+        <w:tc>
+          <w:tcPr>
+            <w:tcW w:w="3627" w:type="dxa"/>
+            <w:tcBorders/>
+          </w:tcPr>
+          <w:p>
+            <w:pPr>
+              <w:pStyle w:val="Normal"/>
+              <w:widowControl/>
+              <w:suppressAutoHyphens w:val="true"/>
+              <w:spacing w:lineRule="auto" w:line="240" w:before="0" w:after="0"/>
+              <w:jc w:val="left"/>
+              <w:rPr>
+                <w:rFonts w:ascii="Times New Roman" w:hAnsi="Times New Roman" w:cs="Times New Roman"/>
+                <w:sz w:val="24"/>
+                <w:szCs w:val="24"/>
+              </w:rPr>
+            </w:pPr>
+            <w:r>
+              <w:rPr>
+                <w:rFonts w:eastAsia="Calibri" w:cs="Times New Roman" w:ascii="Times New Roman" w:hAnsi="Times New Roman"/>
+                <w:kern w:val="0"/>
+                <w:sz w:val="24"/>
+                <w:szCs w:val="24"/>
+                <w:lang w:val="ru-RU" w:eastAsia="en-US" w:bidi="ar-SA"/>
+              </w:rPr>
+              <w:t>0.006 мкс</w:t>
+            </w:r>
+          </w:p>
+        </w:tc>
+        <w:tc>
+          <w:tcPr>
+            <w:tcW w:w="2955" w:type="dxa"/>
+            <w:tcBorders/>
+          </w:tcPr>
+          <w:p>
+            <w:pPr>
+              <w:pStyle w:val="Normal"/>
+              <w:widowControl/>
+              <w:suppressAutoHyphens w:val="true"/>
+              <w:spacing w:lineRule="auto" w:line="240" w:before="0" w:after="0"/>
+              <w:jc w:val="left"/>
+              <w:rPr>
+                <w:rFonts w:ascii="Times New Roman" w:hAnsi="Times New Roman" w:cs="Times New Roman"/>
+                <w:sz w:val="24"/>
+                <w:szCs w:val="24"/>
+              </w:rPr>
+            </w:pPr>
+            <w:r>
+              <w:rPr>
+                <w:rFonts w:eastAsia="Calibri" w:cs="Times New Roman" w:ascii="Times New Roman" w:hAnsi="Times New Roman"/>
+                <w:kern w:val="0"/>
+                <w:sz w:val="24"/>
+                <w:szCs w:val="24"/>
+                <w:lang w:val="ru-RU" w:eastAsia="en-US" w:bidi="ar-SA"/>
+              </w:rPr>
+              <w:t>0.013 мкс</w:t>
+            </w:r>
+          </w:p>
+        </w:tc>
+      </w:tr>
+    </w:tbl>
+    <w:p>
+      <w:pPr>
+        <w:pStyle w:val="Normal"/>
+        <w:jc w:val="both"/>
+        <w:rPr>
+          <w:rFonts w:ascii="Times New Roman" w:hAnsi="Times New Roman" w:cs="Times New Roman"/>
+          <w:sz w:val="28"/>
+          <w:szCs w:val="28"/>
+        </w:rPr>
+      </w:pPr>
+      <w:r>
+        <w:rPr>
+          <w:rFonts w:cs="Times New Roman" w:ascii="Times New Roman" w:hAnsi="Times New Roman"/>
+          <w:sz w:val="28"/>
+          <w:szCs w:val="28"/>
+        </w:rPr>
+      </w:r>
+    </w:p>
+    <w:p>
+      <w:pPr>
+        <w:pStyle w:val="Normal"/>
+        <w:jc w:val="both"/>
+        <w:rPr>
+          <w:rFonts w:ascii="Times New Roman" w:hAnsi="Times New Roman" w:cs="Times New Roman"/>
+          <w:sz w:val="28"/>
+          <w:szCs w:val="28"/>
+        </w:rPr>
+      </w:pPr>
+      <w:r>
+        <w:rPr>
+          <w:rFonts w:cs="Times New Roman" w:ascii="Times New Roman" w:hAnsi="Times New Roman"/>
+          <w:sz w:val="28"/>
+          <w:szCs w:val="28"/>
+        </w:rPr>
+        <w:t>Наблюдение результатов:</w:t>
       </w:r>
     </w:p>
     <w:p>
@@ -12804,7 +13577,76 @@
           <w:sz w:val="28"/>
           <w:szCs w:val="28"/>
         </w:rPr>
-        <w:t>Реализация на списке демонстрирует преимущество по времени в большинстве случаев.</w:t>
+        <w:t>При полном моделировании список часто оказывается быстрее, особенно когда заявка 2-го типа возвращается в 4-ю позицию, так как массиву приходится сдвигать элементы, а список — только переставлять указатели.</w:t>
+      </w:r>
+    </w:p>
+    <w:p>
+      <w:pPr>
+        <w:pStyle w:val="ListParagraph"/>
+        <w:numPr>
+          <w:ilvl w:val="0"/>
+          <w:numId w:val="17"/>
+        </w:numPr>
+        <w:jc w:val="both"/>
+        <w:rPr>
+          <w:rFonts w:ascii="Times New Roman" w:hAnsi="Times New Roman" w:cs="Times New Roman"/>
+          <w:sz w:val="28"/>
+          <w:szCs w:val="28"/>
+        </w:rPr>
+      </w:pPr>
+      <w:r>
+        <w:rPr>
+          <w:rFonts w:cs="Times New Roman" w:ascii="Times New Roman" w:hAnsi="Times New Roman"/>
+          <w:sz w:val="28"/>
+          <w:szCs w:val="28"/>
+        </w:rPr>
+        <w:t>При чистых FIFO-операциях (только в конец/из начала) массив работает в 2.2–2.7 раза быстрее: добавление — 0.006 мкс против 0.016 мкс, удаление — 0.006 мкс против 0.013 мкс.</w:t>
+      </w:r>
+    </w:p>
+    <w:p>
+      <w:pPr>
+        <w:pStyle w:val="ListParagraph"/>
+        <w:numPr>
+          <w:ilvl w:val="0"/>
+          <w:numId w:val="17"/>
+        </w:numPr>
+        <w:jc w:val="both"/>
+        <w:rPr>
+          <w:rFonts w:ascii="Times New Roman" w:hAnsi="Times New Roman" w:cs="Times New Roman"/>
+          <w:sz w:val="28"/>
+          <w:szCs w:val="28"/>
+        </w:rPr>
+      </w:pPr>
+      <w:r>
+        <w:rPr>
+          <w:rFonts w:cs="Times New Roman" w:ascii="Times New Roman" w:hAnsi="Times New Roman"/>
+          <w:sz w:val="28"/>
+          <w:szCs w:val="28"/>
+        </w:rPr>
+        <w:t>Память: список остаётся значительно экономичнее при малой и средней загрузке очереди.</w:t>
+      </w:r>
+    </w:p>
+    <w:p>
+      <w:pPr>
+        <w:pStyle w:val="ListParagraph"/>
+        <w:numPr>
+          <w:ilvl w:val="0"/>
+          <w:numId w:val="17"/>
+        </w:numPr>
+        <w:jc w:val="both"/>
+        <w:rPr>
+          <w:rFonts w:ascii="Times New Roman" w:hAnsi="Times New Roman" w:cs="Times New Roman"/>
+          <w:sz w:val="28"/>
+          <w:szCs w:val="28"/>
+        </w:rPr>
+      </w:pPr>
+      <w:r>
+        <w:rPr>
+          <w:rFonts w:cs="Times New Roman" w:ascii="Times New Roman" w:hAnsi="Times New Roman"/>
+          <w:sz w:val="28"/>
+          <w:szCs w:val="28"/>
+        </w:rPr>
+        <w:t>Вывод: преимущество той или иной реализации зависит от типа операций:</w:t>
       </w:r>
     </w:p>
     <w:p>
@@ -12827,7 +13669,7 @@
           <w:sz w:val="28"/>
           <w:szCs w:val="28"/>
         </w:rPr>
-        <w:t>В трёх из четырёх тестовых сценариев список работает быстрее.</w:t>
+        <w:t>Если нужны вставки в середину → список эффективнее.</w:t>
       </w:r>
     </w:p>
     <w:p>
@@ -12850,117 +13692,7 @@
           <w:sz w:val="28"/>
           <w:szCs w:val="28"/>
         </w:rPr>
-        <w:t>Это объясняется тем, что в списке операции enqueue и dequeue выполняются за O(1) без необходимости сдвига элементов, как это происходит в массиве при вставке/удалении не с конца.</w:t>
-      </w:r>
-    </w:p>
-    <w:p>
-      <w:pPr>
-        <w:pStyle w:val="ListParagraph"/>
-        <w:numPr>
-          <w:ilvl w:val="1"/>
-          <w:numId w:val="17"/>
-        </w:numPr>
-        <w:jc w:val="both"/>
-        <w:rPr>
-          <w:rFonts w:ascii="Times New Roman" w:hAnsi="Times New Roman" w:cs="Times New Roman"/>
-          <w:sz w:val="28"/>
-          <w:szCs w:val="28"/>
-        </w:rPr>
-      </w:pPr>
-      <w:r>
-        <w:rPr>
-          <w:rFonts w:cs="Times New Roman" w:ascii="Times New Roman" w:hAnsi="Times New Roman"/>
-          <w:sz w:val="28"/>
-          <w:szCs w:val="28"/>
-        </w:rPr>
-        <w:t>Особенно заметна разница при высокой нагрузке или когда заявки 2-го типа часто возвращаются в очередь на 4-ю позицию — для массива это требует O(n) операций сдвига, а для списка — только обход до позиции и перестановка указателей.</w:t>
-      </w:r>
-    </w:p>
-    <w:p>
-      <w:pPr>
-        <w:pStyle w:val="ListParagraph"/>
-        <w:numPr>
-          <w:ilvl w:val="0"/>
-          <w:numId w:val="17"/>
-        </w:numPr>
-        <w:jc w:val="both"/>
-        <w:rPr>
-          <w:rFonts w:ascii="Times New Roman" w:hAnsi="Times New Roman" w:cs="Times New Roman"/>
-          <w:sz w:val="28"/>
-          <w:szCs w:val="28"/>
-        </w:rPr>
-      </w:pPr>
-      <w:r>
-        <w:rPr>
-          <w:rFonts w:cs="Times New Roman" w:ascii="Times New Roman" w:hAnsi="Times New Roman"/>
-          <w:sz w:val="28"/>
-          <w:szCs w:val="28"/>
-        </w:rPr>
-        <w:t>При очень низкой интенсивности прихода (например, [100:100]) массив становится быстрее.</w:t>
-      </w:r>
-    </w:p>
-    <w:p>
-      <w:pPr>
-        <w:pStyle w:val="ListParagraph"/>
-        <w:numPr>
-          <w:ilvl w:val="1"/>
-          <w:numId w:val="17"/>
-        </w:numPr>
-        <w:jc w:val="both"/>
-        <w:rPr>
-          <w:rFonts w:ascii="Times New Roman" w:hAnsi="Times New Roman" w:cs="Times New Roman"/>
-          <w:sz w:val="28"/>
-          <w:szCs w:val="28"/>
-        </w:rPr>
-      </w:pPr>
-      <w:r>
-        <w:rPr>
-          <w:rFonts w:cs="Times New Roman" w:ascii="Times New Roman" w:hAnsi="Times New Roman"/>
-          <w:sz w:val="28"/>
-          <w:szCs w:val="28"/>
-        </w:rPr>
-        <w:t>Это связано с тем, что при редких событиях накладные расходы на выделение памяти (malloc) и управление указателями в списке начинают преобладать над простыми операциями с индексами в массиве.</w:t>
-      </w:r>
-    </w:p>
-    <w:p>
-      <w:pPr>
-        <w:pStyle w:val="ListParagraph"/>
-        <w:numPr>
-          <w:ilvl w:val="0"/>
-          <w:numId w:val="17"/>
-        </w:numPr>
-        <w:jc w:val="both"/>
-        <w:rPr>
-          <w:rFonts w:ascii="Times New Roman" w:hAnsi="Times New Roman" w:cs="Times New Roman"/>
-          <w:sz w:val="28"/>
-          <w:szCs w:val="28"/>
-        </w:rPr>
-      </w:pPr>
-      <w:r>
-        <w:rPr>
-          <w:rFonts w:cs="Times New Roman" w:ascii="Times New Roman" w:hAnsi="Times New Roman"/>
-          <w:sz w:val="28"/>
-          <w:szCs w:val="28"/>
-        </w:rPr>
-        <w:t>Вывод по памяти: Реализация на списке значительно выгоднее в плане использования памяти, особенно при низкой и средней нагрузке.</w:t>
-      </w:r>
-    </w:p>
-    <w:p>
-      <w:pPr>
-        <w:pStyle w:val="Normal"/>
-        <w:jc w:val="center"/>
-        <w:rPr>
-          <w:rFonts w:ascii="Times New Roman" w:hAnsi="Times New Roman" w:cs="Times New Roman"/>
-          <w:sz w:val="28"/>
-          <w:szCs w:val="28"/>
-        </w:rPr>
-      </w:pPr>
-      <w:r>
-        <w:rPr>
-          <w:rFonts w:cs="Times New Roman" w:ascii="Times New Roman" w:hAnsi="Times New Roman"/>
-          <w:sz w:val="28"/>
-          <w:szCs w:val="28"/>
-        </w:rPr>
+        <w:t>Если используется чистый FIFO → массив эффективнее как по скорости, так и по предсказуемости.</w:t>
       </w:r>
     </w:p>
     <w:p>
@@ -13058,6 +13790,423 @@
           <w:sz w:val="36"/>
           <w:szCs w:val="36"/>
         </w:rPr>
+        <w:t>7. Выводы</w:t>
+      </w:r>
+    </w:p>
+    <w:p>
+      <w:pPr>
+        <w:pStyle w:val="Normal"/>
+        <w:ind w:firstLine="360"/>
+        <w:jc w:val="both"/>
+        <w:rPr>
+          <w:rFonts w:ascii="Times New Roman" w:hAnsi="Times New Roman"/>
+          <w:sz w:val="28"/>
+          <w:szCs w:val="28"/>
+        </w:rPr>
+      </w:pPr>
+      <w:r>
+        <w:rPr>
+          <w:rFonts w:cs="Times New Roman" w:ascii="Times New Roman" w:hAnsi="Times New Roman"/>
+          <w:sz w:val="28"/>
+          <w:szCs w:val="28"/>
+        </w:rPr>
+        <w:t>Итак, можно сделать следующие выводы:</w:t>
+      </w:r>
+    </w:p>
+    <w:p>
+      <w:pPr>
+        <w:pStyle w:val="Normal"/>
+        <w:ind w:firstLine="360"/>
+        <w:jc w:val="both"/>
+        <w:rPr>
+          <w:rFonts w:ascii="Times New Roman" w:hAnsi="Times New Roman"/>
+          <w:sz w:val="28"/>
+          <w:szCs w:val="28"/>
+        </w:rPr>
+      </w:pPr>
+      <w:r>
+        <w:rPr>
+          <w:rFonts w:ascii="Times New Roman" w:hAnsi="Times New Roman"/>
+          <w:sz w:val="28"/>
+          <w:szCs w:val="28"/>
+        </w:rPr>
+        <w:t>Р</w:t>
+      </w:r>
+      <w:r>
+        <w:rPr>
+          <w:rFonts w:cs="Times New Roman" w:ascii="Times New Roman" w:hAnsi="Times New Roman"/>
+          <w:sz w:val="28"/>
+          <w:szCs w:val="28"/>
+        </w:rPr>
+        <w:t>еализация очереди на массиве значительно быстрее при выполнении базовых операций FIFO:</w:t>
+      </w:r>
+    </w:p>
+    <w:p>
+      <w:pPr>
+        <w:pStyle w:val="Normal"/>
+        <w:numPr>
+          <w:ilvl w:val="0"/>
+          <w:numId w:val="26"/>
+        </w:numPr>
+        <w:ind w:firstLine="360"/>
+        <w:jc w:val="both"/>
+        <w:rPr>
+          <w:rFonts w:ascii="Times New Roman" w:hAnsi="Times New Roman"/>
+          <w:sz w:val="28"/>
+          <w:szCs w:val="28"/>
+        </w:rPr>
+      </w:pPr>
+      <w:r>
+        <w:rPr>
+          <w:rFonts w:cs="Times New Roman" w:ascii="Times New Roman" w:hAnsi="Times New Roman"/>
+          <w:sz w:val="28"/>
+          <w:szCs w:val="28"/>
+        </w:rPr>
+        <w:t>Добавление — в 2.7 раза быстрее,</w:t>
+      </w:r>
+    </w:p>
+    <w:p>
+      <w:pPr>
+        <w:pStyle w:val="Normal"/>
+        <w:numPr>
+          <w:ilvl w:val="0"/>
+          <w:numId w:val="26"/>
+        </w:numPr>
+        <w:ind w:firstLine="360"/>
+        <w:jc w:val="both"/>
+        <w:rPr>
+          <w:rFonts w:ascii="Times New Roman" w:hAnsi="Times New Roman"/>
+          <w:sz w:val="28"/>
+          <w:szCs w:val="28"/>
+        </w:rPr>
+      </w:pPr>
+      <w:r>
+        <w:rPr>
+          <w:rFonts w:cs="Times New Roman" w:ascii="Times New Roman" w:hAnsi="Times New Roman"/>
+          <w:sz w:val="28"/>
+          <w:szCs w:val="28"/>
+        </w:rPr>
+        <w:t>Удаление — в 2.2 раза быстрее.</w:t>
+      </w:r>
+    </w:p>
+    <w:p>
+      <w:pPr>
+        <w:pStyle w:val="Normal"/>
+        <w:ind w:firstLine="360"/>
+        <w:jc w:val="both"/>
+        <w:rPr>
+          <w:rFonts w:ascii="Times New Roman" w:hAnsi="Times New Roman"/>
+          <w:sz w:val="28"/>
+          <w:szCs w:val="28"/>
+        </w:rPr>
+      </w:pPr>
+      <w:r>
+        <w:rPr>
+          <w:rFonts w:cs="Times New Roman" w:ascii="Times New Roman" w:hAnsi="Times New Roman"/>
+          <w:sz w:val="28"/>
+          <w:szCs w:val="28"/>
+        </w:rPr>
+        <w:t>Это обусловлено отсутствием накладных расходов на динамическое выделение и освобождение памяти, а также лучшей локальностью данных и использованием кольцевого массива.</w:t>
+      </w:r>
+    </w:p>
+    <w:p>
+      <w:pPr>
+        <w:pStyle w:val="Normal"/>
+        <w:ind w:firstLine="360"/>
+        <w:jc w:val="both"/>
+        <w:rPr>
+          <w:rFonts w:ascii="Times New Roman" w:hAnsi="Times New Roman"/>
+          <w:sz w:val="28"/>
+          <w:szCs w:val="28"/>
+        </w:rPr>
+      </w:pPr>
+      <w:r>
+        <w:rPr>
+          <w:rFonts w:cs="Times New Roman" w:ascii="Times New Roman" w:hAnsi="Times New Roman"/>
+          <w:sz w:val="28"/>
+          <w:szCs w:val="28"/>
+        </w:rPr>
+        <w:t>Однако в условиях реального моделирования, где заявки 2-го типа требуют вставки в середину очереди, преимущество получает список, поскольку массиву приходится выполнять O(n) сдвигов, что замедляет работу.</w:t>
+      </w:r>
+    </w:p>
+    <w:p>
+      <w:pPr>
+        <w:pStyle w:val="Normal"/>
+        <w:ind w:firstLine="360"/>
+        <w:jc w:val="both"/>
+        <w:rPr>
+          <w:rFonts w:ascii="Times New Roman" w:hAnsi="Times New Roman"/>
+          <w:sz w:val="28"/>
+          <w:szCs w:val="28"/>
+        </w:rPr>
+      </w:pPr>
+      <w:r>
+        <w:rPr>
+          <w:rFonts w:cs="Times New Roman" w:ascii="Times New Roman" w:hAnsi="Times New Roman"/>
+          <w:sz w:val="28"/>
+          <w:szCs w:val="28"/>
+        </w:rPr>
+        <w:t>Таким образом, выбор структуры зависит от характера операций:</w:t>
+      </w:r>
+    </w:p>
+    <w:p>
+      <w:pPr>
+        <w:pStyle w:val="Normal"/>
+        <w:numPr>
+          <w:ilvl w:val="0"/>
+          <w:numId w:val="27"/>
+        </w:numPr>
+        <w:jc w:val="both"/>
+        <w:rPr>
+          <w:rFonts w:ascii="Times New Roman" w:hAnsi="Times New Roman"/>
+          <w:sz w:val="28"/>
+          <w:szCs w:val="28"/>
+        </w:rPr>
+      </w:pPr>
+      <w:r>
+        <w:rPr>
+          <w:rFonts w:cs="Times New Roman" w:ascii="Times New Roman" w:hAnsi="Times New Roman"/>
+          <w:sz w:val="28"/>
+          <w:szCs w:val="28"/>
+        </w:rPr>
+        <w:t>Чистый FIFO → массив (быстрее и проще),</w:t>
+      </w:r>
+    </w:p>
+    <w:p>
+      <w:pPr>
+        <w:pStyle w:val="Normal"/>
+        <w:numPr>
+          <w:ilvl w:val="0"/>
+          <w:numId w:val="27"/>
+        </w:numPr>
+        <w:jc w:val="both"/>
+        <w:rPr>
+          <w:rFonts w:ascii="Times New Roman" w:hAnsi="Times New Roman"/>
+          <w:sz w:val="28"/>
+          <w:szCs w:val="28"/>
+        </w:rPr>
+      </w:pPr>
+      <w:r>
+        <w:rPr>
+          <w:rFonts w:cs="Times New Roman" w:ascii="Times New Roman" w:hAnsi="Times New Roman"/>
+          <w:sz w:val="28"/>
+          <w:szCs w:val="28"/>
+        </w:rPr>
+        <w:t>Модификации в середине → список (гибче и эффективнее).</w:t>
+      </w:r>
+    </w:p>
+    <w:p>
+      <w:pPr>
+        <w:pStyle w:val="Normal"/>
+        <w:ind w:firstLine="360"/>
+        <w:jc w:val="both"/>
+        <w:rPr>
+          <w:rFonts w:ascii="Times New Roman" w:hAnsi="Times New Roman"/>
+          <w:sz w:val="28"/>
+          <w:szCs w:val="28"/>
+        </w:rPr>
+      </w:pPr>
+      <w:r>
+        <w:rPr>
+          <w:rFonts w:cs="Times New Roman" w:ascii="Times New Roman" w:hAnsi="Times New Roman"/>
+          <w:sz w:val="28"/>
+          <w:szCs w:val="28"/>
+        </w:rPr>
+        <w:t>При этом список всегда выгоднее по памяти, особенно при неполной загрузке очереди.</w:t>
+      </w:r>
+    </w:p>
+    <w:p>
+      <w:pPr>
+        <w:pStyle w:val="Normal"/>
+        <w:ind w:firstLine="708"/>
+        <w:jc w:val="both"/>
+        <w:rPr>
+          <w:rFonts w:ascii="Times New Roman" w:hAnsi="Times New Roman" w:cs="Times New Roman"/>
+          <w:sz w:val="28"/>
+          <w:szCs w:val="28"/>
+        </w:rPr>
+      </w:pPr>
+      <w:r>
+        <w:rPr>
+          <w:rFonts w:cs="Times New Roman" w:ascii="Times New Roman" w:hAnsi="Times New Roman"/>
+          <w:sz w:val="28"/>
+          <w:szCs w:val="28"/>
+        </w:rPr>
+        <w:t>Фрагментация памяти: при частых удалениях и добавлениях элементов в очередь-список память как переиспользуется, так и оставляет в себе неиспользуемые куски, что свидетельствует о фрагментации памяти.</w:t>
+      </w:r>
+    </w:p>
+    <w:p>
+      <w:pPr>
+        <w:pStyle w:val="Normal"/>
+        <w:ind w:firstLine="696" w:left="720"/>
+        <w:jc w:val="both"/>
+        <w:rPr>
+          <w:rFonts w:ascii="Times New Roman" w:hAnsi="Times New Roman" w:cs="Times New Roman"/>
+          <w:sz w:val="28"/>
+          <w:szCs w:val="28"/>
+        </w:rPr>
+      </w:pPr>
+      <w:r>
+        <w:rPr>
+          <w:rFonts w:cs="Times New Roman" w:ascii="Times New Roman" w:hAnsi="Times New Roman"/>
+          <w:sz w:val="28"/>
+          <w:szCs w:val="28"/>
+        </w:rPr>
+      </w:r>
+    </w:p>
+    <w:p>
+      <w:pPr>
+        <w:pStyle w:val="Normal"/>
+        <w:ind w:firstLine="696" w:left="720"/>
+        <w:jc w:val="both"/>
+        <w:rPr>
+          <w:rFonts w:ascii="Times New Roman" w:hAnsi="Times New Roman" w:cs="Times New Roman"/>
+          <w:sz w:val="28"/>
+          <w:szCs w:val="28"/>
+        </w:rPr>
+      </w:pPr>
+      <w:r>
+        <w:rPr>
+          <w:rFonts w:cs="Times New Roman" w:ascii="Times New Roman" w:hAnsi="Times New Roman"/>
+          <w:sz w:val="28"/>
+          <w:szCs w:val="28"/>
+        </w:rPr>
+        <w:drawing>
+          <wp:anchor behindDoc="0" distT="0" distB="0" distL="0" distR="0" simplePos="0" locked="0" layoutInCell="0" allowOverlap="1" relativeHeight="4">
+            <wp:simplePos x="0" y="0"/>
+            <wp:positionH relativeFrom="column">
+              <wp:align>center</wp:align>
+            </wp:positionH>
+            <wp:positionV relativeFrom="paragraph">
+              <wp:posOffset>635</wp:posOffset>
+            </wp:positionV>
+            <wp:extent cx="5662930" cy="1329055"/>
+            <wp:effectExtent l="0" t="0" r="0" b="0"/>
+            <wp:wrapSquare wrapText="largest"/>
+            <wp:docPr id="3" name="Изображение2" descr=""/>
+            <wp:cNvGraphicFramePr>
+              <a:graphicFrameLocks xmlns:a="http://schemas.openxmlformats.org/drawingml/2006/main" noChangeAspect="1"/>
+            </wp:cNvGraphicFramePr>
+            <a:graphic xmlns:a="http://schemas.openxmlformats.org/drawingml/2006/main">
+              <a:graphicData uri="http://schemas.openxmlformats.org/drawingml/2006/picture">
+                <pic:pic xmlns:pic="http://schemas.openxmlformats.org/drawingml/2006/picture">
+                  <pic:nvPicPr>
+                    <pic:cNvPr id="3" name="Изображение2" descr=""/>
+                    <pic:cNvPicPr>
+                      <a:picLocks noChangeAspect="1" noChangeArrowheads="1"/>
+                    </pic:cNvPicPr>
+                  </pic:nvPicPr>
+                  <pic:blipFill>
+                    <a:blip r:embed="rId4"/>
+                    <a:stretch>
+                      <a:fillRect/>
+                    </a:stretch>
+                  </pic:blipFill>
+                  <pic:spPr bwMode="auto">
+                    <a:xfrm>
+                      <a:off x="0" y="0"/>
+                      <a:ext cx="5662930" cy="1329055"/>
+                    </a:xfrm>
+                    <a:prstGeom prst="rect">
+                      <a:avLst/>
+                    </a:prstGeom>
+                  </pic:spPr>
+                </pic:pic>
+              </a:graphicData>
+            </a:graphic>
+          </wp:anchor>
+        </w:drawing>
+      </w:r>
+    </w:p>
+    <w:p>
+      <w:pPr>
+        <w:pStyle w:val="Normal"/>
+        <w:ind w:firstLine="696" w:left="720"/>
+        <w:jc w:val="both"/>
+        <w:rPr>
+          <w:rFonts w:ascii="Times New Roman" w:hAnsi="Times New Roman" w:cs="Times New Roman"/>
+          <w:sz w:val="28"/>
+          <w:szCs w:val="28"/>
+        </w:rPr>
+      </w:pPr>
+      <w:r>
+        <w:rPr>
+          <w:rFonts w:cs="Times New Roman" w:ascii="Times New Roman" w:hAnsi="Times New Roman"/>
+          <w:sz w:val="28"/>
+          <w:szCs w:val="28"/>
+        </w:rPr>
+      </w:r>
+    </w:p>
+    <w:p>
+      <w:pPr>
+        <w:pStyle w:val="Normal"/>
+        <w:ind w:firstLine="696" w:left="720"/>
+        <w:rPr>
+          <w:rFonts w:ascii="Times New Roman" w:hAnsi="Times New Roman" w:cs="Times New Roman"/>
+          <w:sz w:val="28"/>
+          <w:szCs w:val="28"/>
+        </w:rPr>
+      </w:pPr>
+      <w:r>
+        <w:rPr>
+          <w:rFonts w:cs="Times New Roman" w:ascii="Times New Roman" w:hAnsi="Times New Roman"/>
+          <w:sz w:val="28"/>
+          <w:szCs w:val="28"/>
+        </w:rPr>
+      </w:r>
+    </w:p>
+    <w:p>
+      <w:pPr>
+        <w:pStyle w:val="Normal"/>
+        <w:ind w:firstLine="696" w:left="720"/>
+        <w:rPr>
+          <w:rFonts w:ascii="Times New Roman" w:hAnsi="Times New Roman" w:cs="Times New Roman"/>
+          <w:sz w:val="28"/>
+          <w:szCs w:val="28"/>
+        </w:rPr>
+      </w:pPr>
+      <w:r>
+        <w:rPr>
+          <w:rFonts w:cs="Times New Roman" w:ascii="Times New Roman" w:hAnsi="Times New Roman"/>
+          <w:sz w:val="28"/>
+          <w:szCs w:val="28"/>
+        </w:rPr>
+      </w:r>
+    </w:p>
+    <w:p>
+      <w:pPr>
+        <w:pStyle w:val="Normal"/>
+        <w:ind w:firstLine="696" w:left="720"/>
+        <w:rPr>
+          <w:rFonts w:ascii="Times New Roman" w:hAnsi="Times New Roman" w:cs="Times New Roman"/>
+          <w:sz w:val="28"/>
+          <w:szCs w:val="28"/>
+        </w:rPr>
+      </w:pPr>
+      <w:r>
+        <w:rPr>
+          <w:rFonts w:cs="Times New Roman" w:ascii="Times New Roman" w:hAnsi="Times New Roman"/>
+          <w:sz w:val="28"/>
+          <w:szCs w:val="28"/>
+        </w:rPr>
+      </w:r>
+    </w:p>
+    <w:p>
+      <w:pPr>
+        <w:pStyle w:val="Normal"/>
+        <w:ind w:firstLine="696" w:left="720"/>
+        <w:rPr>
+          <w:rFonts w:ascii="Times New Roman" w:hAnsi="Times New Roman" w:cs="Times New Roman"/>
+          <w:sz w:val="28"/>
+          <w:szCs w:val="28"/>
+        </w:rPr>
+      </w:pPr>
+      <w:r>
+        <w:rPr>
+          <w:rFonts w:cs="Times New Roman" w:ascii="Times New Roman" w:hAnsi="Times New Roman"/>
+          <w:sz w:val="28"/>
+          <w:szCs w:val="28"/>
+        </w:rPr>
       </w:r>
     </w:p>
     <w:p>
@@ -13083,7 +14232,114 @@
           <w:sz w:val="36"/>
           <w:szCs w:val="36"/>
         </w:rPr>
-        <w:t>7. Выводы</w:t>
+        <w:t>8. Ответы на контрольные вопросы</w:t>
+      </w:r>
+    </w:p>
+    <w:p>
+      <w:pPr>
+        <w:pStyle w:val="ListParagraph"/>
+        <w:numPr>
+          <w:ilvl w:val="0"/>
+          <w:numId w:val="18"/>
+        </w:numPr>
+        <w:jc w:val="both"/>
+        <w:rPr>
+          <w:rFonts w:ascii="Times New Roman" w:hAnsi="Times New Roman" w:cs="Times New Roman"/>
+          <w:b/>
+          <w:sz w:val="28"/>
+          <w:szCs w:val="24"/>
+        </w:rPr>
+      </w:pPr>
+      <w:r>
+        <w:rPr>
+          <w:rFonts w:cs="Times New Roman" w:ascii="Times New Roman" w:hAnsi="Times New Roman"/>
+          <w:b/>
+          <w:sz w:val="28"/>
+          <w:szCs w:val="24"/>
+        </w:rPr>
+        <w:t>Что такое FIFO и LIFO?</w:t>
+      </w:r>
+    </w:p>
+    <w:p>
+      <w:pPr>
+        <w:pStyle w:val="Normal"/>
+        <w:jc w:val="both"/>
+        <w:rPr>
+          <w:rFonts w:ascii="Times New Roman" w:hAnsi="Times New Roman" w:cs="Times New Roman"/>
+          <w:sz w:val="28"/>
+          <w:szCs w:val="24"/>
+        </w:rPr>
+      </w:pPr>
+      <w:r>
+        <w:rPr>
+          <w:rFonts w:cs="Times New Roman" w:ascii="Times New Roman" w:hAnsi="Times New Roman"/>
+          <w:sz w:val="28"/>
+          <w:szCs w:val="24"/>
+        </w:rPr>
+        <w:t>FIFO (First In, First Out) — «первым пришел, первым ушел». Это принцип работы очереди, где элементы обрабатываются в порядке их поступления.</w:t>
+      </w:r>
+    </w:p>
+    <w:p>
+      <w:pPr>
+        <w:pStyle w:val="Normal"/>
+        <w:jc w:val="both"/>
+        <w:rPr>
+          <w:rFonts w:ascii="Times New Roman" w:hAnsi="Times New Roman" w:cs="Times New Roman"/>
+          <w:sz w:val="28"/>
+          <w:szCs w:val="24"/>
+        </w:rPr>
+      </w:pPr>
+      <w:r>
+        <w:rPr>
+          <w:rFonts w:cs="Times New Roman" w:ascii="Times New Roman" w:hAnsi="Times New Roman"/>
+          <w:sz w:val="28"/>
+          <w:szCs w:val="24"/>
+        </w:rPr>
+        <w:t xml:space="preserve">LIFO (Last In, First Out) — «последним пришел, первым ушел». Это принцип работы стека, где последний добавленный элемент извлекается первым. </w:t>
+      </w:r>
+    </w:p>
+    <w:p>
+      <w:pPr>
+        <w:pStyle w:val="Normal"/>
+        <w:jc w:val="both"/>
+        <w:rPr>
+          <w:rFonts w:ascii="Times New Roman" w:hAnsi="Times New Roman" w:cs="Times New Roman"/>
+          <w:sz w:val="28"/>
+          <w:szCs w:val="24"/>
+        </w:rPr>
+      </w:pPr>
+      <w:r>
+        <w:rPr>
+          <w:rFonts w:cs="Times New Roman" w:ascii="Times New Roman" w:hAnsi="Times New Roman"/>
+          <w:sz w:val="28"/>
+          <w:szCs w:val="24"/>
+        </w:rPr>
+        <w:t>В данной работе мы моделируем FIFO-очередь, так как заявки обрабатываются в порядке их поступления в систему.</w:t>
+      </w:r>
+    </w:p>
+    <w:p>
+      <w:pPr>
+        <w:pStyle w:val="ListParagraph"/>
+        <w:numPr>
+          <w:ilvl w:val="0"/>
+          <w:numId w:val="18"/>
+        </w:numPr>
+        <w:jc w:val="both"/>
+        <w:rPr>
+          <w:rFonts w:ascii="Times New Roman" w:hAnsi="Times New Roman" w:cs="Times New Roman"/>
+          <w:b/>
+          <w:sz w:val="28"/>
+          <w:szCs w:val="24"/>
+        </w:rPr>
+      </w:pPr>
+      <w:r>
+        <w:rPr>
+          <w:rFonts w:cs="Times New Roman" w:ascii="Times New Roman" w:hAnsi="Times New Roman"/>
+          <w:b/>
+          <w:sz w:val="28"/>
+          <w:szCs w:val="24"/>
+        </w:rPr>
+        <w:t>Каким образом, и какой объем памяти выделяется под хранение очереди при различной ее реализации?</w:t>
       </w:r>
     </w:p>
     <w:p>
@@ -13094,39 +14350,127 @@
         <w:rPr>
           <w:rFonts w:ascii="Times New Roman" w:hAnsi="Times New Roman" w:cs="Times New Roman"/>
           <w:sz w:val="28"/>
-          <w:szCs w:val="28"/>
-        </w:rPr>
-      </w:pPr>
-      <w:r>
-        <w:rPr>
-          <w:rFonts w:cs="Times New Roman" w:ascii="Times New Roman" w:hAnsi="Times New Roman"/>
-          <w:sz w:val="28"/>
-          <w:szCs w:val="28"/>
-        </w:rPr>
-        <w:t>Итак, можно сделать следующие выводы:</w:t>
-      </w:r>
-    </w:p>
-    <w:p>
-      <w:pPr>
-        <w:pStyle w:val="ListParagraph"/>
-        <w:numPr>
-          <w:ilvl w:val="0"/>
-          <w:numId w:val="18"/>
-        </w:numPr>
+          <w:szCs w:val="24"/>
+        </w:rPr>
+      </w:pPr>
+      <w:r>
+        <w:rPr>
+          <w:rFonts w:cs="Times New Roman" w:ascii="Times New Roman" w:hAnsi="Times New Roman"/>
+          <w:sz w:val="28"/>
+          <w:szCs w:val="24"/>
+        </w:rPr>
+        <w:t xml:space="preserve">Реализация </w:t>
+      </w:r>
+      <w:bookmarkStart w:id="0" w:name="_GoBack"/>
+      <w:bookmarkEnd w:id="0"/>
+      <w:r>
+        <w:rPr>
+          <w:rFonts w:cs="Times New Roman" w:ascii="Times New Roman" w:hAnsi="Times New Roman"/>
+          <w:sz w:val="28"/>
+          <w:szCs w:val="24"/>
+        </w:rPr>
+        <w:t>массивом:</w:t>
+      </w:r>
+    </w:p>
+    <w:p>
+      <w:pPr>
+        <w:pStyle w:val="Normal"/>
         <w:jc w:val="both"/>
         <w:rPr>
           <w:rFonts w:ascii="Times New Roman" w:hAnsi="Times New Roman" w:cs="Times New Roman"/>
           <w:sz w:val="28"/>
-          <w:szCs w:val="28"/>
-        </w:rPr>
-      </w:pPr>
-      <w:r>
-        <w:rPr>
-          <w:rFonts w:cs="Times New Roman" w:ascii="Times New Roman" w:hAnsi="Times New Roman"/>
-          <w:sz w:val="28"/>
-          <w:szCs w:val="28"/>
-        </w:rPr>
-        <w:t>По временной эффективности:</w:t>
+          <w:szCs w:val="24"/>
+        </w:rPr>
+      </w:pPr>
+      <w:r>
+        <w:rPr>
+          <w:rFonts w:cs="Times New Roman" w:ascii="Times New Roman" w:hAnsi="Times New Roman"/>
+          <w:sz w:val="28"/>
+          <w:szCs w:val="24"/>
+        </w:rPr>
+        <w:t>Память выделяется одним непрерывным блоком фиксированного размера при инициализации.</w:t>
+      </w:r>
+    </w:p>
+    <w:p>
+      <w:pPr>
+        <w:pStyle w:val="Normal"/>
+        <w:jc w:val="both"/>
+        <w:rPr>
+          <w:rFonts w:ascii="Times New Roman" w:hAnsi="Times New Roman" w:cs="Times New Roman"/>
+          <w:sz w:val="28"/>
+          <w:szCs w:val="24"/>
+          <w:lang w:val="en-US"/>
+        </w:rPr>
+      </w:pPr>
+      <w:r>
+        <w:rPr>
+          <w:rFonts w:cs="Times New Roman" w:ascii="Times New Roman" w:hAnsi="Times New Roman"/>
+          <w:sz w:val="28"/>
+          <w:szCs w:val="24"/>
+        </w:rPr>
+        <w:t xml:space="preserve">Объем памяти: </w:t>
+      </w:r>
+      <w:r>
+        <w:rPr>
+          <w:rFonts w:cs="Times New Roman" w:ascii="Times New Roman" w:hAnsi="Times New Roman"/>
+          <w:sz w:val="28"/>
+          <w:szCs w:val="24"/>
+          <w:lang w:val="en-US"/>
+        </w:rPr>
+        <w:t>MAX</w:t>
+      </w:r>
+      <w:r>
+        <w:rPr>
+          <w:rFonts w:cs="Times New Roman" w:ascii="Times New Roman" w:hAnsi="Times New Roman"/>
+          <w:sz w:val="28"/>
+          <w:szCs w:val="24"/>
+        </w:rPr>
+        <w:t>_</w:t>
+      </w:r>
+      <w:r>
+        <w:rPr>
+          <w:rFonts w:cs="Times New Roman" w:ascii="Times New Roman" w:hAnsi="Times New Roman"/>
+          <w:sz w:val="28"/>
+          <w:szCs w:val="24"/>
+          <w:lang w:val="en-US"/>
+        </w:rPr>
+        <w:t xml:space="preserve">QUEUE_SIZE × sizeof(request_t) = 1000 × 16 = 16000 </w:t>
+      </w:r>
+      <w:r>
+        <w:rPr>
+          <w:rFonts w:cs="Times New Roman" w:ascii="Times New Roman" w:hAnsi="Times New Roman"/>
+          <w:sz w:val="28"/>
+          <w:szCs w:val="24"/>
+        </w:rPr>
+        <w:t>байт</w:t>
+      </w:r>
+      <w:r>
+        <w:rPr>
+          <w:rFonts w:cs="Times New Roman" w:ascii="Times New Roman" w:hAnsi="Times New Roman"/>
+          <w:sz w:val="28"/>
+          <w:szCs w:val="24"/>
+          <w:lang w:val="en-US"/>
+        </w:rPr>
+        <w:t>.</w:t>
+      </w:r>
+    </w:p>
+    <w:p>
+      <w:pPr>
+        <w:pStyle w:val="Normal"/>
+        <w:jc w:val="both"/>
+        <w:rPr>
+          <w:rFonts w:ascii="Times New Roman" w:hAnsi="Times New Roman" w:cs="Times New Roman"/>
+          <w:sz w:val="28"/>
+          <w:szCs w:val="24"/>
+        </w:rPr>
+      </w:pPr>
+      <w:r>
+        <w:rPr>
+          <w:rFonts w:cs="Times New Roman" w:ascii="Times New Roman" w:hAnsi="Times New Roman"/>
+          <w:sz w:val="28"/>
+          <w:szCs w:val="24"/>
+        </w:rPr>
+        <w:t>Особенность: память выделяется сразу вся, даже если очередь пуста.</w:t>
       </w:r>
     </w:p>
     <w:p>
@@ -13137,16 +14481,229 @@
         <w:rPr>
           <w:rFonts w:ascii="Times New Roman" w:hAnsi="Times New Roman" w:cs="Times New Roman"/>
           <w:sz w:val="28"/>
-          <w:szCs w:val="28"/>
-        </w:rPr>
-      </w:pPr>
-      <w:r>
-        <w:rPr>
-          <w:rFonts w:cs="Times New Roman" w:ascii="Times New Roman" w:hAnsi="Times New Roman"/>
-          <w:sz w:val="28"/>
-          <w:szCs w:val="28"/>
-        </w:rPr>
-        <w:t>Список превосходит массив в большинстве реалистичных сценариев моделирования, где заявки приходят и обслуживаются с переменной интенсивностью.</w:t>
+          <w:szCs w:val="24"/>
+        </w:rPr>
+      </w:pPr>
+      <w:r>
+        <w:rPr>
+          <w:rFonts w:cs="Times New Roman" w:ascii="Times New Roman" w:hAnsi="Times New Roman"/>
+          <w:sz w:val="28"/>
+          <w:szCs w:val="24"/>
+        </w:rPr>
+        <w:t>Реализация списком:</w:t>
+      </w:r>
+    </w:p>
+    <w:p>
+      <w:pPr>
+        <w:pStyle w:val="Normal"/>
+        <w:jc w:val="both"/>
+        <w:rPr>
+          <w:rFonts w:ascii="Times New Roman" w:hAnsi="Times New Roman" w:cs="Times New Roman"/>
+          <w:sz w:val="28"/>
+          <w:szCs w:val="24"/>
+        </w:rPr>
+      </w:pPr>
+      <w:r>
+        <w:rPr>
+          <w:rFonts w:cs="Times New Roman" w:ascii="Times New Roman" w:hAnsi="Times New Roman"/>
+          <w:sz w:val="28"/>
+          <w:szCs w:val="24"/>
+        </w:rPr>
+        <w:t>Память выделяется динамически под каждый новый элемент (узел) с помощью malloc.</w:t>
+      </w:r>
+    </w:p>
+    <w:p>
+      <w:pPr>
+        <w:pStyle w:val="Normal"/>
+        <w:jc w:val="both"/>
+        <w:rPr>
+          <w:rFonts w:ascii="Times New Roman" w:hAnsi="Times New Roman" w:cs="Times New Roman"/>
+          <w:sz w:val="28"/>
+          <w:szCs w:val="24"/>
+        </w:rPr>
+      </w:pPr>
+      <w:r>
+        <w:rPr>
+          <w:rFonts w:cs="Times New Roman" w:ascii="Times New Roman" w:hAnsi="Times New Roman"/>
+          <w:sz w:val="28"/>
+          <w:szCs w:val="24"/>
+        </w:rPr>
+        <w:t>Объем памяти: n × sizeof(node_t) = n × 24 байт (где n — текущее количество элементов в очереди).</w:t>
+      </w:r>
+    </w:p>
+    <w:p>
+      <w:pPr>
+        <w:pStyle w:val="Normal"/>
+        <w:jc w:val="both"/>
+        <w:rPr>
+          <w:rFonts w:ascii="Times New Roman" w:hAnsi="Times New Roman" w:cs="Times New Roman"/>
+          <w:sz w:val="28"/>
+          <w:szCs w:val="24"/>
+        </w:rPr>
+      </w:pPr>
+      <w:r>
+        <w:rPr>
+          <w:rFonts w:cs="Times New Roman" w:ascii="Times New Roman" w:hAnsi="Times New Roman"/>
+          <w:sz w:val="28"/>
+          <w:szCs w:val="24"/>
+        </w:rPr>
+        <w:t>Особенность: память выделяется только для фактически хранимых элементов, что экономит ресурсы.</w:t>
+      </w:r>
+    </w:p>
+    <w:p>
+      <w:pPr>
+        <w:pStyle w:val="ListParagraph"/>
+        <w:numPr>
+          <w:ilvl w:val="0"/>
+          <w:numId w:val="18"/>
+        </w:numPr>
+        <w:jc w:val="both"/>
+        <w:rPr>
+          <w:rFonts w:ascii="Times New Roman" w:hAnsi="Times New Roman" w:cs="Times New Roman"/>
+          <w:sz w:val="28"/>
+          <w:szCs w:val="24"/>
+        </w:rPr>
+      </w:pPr>
+      <w:r>
+        <w:rPr>
+          <w:rFonts w:cs="Times New Roman" w:ascii="Times New Roman" w:hAnsi="Times New Roman"/>
+          <w:b/>
+          <w:sz w:val="28"/>
+          <w:szCs w:val="24"/>
+        </w:rPr>
+        <w:t>Каким образом освобождается память при удалении элемента из очереди при различной реализации?</w:t>
+      </w:r>
+    </w:p>
+    <w:p>
+      <w:pPr>
+        <w:pStyle w:val="Normal"/>
+        <w:ind w:firstLine="360"/>
+        <w:jc w:val="both"/>
+        <w:rPr>
+          <w:rFonts w:ascii="Times New Roman" w:hAnsi="Times New Roman" w:cs="Times New Roman"/>
+          <w:sz w:val="28"/>
+          <w:szCs w:val="24"/>
+        </w:rPr>
+      </w:pPr>
+      <w:r>
+        <w:rPr>
+          <w:rFonts w:cs="Times New Roman" w:ascii="Times New Roman" w:hAnsi="Times New Roman"/>
+          <w:sz w:val="28"/>
+          <w:szCs w:val="24"/>
+        </w:rPr>
+        <w:t>Реализация массивом:</w:t>
+      </w:r>
+    </w:p>
+    <w:p>
+      <w:pPr>
+        <w:pStyle w:val="Normal"/>
+        <w:jc w:val="both"/>
+        <w:rPr>
+          <w:rFonts w:ascii="Times New Roman" w:hAnsi="Times New Roman" w:cs="Times New Roman"/>
+          <w:sz w:val="28"/>
+          <w:szCs w:val="24"/>
+        </w:rPr>
+      </w:pPr>
+      <w:r>
+        <w:rPr>
+          <w:rFonts w:cs="Times New Roman" w:ascii="Times New Roman" w:hAnsi="Times New Roman"/>
+          <w:sz w:val="28"/>
+          <w:szCs w:val="24"/>
+        </w:rPr>
+        <w:t>Процесс: просто перемещается указатель на начало очереди (pout++).</w:t>
+      </w:r>
+    </w:p>
+    <w:p>
+      <w:pPr>
+        <w:pStyle w:val="Normal"/>
+        <w:jc w:val="both"/>
+        <w:rPr>
+          <w:rFonts w:ascii="Times New Roman" w:hAnsi="Times New Roman" w:cs="Times New Roman"/>
+          <w:sz w:val="28"/>
+          <w:szCs w:val="24"/>
+        </w:rPr>
+      </w:pPr>
+      <w:r>
+        <w:rPr>
+          <w:rFonts w:cs="Times New Roman" w:ascii="Times New Roman" w:hAnsi="Times New Roman"/>
+          <w:sz w:val="28"/>
+          <w:szCs w:val="24"/>
+        </w:rPr>
+        <w:t>Освобождение памяти: не происходит — память остается зарезервированной под весь массив.</w:t>
+      </w:r>
+    </w:p>
+    <w:p>
+      <w:pPr>
+        <w:pStyle w:val="Normal"/>
+        <w:jc w:val="both"/>
+        <w:rPr>
+          <w:rFonts w:ascii="Times New Roman" w:hAnsi="Times New Roman" w:cs="Times New Roman"/>
+          <w:sz w:val="28"/>
+          <w:szCs w:val="24"/>
+        </w:rPr>
+      </w:pPr>
+      <w:r>
+        <w:rPr>
+          <w:rFonts w:cs="Times New Roman" w:ascii="Times New Roman" w:hAnsi="Times New Roman"/>
+          <w:sz w:val="28"/>
+          <w:szCs w:val="24"/>
+        </w:rPr>
+        <w:t>Преимущество: минимальные накладные расходы.</w:t>
+      </w:r>
+    </w:p>
+    <w:p>
+      <w:pPr>
+        <w:pStyle w:val="Normal"/>
+        <w:jc w:val="both"/>
+        <w:rPr>
+          <w:rFonts w:ascii="Times New Roman" w:hAnsi="Times New Roman" w:cs="Times New Roman"/>
+          <w:sz w:val="28"/>
+          <w:szCs w:val="24"/>
+        </w:rPr>
+      </w:pPr>
+      <w:r>
+        <w:rPr>
+          <w:rFonts w:cs="Times New Roman" w:ascii="Times New Roman" w:hAnsi="Times New Roman"/>
+          <w:sz w:val="28"/>
+          <w:szCs w:val="24"/>
+        </w:rPr>
+        <w:t>Недостаток: неэффективное использование памяти.</w:t>
+      </w:r>
+    </w:p>
+    <w:p>
+      <w:pPr>
+        <w:pStyle w:val="Normal"/>
+        <w:jc w:val="both"/>
+        <w:rPr>
+          <w:rFonts w:ascii="Times New Roman" w:hAnsi="Times New Roman" w:cs="Times New Roman"/>
+          <w:sz w:val="28"/>
+          <w:szCs w:val="24"/>
+        </w:rPr>
+      </w:pPr>
+      <w:r>
+        <w:rPr>
+          <w:rFonts w:cs="Times New Roman" w:ascii="Times New Roman" w:hAnsi="Times New Roman"/>
+          <w:sz w:val="28"/>
+          <w:szCs w:val="24"/>
+        </w:rPr>
+      </w:r>
+    </w:p>
+    <w:p>
+      <w:pPr>
+        <w:pStyle w:val="Normal"/>
+        <w:jc w:val="both"/>
+        <w:rPr>
+          <w:rFonts w:ascii="Times New Roman" w:hAnsi="Times New Roman" w:cs="Times New Roman"/>
+          <w:sz w:val="28"/>
+          <w:szCs w:val="24"/>
+        </w:rPr>
+      </w:pPr>
+      <w:r>
+        <w:rPr>
+          <w:rFonts w:cs="Times New Roman" w:ascii="Times New Roman" w:hAnsi="Times New Roman"/>
+          <w:sz w:val="28"/>
+          <w:szCs w:val="24"/>
+        </w:rPr>
       </w:r>
     </w:p>
     <w:p>
@@ -13157,36 +14714,165 @@
         <w:rPr>
           <w:rFonts w:ascii="Times New Roman" w:hAnsi="Times New Roman" w:cs="Times New Roman"/>
           <w:sz w:val="28"/>
-          <w:szCs w:val="28"/>
-        </w:rPr>
-      </w:pPr>
-      <w:r>
-        <w:rPr>
-          <w:rFonts w:cs="Times New Roman" w:ascii="Times New Roman" w:hAnsi="Times New Roman"/>
-          <w:sz w:val="28"/>
-          <w:szCs w:val="28"/>
-        </w:rPr>
-        <w:t>Преимущество списка обусловлено отсутствием затрат на сдвиг элементов при вставке в середину очереди (как это требуется для заявок 2-го типа).</w:t>
+          <w:szCs w:val="24"/>
+        </w:rPr>
+      </w:pPr>
+      <w:r>
+        <w:rPr>
+          <w:rFonts w:cs="Times New Roman" w:ascii="Times New Roman" w:hAnsi="Times New Roman"/>
+          <w:sz w:val="28"/>
+          <w:szCs w:val="24"/>
+        </w:rPr>
+        <w:t>Реализация списком:</w:t>
       </w:r>
     </w:p>
     <w:p>
       <w:pPr>
         <w:pStyle w:val="Normal"/>
-        <w:ind w:firstLine="708"/>
         <w:jc w:val="both"/>
         <w:rPr>
           <w:rFonts w:ascii="Times New Roman" w:hAnsi="Times New Roman" w:cs="Times New Roman"/>
           <w:sz w:val="28"/>
-          <w:szCs w:val="28"/>
-        </w:rPr>
-      </w:pPr>
-      <w:r>
-        <w:rPr>
-          <w:rFonts w:cs="Times New Roman" w:ascii="Times New Roman" w:hAnsi="Times New Roman"/>
-          <w:sz w:val="28"/>
-          <w:szCs w:val="28"/>
-        </w:rPr>
-        <w:t>Массив показывает лучшие результаты только в крайних случаях с очень низкой частотой событий, где накладные расходы на malloc/free становятся доминирующими.</w:t>
+          <w:szCs w:val="24"/>
+        </w:rPr>
+      </w:pPr>
+      <w:r>
+        <w:rPr>
+          <w:rFonts w:cs="Times New Roman" w:ascii="Times New Roman" w:hAnsi="Times New Roman"/>
+          <w:sz w:val="28"/>
+          <w:szCs w:val="24"/>
+        </w:rPr>
+        <w:t>Процесс:</w:t>
+      </w:r>
+    </w:p>
+    <w:p>
+      <w:pPr>
+        <w:pStyle w:val="ListParagraph"/>
+        <w:numPr>
+          <w:ilvl w:val="0"/>
+          <w:numId w:val="19"/>
+        </w:numPr>
+        <w:jc w:val="both"/>
+        <w:rPr>
+          <w:rFonts w:ascii="Times New Roman" w:hAnsi="Times New Roman" w:cs="Times New Roman"/>
+          <w:sz w:val="28"/>
+          <w:szCs w:val="24"/>
+        </w:rPr>
+      </w:pPr>
+      <w:r>
+        <w:rPr>
+          <w:rFonts w:cs="Times New Roman" w:ascii="Times New Roman" w:hAnsi="Times New Roman"/>
+          <w:sz w:val="28"/>
+          <w:szCs w:val="24"/>
+        </w:rPr>
+        <w:t>Сохраняется указатель на удаляемый узел.</w:t>
+      </w:r>
+    </w:p>
+    <w:p>
+      <w:pPr>
+        <w:pStyle w:val="ListParagraph"/>
+        <w:numPr>
+          <w:ilvl w:val="0"/>
+          <w:numId w:val="19"/>
+        </w:numPr>
+        <w:jc w:val="both"/>
+        <w:rPr>
+          <w:rFonts w:ascii="Times New Roman" w:hAnsi="Times New Roman" w:cs="Times New Roman"/>
+          <w:sz w:val="28"/>
+          <w:szCs w:val="24"/>
+        </w:rPr>
+      </w:pPr>
+      <w:r>
+        <w:rPr>
+          <w:rFonts w:cs="Times New Roman" w:ascii="Times New Roman" w:hAnsi="Times New Roman"/>
+          <w:sz w:val="28"/>
+          <w:szCs w:val="24"/>
+        </w:rPr>
+        <w:t>Указатель front перемещается на следующий узел.</w:t>
+      </w:r>
+    </w:p>
+    <w:p>
+      <w:pPr>
+        <w:pStyle w:val="ListParagraph"/>
+        <w:numPr>
+          <w:ilvl w:val="0"/>
+          <w:numId w:val="19"/>
+        </w:numPr>
+        <w:jc w:val="both"/>
+        <w:rPr>
+          <w:rFonts w:ascii="Times New Roman" w:hAnsi="Times New Roman" w:cs="Times New Roman"/>
+          <w:sz w:val="28"/>
+          <w:szCs w:val="24"/>
+        </w:rPr>
+      </w:pPr>
+      <w:r>
+        <w:rPr>
+          <w:rFonts w:cs="Times New Roman" w:ascii="Times New Roman" w:hAnsi="Times New Roman"/>
+          <w:sz w:val="28"/>
+          <w:szCs w:val="24"/>
+        </w:rPr>
+        <w:t>Память под удаляемый узел явно освобождается через free().</w:t>
+      </w:r>
+    </w:p>
+    <w:p>
+      <w:pPr>
+        <w:pStyle w:val="ListParagraph"/>
+        <w:numPr>
+          <w:ilvl w:val="0"/>
+          <w:numId w:val="19"/>
+        </w:numPr>
+        <w:jc w:val="both"/>
+        <w:rPr>
+          <w:rFonts w:ascii="Times New Roman" w:hAnsi="Times New Roman" w:cs="Times New Roman"/>
+          <w:sz w:val="28"/>
+          <w:szCs w:val="24"/>
+        </w:rPr>
+      </w:pPr>
+      <w:r>
+        <w:rPr>
+          <w:rFonts w:cs="Times New Roman" w:ascii="Times New Roman" w:hAnsi="Times New Roman"/>
+          <w:sz w:val="28"/>
+          <w:szCs w:val="24"/>
+        </w:rPr>
+        <w:t>Адрес узла добавляется в список освобожденной памяти для отслеживания.</w:t>
+      </w:r>
+    </w:p>
+    <w:p>
+      <w:pPr>
+        <w:pStyle w:val="Normal"/>
+        <w:jc w:val="both"/>
+        <w:rPr>
+          <w:rFonts w:ascii="Times New Roman" w:hAnsi="Times New Roman" w:cs="Times New Roman"/>
+          <w:sz w:val="28"/>
+          <w:szCs w:val="24"/>
+        </w:rPr>
+      </w:pPr>
+      <w:r>
+        <w:rPr>
+          <w:rFonts w:cs="Times New Roman" w:ascii="Times New Roman" w:hAnsi="Times New Roman"/>
+          <w:sz w:val="28"/>
+          <w:szCs w:val="24"/>
+        </w:rPr>
+        <w:t>Преимущество: оптимальное использование памяти.</w:t>
+      </w:r>
+    </w:p>
+    <w:p>
+      <w:pPr>
+        <w:pStyle w:val="Normal"/>
+        <w:jc w:val="both"/>
+        <w:rPr>
+          <w:rFonts w:ascii="Times New Roman" w:hAnsi="Times New Roman" w:cs="Times New Roman"/>
+          <w:sz w:val="28"/>
+          <w:szCs w:val="24"/>
+        </w:rPr>
+      </w:pPr>
+      <w:r>
+        <w:rPr>
+          <w:rFonts w:cs="Times New Roman" w:ascii="Times New Roman" w:hAnsi="Times New Roman"/>
+          <w:sz w:val="28"/>
+          <w:szCs w:val="24"/>
+        </w:rPr>
+        <w:t>Недостаток: дополнительные затраты на управление памятью и риск утечек.</w:t>
       </w:r>
     </w:p>
     <w:p>
@@ -13199,329 +14885,19 @@
         <w:jc w:val="both"/>
         <w:rPr>
           <w:rFonts w:ascii="Times New Roman" w:hAnsi="Times New Roman" w:cs="Times New Roman"/>
-          <w:sz w:val="28"/>
-          <w:szCs w:val="28"/>
-        </w:rPr>
-      </w:pPr>
-      <w:r>
-        <w:rPr>
-          <w:rFonts w:cs="Times New Roman" w:ascii="Times New Roman" w:hAnsi="Times New Roman"/>
-          <w:sz w:val="28"/>
-          <w:szCs w:val="28"/>
-        </w:rPr>
-        <w:t>По емкостной эффективности:</w:t>
-      </w:r>
-    </w:p>
-    <w:p>
-      <w:pPr>
-        <w:pStyle w:val="Normal"/>
-        <w:ind w:firstLine="708"/>
-        <w:jc w:val="both"/>
-        <w:rPr>
-          <w:rFonts w:ascii="Times New Roman" w:hAnsi="Times New Roman" w:cs="Times New Roman"/>
-          <w:sz w:val="28"/>
-          <w:szCs w:val="28"/>
-        </w:rPr>
-      </w:pPr>
-      <w:r>
-        <w:rPr>
-          <w:rFonts w:cs="Times New Roman" w:ascii="Times New Roman" w:hAnsi="Times New Roman"/>
-          <w:sz w:val="28"/>
-          <w:szCs w:val="28"/>
-        </w:rPr>
-        <w:t>Список является лидером по экономии памяти. Он выделяет память только под реально существующие элементы.</w:t>
-      </w:r>
-    </w:p>
-    <w:p>
-      <w:pPr>
-        <w:pStyle w:val="Normal"/>
-        <w:ind w:firstLine="708"/>
-        <w:jc w:val="both"/>
-        <w:rPr>
-          <w:rFonts w:ascii="Times New Roman" w:hAnsi="Times New Roman" w:cs="Times New Roman"/>
-          <w:sz w:val="28"/>
-          <w:szCs w:val="28"/>
-        </w:rPr>
-      </w:pPr>
-      <w:r>
-        <w:rPr>
-          <w:rFonts w:cs="Times New Roman" w:ascii="Times New Roman" w:hAnsi="Times New Roman"/>
-          <w:sz w:val="28"/>
-          <w:szCs w:val="28"/>
-        </w:rPr>
-        <w:t>Массив резервирует максимальный объем памяти заранее, что приводит к значительному её перерасходу при неполной загрузке очереди.</w:t>
-      </w:r>
-    </w:p>
-    <w:p>
-      <w:pPr>
-        <w:pStyle w:val="Normal"/>
-        <w:ind w:firstLine="696" w:left="720"/>
-        <w:jc w:val="both"/>
-        <w:rPr>
-          <w:rFonts w:ascii="Times New Roman" w:hAnsi="Times New Roman" w:cs="Times New Roman"/>
-          <w:sz w:val="28"/>
-          <w:szCs w:val="28"/>
-        </w:rPr>
-      </w:pPr>
-      <w:r>
-        <w:rPr>
-          <w:rFonts w:cs="Times New Roman" w:ascii="Times New Roman" w:hAnsi="Times New Roman"/>
-          <w:sz w:val="28"/>
-          <w:szCs w:val="28"/>
-        </w:rPr>
-      </w:r>
-    </w:p>
-    <w:p>
-      <w:pPr>
-        <w:pStyle w:val="Normal"/>
-        <w:ind w:firstLine="708"/>
-        <w:jc w:val="both"/>
-        <w:rPr>
-          <w:rFonts w:ascii="Times New Roman" w:hAnsi="Times New Roman" w:cs="Times New Roman"/>
-          <w:sz w:val="28"/>
-          <w:szCs w:val="28"/>
-        </w:rPr>
-      </w:pPr>
-      <w:r>
-        <w:rPr>
-          <w:rFonts w:cs="Times New Roman" w:ascii="Times New Roman" w:hAnsi="Times New Roman"/>
-          <w:sz w:val="28"/>
-          <w:szCs w:val="28"/>
-        </w:rPr>
-        <w:t>Фрагментация памяти: при частых удалениях и добавлениях элементов в очередь-список память как переиспользуется, так и оставляет в себе неиспользуемые куски, что свидетельствует о фрагментации памяти.</w:t>
-      </w:r>
-    </w:p>
-    <w:p>
-      <w:pPr>
-        <w:pStyle w:val="Normal"/>
-        <w:ind w:firstLine="696" w:left="720"/>
-        <w:jc w:val="both"/>
-        <w:rPr>
-          <w:rFonts w:ascii="Times New Roman" w:hAnsi="Times New Roman" w:cs="Times New Roman"/>
-          <w:sz w:val="28"/>
-          <w:szCs w:val="28"/>
-        </w:rPr>
-      </w:pPr>
-      <w:r>
-        <w:rPr>
-          <w:rFonts w:cs="Times New Roman" w:ascii="Times New Roman" w:hAnsi="Times New Roman"/>
-          <w:sz w:val="28"/>
-          <w:szCs w:val="28"/>
-        </w:rPr>
-      </w:r>
-    </w:p>
-    <w:p>
-      <w:pPr>
-        <w:pStyle w:val="Normal"/>
-        <w:ind w:firstLine="696" w:left="720"/>
-        <w:jc w:val="both"/>
-        <w:rPr>
-          <w:rFonts w:ascii="Times New Roman" w:hAnsi="Times New Roman" w:cs="Times New Roman"/>
-          <w:sz w:val="28"/>
-          <w:szCs w:val="28"/>
-        </w:rPr>
-      </w:pPr>
-      <w:r>
-        <w:rPr>
-          <w:rFonts w:cs="Times New Roman" w:ascii="Times New Roman" w:hAnsi="Times New Roman"/>
-          <w:sz w:val="28"/>
-          <w:szCs w:val="28"/>
-        </w:rPr>
-      </w:r>
-    </w:p>
-    <w:p>
-      <w:pPr>
-        <w:pStyle w:val="Normal"/>
-        <w:ind w:firstLine="696" w:left="720"/>
-        <w:rPr>
-          <w:rFonts w:ascii="Times New Roman" w:hAnsi="Times New Roman" w:cs="Times New Roman"/>
-          <w:sz w:val="28"/>
-          <w:szCs w:val="28"/>
-        </w:rPr>
-      </w:pPr>
-      <w:r>
-        <w:rPr>
-          <w:rFonts w:cs="Times New Roman" w:ascii="Times New Roman" w:hAnsi="Times New Roman"/>
-          <w:sz w:val="28"/>
-          <w:szCs w:val="28"/>
-        </w:rPr>
-      </w:r>
-    </w:p>
-    <w:p>
-      <w:pPr>
-        <w:pStyle w:val="Normal"/>
-        <w:ind w:firstLine="696" w:left="720"/>
-        <w:rPr>
-          <w:rFonts w:ascii="Times New Roman" w:hAnsi="Times New Roman" w:cs="Times New Roman"/>
-          <w:sz w:val="28"/>
-          <w:szCs w:val="28"/>
-        </w:rPr>
-      </w:pPr>
-      <w:r>
-        <w:rPr>
-          <w:rFonts w:cs="Times New Roman" w:ascii="Times New Roman" w:hAnsi="Times New Roman"/>
-          <w:sz w:val="28"/>
-          <w:szCs w:val="28"/>
-        </w:rPr>
-      </w:r>
-    </w:p>
-    <w:p>
-      <w:pPr>
-        <w:pStyle w:val="Normal"/>
-        <w:ind w:firstLine="696" w:left="720"/>
-        <w:rPr>
-          <w:rFonts w:ascii="Times New Roman" w:hAnsi="Times New Roman" w:cs="Times New Roman"/>
-          <w:sz w:val="28"/>
-          <w:szCs w:val="28"/>
-        </w:rPr>
-      </w:pPr>
-      <w:r>
-        <w:rPr>
-          <w:rFonts w:cs="Times New Roman" w:ascii="Times New Roman" w:hAnsi="Times New Roman"/>
-          <w:sz w:val="28"/>
-          <w:szCs w:val="28"/>
-        </w:rPr>
-      </w:r>
-    </w:p>
-    <w:p>
-      <w:pPr>
-        <w:pStyle w:val="Normal"/>
-        <w:ind w:firstLine="696" w:left="720"/>
-        <w:rPr>
-          <w:rFonts w:ascii="Times New Roman" w:hAnsi="Times New Roman" w:cs="Times New Roman"/>
-          <w:sz w:val="28"/>
-          <w:szCs w:val="28"/>
-        </w:rPr>
-      </w:pPr>
-      <w:r>
-        <w:rPr>
-          <w:rFonts w:cs="Times New Roman" w:ascii="Times New Roman" w:hAnsi="Times New Roman"/>
-          <w:sz w:val="28"/>
-          <w:szCs w:val="28"/>
-        </w:rPr>
-      </w:r>
-    </w:p>
-    <w:p>
-      <w:pPr>
-        <w:pStyle w:val="Normal"/>
-        <w:ind w:firstLine="696" w:left="720"/>
-        <w:rPr>
-          <w:rFonts w:ascii="Times New Roman" w:hAnsi="Times New Roman" w:cs="Times New Roman"/>
-          <w:sz w:val="28"/>
-          <w:szCs w:val="28"/>
-        </w:rPr>
-      </w:pPr>
-      <w:r>
-        <w:rPr>
-          <w:rFonts w:cs="Times New Roman" w:ascii="Times New Roman" w:hAnsi="Times New Roman"/>
-          <w:sz w:val="28"/>
-          <w:szCs w:val="28"/>
-        </w:rPr>
-      </w:r>
-    </w:p>
-    <w:p>
-      <w:pPr>
-        <w:pStyle w:val="Normal"/>
-        <w:ind w:firstLine="696" w:left="720"/>
-        <w:rPr>
-          <w:rFonts w:ascii="Times New Roman" w:hAnsi="Times New Roman" w:cs="Times New Roman"/>
-          <w:sz w:val="28"/>
-          <w:szCs w:val="28"/>
-        </w:rPr>
-      </w:pPr>
-      <w:r>
-        <w:rPr>
-          <w:rFonts w:cs="Times New Roman" w:ascii="Times New Roman" w:hAnsi="Times New Roman"/>
-          <w:sz w:val="28"/>
-          <w:szCs w:val="28"/>
-        </w:rPr>
-      </w:r>
-    </w:p>
-    <w:p>
-      <w:pPr>
-        <w:pStyle w:val="Normal"/>
-        <w:ind w:firstLine="696" w:left="720"/>
-        <w:rPr>
-          <w:rFonts w:ascii="Times New Roman" w:hAnsi="Times New Roman" w:cs="Times New Roman"/>
-          <w:sz w:val="28"/>
-          <w:szCs w:val="28"/>
-        </w:rPr>
-      </w:pPr>
-      <w:r>
-        <w:rPr>
-          <w:rFonts w:cs="Times New Roman" w:ascii="Times New Roman" w:hAnsi="Times New Roman"/>
-          <w:sz w:val="28"/>
-          <w:szCs w:val="28"/>
-        </w:rPr>
-      </w:r>
-    </w:p>
-    <w:p>
-      <w:pPr>
-        <w:pStyle w:val="Normal"/>
-        <w:ind w:firstLine="696" w:left="720"/>
-        <w:rPr>
-          <w:rFonts w:ascii="Times New Roman" w:hAnsi="Times New Roman" w:cs="Times New Roman"/>
-          <w:sz w:val="28"/>
-          <w:szCs w:val="28"/>
-        </w:rPr>
-      </w:pPr>
-      <w:r>
-        <w:rPr>
-          <w:rFonts w:cs="Times New Roman" w:ascii="Times New Roman" w:hAnsi="Times New Roman"/>
-          <w:sz w:val="28"/>
-          <w:szCs w:val="28"/>
-        </w:rPr>
-      </w:r>
-    </w:p>
-    <w:p>
-      <w:pPr>
-        <w:pStyle w:val="ListParagraph"/>
-        <w:numPr>
-          <w:ilvl w:val="0"/>
-          <w:numId w:val="0"/>
-        </w:numPr>
-        <w:ind w:hanging="0" w:left="720"/>
-        <w:jc w:val="center"/>
-        <w:rPr>
-          <w:rFonts w:ascii="Times New Roman" w:hAnsi="Times New Roman" w:cs="Times New Roman"/>
           <w:b/>
-          <w:sz w:val="36"/>
-          <w:szCs w:val="36"/>
+          <w:sz w:val="28"/>
+          <w:szCs w:val="24"/>
         </w:rPr>
       </w:pPr>
       <w:r>
         <w:rPr>
           <w:rFonts w:cs="Times New Roman" w:ascii="Times New Roman" w:hAnsi="Times New Roman"/>
           <w:b/>
-          <w:sz w:val="36"/>
-          <w:szCs w:val="36"/>
-        </w:rPr>
-        <w:t>8. Ответы на контрольные вопросы</w:t>
-      </w:r>
-    </w:p>
-    <w:p>
-      <w:pPr>
-        <w:pStyle w:val="ListParagraph"/>
-        <w:numPr>
-          <w:ilvl w:val="0"/>
-          <w:numId w:val="19"/>
-        </w:numPr>
-        <w:jc w:val="both"/>
-        <w:rPr>
-          <w:rFonts w:ascii="Times New Roman" w:hAnsi="Times New Roman" w:cs="Times New Roman"/>
-          <w:b/>
           <w:sz w:val="28"/>
           <w:szCs w:val="24"/>
         </w:rPr>
-      </w:pPr>
-      <w:r>
-        <w:rPr>
-          <w:rFonts w:cs="Times New Roman" w:ascii="Times New Roman" w:hAnsi="Times New Roman"/>
-          <w:b/>
-          <w:sz w:val="28"/>
-          <w:szCs w:val="24"/>
-        </w:rPr>
-        <w:t>Что такое FIFO и LIFO?</w:t>
+        <w:t>Что происходит с элементами очереди при ее просмотре?</w:t>
       </w:r>
     </w:p>
     <w:p>
@@ -13540,7 +14916,7 @@
           <w:sz w:val="28"/>
           <w:szCs w:val="24"/>
         </w:rPr>
-        <w:t>FIFO (First In, First Out) — «первым пришел, первым ушел». Это принцип работы очереди, где элементы обрабатываются в порядке их поступления.</w:t>
+        <w:t>При классическом подходе: просмотр невозможен без извлечения элементов.</w:t>
       </w:r>
     </w:p>
     <w:p>
@@ -13559,7 +14935,87 @@
           <w:sz w:val="28"/>
           <w:szCs w:val="24"/>
         </w:rPr>
-        <w:t xml:space="preserve">LIFO (Last In, First Out) — «последним пришел, первым ушел». Это принцип работы стека, где последний добавленный элемент извлекается первым. </w:t>
+        <w:t>В реализованной программе:</w:t>
+      </w:r>
+    </w:p>
+    <w:p>
+      <w:pPr>
+        <w:pStyle w:val="ListParagraph"/>
+        <w:numPr>
+          <w:ilvl w:val="0"/>
+          <w:numId w:val="20"/>
+        </w:numPr>
+        <w:jc w:val="both"/>
+        <w:rPr>
+          <w:rFonts w:ascii="Times New Roman" w:hAnsi="Times New Roman" w:cs="Times New Roman"/>
+          <w:sz w:val="28"/>
+          <w:szCs w:val="24"/>
+        </w:rPr>
+      </w:pPr>
+      <w:r>
+        <w:rPr>
+          <w:rFonts w:cs="Times New Roman" w:ascii="Times New Roman" w:hAnsi="Times New Roman"/>
+          <w:sz w:val="28"/>
+          <w:szCs w:val="24"/>
+        </w:rPr>
+        <w:t>Массив: элементы выводятся от начала к концу очереди без изменения структуры (используется индекс pout и счётчик).</w:t>
+      </w:r>
+    </w:p>
+    <w:p>
+      <w:pPr>
+        <w:pStyle w:val="ListParagraph"/>
+        <w:numPr>
+          <w:ilvl w:val="0"/>
+          <w:numId w:val="20"/>
+        </w:numPr>
+        <w:jc w:val="both"/>
+        <w:rPr>
+          <w:rFonts w:ascii="Times New Roman" w:hAnsi="Times New Roman" w:cs="Times New Roman"/>
+          <w:sz w:val="28"/>
+          <w:szCs w:val="24"/>
+        </w:rPr>
+      </w:pPr>
+      <w:r>
+        <w:rPr>
+          <w:rFonts w:cs="Times New Roman" w:ascii="Times New Roman" w:hAnsi="Times New Roman"/>
+          <w:sz w:val="28"/>
+          <w:szCs w:val="24"/>
+        </w:rPr>
+        <w:t xml:space="preserve">Список: возможен просмотр всех элементов путем обхода списка от </w:t>
+      </w:r>
+      <w:r>
+        <w:rPr>
+          <w:rFonts w:cs="Times New Roman" w:ascii="Times New Roman" w:hAnsi="Times New Roman"/>
+          <w:sz w:val="28"/>
+          <w:szCs w:val="24"/>
+          <w:lang w:val="en-US"/>
+        </w:rPr>
+        <w:t>pout</w:t>
+      </w:r>
+      <w:r>
+        <w:rPr>
+          <w:rFonts w:cs="Times New Roman" w:ascii="Times New Roman" w:hAnsi="Times New Roman"/>
+          <w:sz w:val="28"/>
+          <w:szCs w:val="24"/>
+        </w:rPr>
+        <w:t xml:space="preserve"> до </w:t>
+      </w:r>
+      <w:r>
+        <w:rPr>
+          <w:rFonts w:cs="Times New Roman" w:ascii="Times New Roman" w:hAnsi="Times New Roman"/>
+          <w:sz w:val="28"/>
+          <w:szCs w:val="24"/>
+          <w:lang w:val="en-US"/>
+        </w:rPr>
+        <w:t>pin</w:t>
+      </w:r>
+      <w:r>
+        <w:rPr>
+          <w:rFonts w:cs="Times New Roman" w:ascii="Times New Roman" w:hAnsi="Times New Roman"/>
+          <w:sz w:val="28"/>
+          <w:szCs w:val="24"/>
+        </w:rPr>
+        <w:t>. Также можно отображать адреса элементов для анализа фрагментации.</w:t>
       </w:r>
     </w:p>
     <w:p>
@@ -13568,6 +15024,7 @@
         <w:jc w:val="both"/>
         <w:rPr>
           <w:rFonts w:ascii="Times New Roman" w:hAnsi="Times New Roman" w:cs="Times New Roman"/>
+          <w:b/>
           <w:sz w:val="28"/>
           <w:szCs w:val="24"/>
         </w:rPr>
@@ -13575,65 +15032,11 @@
       <w:r>
         <w:rPr>
           <w:rFonts w:cs="Times New Roman" w:ascii="Times New Roman" w:hAnsi="Times New Roman"/>
+          <w:b/>
           <w:sz w:val="28"/>
           <w:szCs w:val="24"/>
         </w:rPr>
-        <w:t>В данной работе мы моделируем FIFO-очередь, так как заявки обрабатываются в порядке их поступления в систему.</w:t>
-      </w:r>
-    </w:p>
-    <w:p>
-      <w:pPr>
-        <w:pStyle w:val="ListParagraph"/>
-        <w:numPr>
-          <w:ilvl w:val="0"/>
-          <w:numId w:val="19"/>
-        </w:numPr>
-        <w:jc w:val="both"/>
-        <w:rPr>
-          <w:rFonts w:ascii="Times New Roman" w:hAnsi="Times New Roman" w:cs="Times New Roman"/>
-          <w:b/>
-          <w:sz w:val="28"/>
-          <w:szCs w:val="24"/>
-        </w:rPr>
-      </w:pPr>
-      <w:r>
-        <w:rPr>
-          <w:rFonts w:cs="Times New Roman" w:ascii="Times New Roman" w:hAnsi="Times New Roman"/>
-          <w:b/>
-          <w:sz w:val="28"/>
-          <w:szCs w:val="24"/>
-        </w:rPr>
-        <w:t>Каким образом, и какой объем памяти выделяется под хранение очереди при различной ее реализации?</w:t>
-      </w:r>
-    </w:p>
-    <w:p>
-      <w:pPr>
-        <w:pStyle w:val="Normal"/>
-        <w:ind w:firstLine="360"/>
-        <w:jc w:val="both"/>
-        <w:rPr>
-          <w:rFonts w:ascii="Times New Roman" w:hAnsi="Times New Roman" w:cs="Times New Roman"/>
-          <w:sz w:val="28"/>
-          <w:szCs w:val="24"/>
-        </w:rPr>
-      </w:pPr>
-      <w:r>
-        <w:rPr>
-          <w:rFonts w:cs="Times New Roman" w:ascii="Times New Roman" w:hAnsi="Times New Roman"/>
-          <w:sz w:val="28"/>
-          <w:szCs w:val="24"/>
-        </w:rPr>
-        <w:t xml:space="preserve">Реализация </w:t>
-      </w:r>
-      <w:bookmarkStart w:id="0" w:name="_GoBack"/>
-      <w:bookmarkEnd w:id="0"/>
-      <w:r>
-        <w:rPr>
-          <w:rFonts w:cs="Times New Roman" w:ascii="Times New Roman" w:hAnsi="Times New Roman"/>
-          <w:sz w:val="28"/>
-          <w:szCs w:val="24"/>
-        </w:rPr>
-        <w:t>массивом:</w:t>
+        <w:t>5. От чего зависит эффективность физической реализации очереди?</w:t>
       </w:r>
     </w:p>
     <w:p>
@@ -13652,7 +15055,53 @@
           <w:sz w:val="28"/>
           <w:szCs w:val="24"/>
         </w:rPr>
-        <w:t>Память выделяется одним непрерывным блоком фиксированного размера при инициализации.</w:t>
+        <w:t>Эффективность зависит от нескольких факторов:</w:t>
+      </w:r>
+    </w:p>
+    <w:p>
+      <w:pPr>
+        <w:pStyle w:val="ListParagraph"/>
+        <w:numPr>
+          <w:ilvl w:val="0"/>
+          <w:numId w:val="21"/>
+        </w:numPr>
+        <w:jc w:val="both"/>
+        <w:rPr>
+          <w:rFonts w:ascii="Times New Roman" w:hAnsi="Times New Roman" w:cs="Times New Roman"/>
+          <w:sz w:val="28"/>
+          <w:szCs w:val="24"/>
+        </w:rPr>
+      </w:pPr>
+      <w:r>
+        <w:rPr>
+          <w:rFonts w:cs="Times New Roman" w:ascii="Times New Roman" w:hAnsi="Times New Roman"/>
+          <w:sz w:val="28"/>
+          <w:szCs w:val="24"/>
+        </w:rPr>
+        <w:t>Тип операций: Если преобладают операции enqueue и dequeue с конца/начала — обе реализации хороши. Если есть частые вставки/удаления в середину — список выигрывает.</w:t>
+      </w:r>
+    </w:p>
+    <w:p>
+      <w:pPr>
+        <w:pStyle w:val="ListParagraph"/>
+        <w:numPr>
+          <w:ilvl w:val="0"/>
+          <w:numId w:val="21"/>
+        </w:numPr>
+        <w:jc w:val="both"/>
+        <w:rPr>
+          <w:rFonts w:ascii="Times New Roman" w:hAnsi="Times New Roman" w:cs="Times New Roman"/>
+          <w:sz w:val="28"/>
+          <w:szCs w:val="24"/>
+        </w:rPr>
+      </w:pPr>
+      <w:r>
+        <w:rPr>
+          <w:rFonts w:cs="Times New Roman" w:ascii="Times New Roman" w:hAnsi="Times New Roman"/>
+          <w:sz w:val="28"/>
+          <w:szCs w:val="24"/>
+        </w:rPr>
+        <w:t>Размер очереди: При малом размере список экономичнее. При большом и стабильном — массив быстрее.</w:t>
       </w:r>
     </w:p>
     <w:p>
@@ -13661,61 +15110,19 @@
         <w:jc w:val="both"/>
         <w:rPr>
           <w:rFonts w:ascii="Times New Roman" w:hAnsi="Times New Roman" w:cs="Times New Roman"/>
+          <w:b/>
           <w:sz w:val="28"/>
           <w:szCs w:val="24"/>
-          <w:lang w:val="en-US"/>
-        </w:rPr>
-      </w:pPr>
-      <w:r>
-        <w:rPr>
-          <w:rFonts w:cs="Times New Roman" w:ascii="Times New Roman" w:hAnsi="Times New Roman"/>
+        </w:rPr>
+      </w:pPr>
+      <w:r>
+        <w:rPr>
+          <w:rFonts w:cs="Times New Roman" w:ascii="Times New Roman" w:hAnsi="Times New Roman"/>
+          <w:b/>
           <w:sz w:val="28"/>
           <w:szCs w:val="24"/>
         </w:rPr>
-        <w:t xml:space="preserve">Объем памяти: </w:t>
-      </w:r>
-      <w:r>
-        <w:rPr>
-          <w:rFonts w:cs="Times New Roman" w:ascii="Times New Roman" w:hAnsi="Times New Roman"/>
-          <w:sz w:val="28"/>
-          <w:szCs w:val="24"/>
-          <w:lang w:val="en-US"/>
-        </w:rPr>
-        <w:t>MAX</w:t>
-      </w:r>
-      <w:r>
-        <w:rPr>
-          <w:rFonts w:cs="Times New Roman" w:ascii="Times New Roman" w:hAnsi="Times New Roman"/>
-          <w:sz w:val="28"/>
-          <w:szCs w:val="24"/>
-        </w:rPr>
-        <w:t>_</w:t>
-      </w:r>
-      <w:r>
-        <w:rPr>
-          <w:rFonts w:cs="Times New Roman" w:ascii="Times New Roman" w:hAnsi="Times New Roman"/>
-          <w:sz w:val="28"/>
-          <w:szCs w:val="24"/>
-          <w:lang w:val="en-US"/>
-        </w:rPr>
-        <w:t xml:space="preserve">QUEUE_SIZE × sizeof(request_t) = 1000 × 16 = 16000 </w:t>
-      </w:r>
-      <w:r>
-        <w:rPr>
-          <w:rFonts w:cs="Times New Roman" w:ascii="Times New Roman" w:hAnsi="Times New Roman"/>
-          <w:sz w:val="28"/>
-          <w:szCs w:val="24"/>
-        </w:rPr>
-        <w:t>байт</w:t>
-      </w:r>
-      <w:r>
-        <w:rPr>
-          <w:rFonts w:cs="Times New Roman" w:ascii="Times New Roman" w:hAnsi="Times New Roman"/>
-          <w:sz w:val="28"/>
-          <w:szCs w:val="24"/>
-          <w:lang w:val="en-US"/>
-        </w:rPr>
-        <w:t>.</w:t>
+        <w:t>6. Каковы достоинства и недостатки различных реализаций очереди в зависимости от выполняемых над ней операций?</w:t>
       </w:r>
     </w:p>
     <w:p>
@@ -13725,36 +15132,62 @@
         <w:rPr>
           <w:rFonts w:ascii="Times New Roman" w:hAnsi="Times New Roman" w:cs="Times New Roman"/>
           <w:sz w:val="28"/>
-          <w:szCs w:val="24"/>
-        </w:rPr>
-      </w:pPr>
-      <w:r>
-        <w:rPr>
-          <w:rFonts w:cs="Times New Roman" w:ascii="Times New Roman" w:hAnsi="Times New Roman"/>
-          <w:sz w:val="28"/>
-          <w:szCs w:val="24"/>
-        </w:rPr>
-        <w:t>Особенность: память выделяется сразу вся, даже если очередь пуста.</w:t>
-      </w:r>
-    </w:p>
-    <w:p>
-      <w:pPr>
-        <w:pStyle w:val="Normal"/>
-        <w:ind w:firstLine="708"/>
+          <w:szCs w:val="28"/>
+        </w:rPr>
+      </w:pPr>
+      <w:r>
+        <w:rPr>
+          <w:rFonts w:cs="Times New Roman" w:ascii="Times New Roman" w:hAnsi="Times New Roman"/>
+          <w:sz w:val="28"/>
+          <w:szCs w:val="28"/>
+        </w:rPr>
+        <w:t>Массив:</w:t>
+      </w:r>
+    </w:p>
+    <w:p>
+      <w:pPr>
+        <w:pStyle w:val="ListParagraph"/>
+        <w:numPr>
+          <w:ilvl w:val="0"/>
+          <w:numId w:val="22"/>
+        </w:numPr>
         <w:jc w:val="both"/>
         <w:rPr>
           <w:rFonts w:ascii="Times New Roman" w:hAnsi="Times New Roman" w:cs="Times New Roman"/>
           <w:sz w:val="28"/>
-          <w:szCs w:val="24"/>
-        </w:rPr>
-      </w:pPr>
-      <w:r>
-        <w:rPr>
-          <w:rFonts w:cs="Times New Roman" w:ascii="Times New Roman" w:hAnsi="Times New Roman"/>
-          <w:sz w:val="28"/>
-          <w:szCs w:val="24"/>
-        </w:rPr>
-        <w:t>Реализация списком:</w:t>
+          <w:szCs w:val="28"/>
+        </w:rPr>
+      </w:pPr>
+      <w:r>
+        <w:rPr>
+          <w:rFonts w:cs="Times New Roman" w:ascii="Times New Roman" w:hAnsi="Times New Roman"/>
+          <w:sz w:val="28"/>
+          <w:szCs w:val="28"/>
+        </w:rPr>
+        <w:t>Быстрый доступ, минимальные накладные расходы, хорошая локальность памяти.</w:t>
+      </w:r>
+    </w:p>
+    <w:p>
+      <w:pPr>
+        <w:pStyle w:val="ListParagraph"/>
+        <w:numPr>
+          <w:ilvl w:val="0"/>
+          <w:numId w:val="22"/>
+        </w:numPr>
+        <w:jc w:val="both"/>
+        <w:rPr>
+          <w:rFonts w:ascii="Times New Roman" w:hAnsi="Times New Roman" w:cs="Times New Roman"/>
+          <w:sz w:val="28"/>
+          <w:szCs w:val="28"/>
+        </w:rPr>
+      </w:pPr>
+      <w:r>
+        <w:rPr>
+          <w:rFonts w:cs="Times New Roman" w:ascii="Times New Roman" w:hAnsi="Times New Roman"/>
+          <w:sz w:val="28"/>
+          <w:szCs w:val="28"/>
+        </w:rPr>
+        <w:t>Фиксированный размер, неэффективное использование памяти при малой заполненности.</w:t>
       </w:r>
     </w:p>
     <w:p>
@@ -13764,16 +15197,62 @@
         <w:rPr>
           <w:rFonts w:ascii="Times New Roman" w:hAnsi="Times New Roman" w:cs="Times New Roman"/>
           <w:sz w:val="28"/>
-          <w:szCs w:val="24"/>
-        </w:rPr>
-      </w:pPr>
-      <w:r>
-        <w:rPr>
-          <w:rFonts w:cs="Times New Roman" w:ascii="Times New Roman" w:hAnsi="Times New Roman"/>
-          <w:sz w:val="28"/>
-          <w:szCs w:val="24"/>
-        </w:rPr>
-        <w:t>Память выделяется динамически под каждый новый элемент (узел) с помощью malloc.</w:t>
+          <w:szCs w:val="28"/>
+        </w:rPr>
+      </w:pPr>
+      <w:r>
+        <w:rPr>
+          <w:rFonts w:cs="Times New Roman" w:ascii="Times New Roman" w:hAnsi="Times New Roman"/>
+          <w:sz w:val="28"/>
+          <w:szCs w:val="28"/>
+        </w:rPr>
+        <w:t>Список:</w:t>
+      </w:r>
+    </w:p>
+    <w:p>
+      <w:pPr>
+        <w:pStyle w:val="ListParagraph"/>
+        <w:numPr>
+          <w:ilvl w:val="0"/>
+          <w:numId w:val="23"/>
+        </w:numPr>
+        <w:jc w:val="both"/>
+        <w:rPr>
+          <w:rFonts w:ascii="Times New Roman" w:hAnsi="Times New Roman" w:cs="Times New Roman"/>
+          <w:sz w:val="28"/>
+          <w:szCs w:val="28"/>
+        </w:rPr>
+      </w:pPr>
+      <w:r>
+        <w:rPr>
+          <w:rFonts w:cs="Times New Roman" w:ascii="Times New Roman" w:hAnsi="Times New Roman"/>
+          <w:sz w:val="28"/>
+          <w:szCs w:val="28"/>
+        </w:rPr>
+        <w:t>Динамический размер, экономия памяти при малом количестве элементов.</w:t>
+      </w:r>
+    </w:p>
+    <w:p>
+      <w:pPr>
+        <w:pStyle w:val="ListParagraph"/>
+        <w:numPr>
+          <w:ilvl w:val="0"/>
+          <w:numId w:val="23"/>
+        </w:numPr>
+        <w:jc w:val="both"/>
+        <w:rPr>
+          <w:rFonts w:ascii="Times New Roman" w:hAnsi="Times New Roman" w:cs="Times New Roman"/>
+          <w:sz w:val="28"/>
+          <w:szCs w:val="28"/>
+        </w:rPr>
+      </w:pPr>
+      <w:r>
+        <w:rPr>
+          <w:rFonts w:cs="Times New Roman" w:ascii="Times New Roman" w:hAnsi="Times New Roman"/>
+          <w:sz w:val="28"/>
+          <w:szCs w:val="28"/>
+        </w:rPr>
+        <w:t>Медленнее из-за malloc/free, фрагментация памяти, хуже локальность.</w:t>
       </w:r>
     </w:p>
     <w:p>
@@ -13782,17 +15261,19 @@
         <w:jc w:val="both"/>
         <w:rPr>
           <w:rFonts w:ascii="Times New Roman" w:hAnsi="Times New Roman" w:cs="Times New Roman"/>
-          <w:sz w:val="28"/>
-          <w:szCs w:val="24"/>
-        </w:rPr>
-      </w:pPr>
-      <w:r>
-        <w:rPr>
-          <w:rFonts w:cs="Times New Roman" w:ascii="Times New Roman" w:hAnsi="Times New Roman"/>
-          <w:sz w:val="28"/>
-          <w:szCs w:val="24"/>
-        </w:rPr>
-        <w:t>Объем памяти: n × sizeof(node_t) = n × 24 байт (где n — текущее количество элементов в очереди).</w:t>
+          <w:b/>
+          <w:sz w:val="28"/>
+          <w:szCs w:val="28"/>
+        </w:rPr>
+      </w:pPr>
+      <w:r>
+        <w:rPr>
+          <w:rFonts w:cs="Times New Roman" w:ascii="Times New Roman" w:hAnsi="Times New Roman"/>
+          <w:b/>
+          <w:sz w:val="28"/>
+          <w:szCs w:val="28"/>
+        </w:rPr>
+        <w:t>7. Что такое фрагментация памяти, и в какой части ОП она возникает?</w:t>
       </w:r>
     </w:p>
     <w:p>
@@ -13802,60 +15283,16 @@
         <w:rPr>
           <w:rFonts w:ascii="Times New Roman" w:hAnsi="Times New Roman" w:cs="Times New Roman"/>
           <w:sz w:val="28"/>
-          <w:szCs w:val="24"/>
-        </w:rPr>
-      </w:pPr>
-      <w:r>
-        <w:rPr>
-          <w:rFonts w:cs="Times New Roman" w:ascii="Times New Roman" w:hAnsi="Times New Roman"/>
-          <w:sz w:val="28"/>
-          <w:szCs w:val="24"/>
-        </w:rPr>
-        <w:t>Особенность: память выделяется только для фактически хранимых элементов, что экономит ресурсы.</w:t>
-      </w:r>
-    </w:p>
-    <w:p>
-      <w:pPr>
-        <w:pStyle w:val="ListParagraph"/>
-        <w:numPr>
-          <w:ilvl w:val="0"/>
-          <w:numId w:val="19"/>
-        </w:numPr>
-        <w:jc w:val="both"/>
-        <w:rPr>
-          <w:rFonts w:ascii="Times New Roman" w:hAnsi="Times New Roman" w:cs="Times New Roman"/>
-          <w:sz w:val="28"/>
-          <w:szCs w:val="24"/>
-        </w:rPr>
-      </w:pPr>
-      <w:r>
-        <w:rPr>
-          <w:rFonts w:cs="Times New Roman" w:ascii="Times New Roman" w:hAnsi="Times New Roman"/>
-          <w:b/>
-          <w:sz w:val="28"/>
-          <w:szCs w:val="24"/>
-        </w:rPr>
-        <w:t>Каким образом освобождается память при удалении элемента из очереди при различной реализации?</w:t>
-      </w:r>
-    </w:p>
-    <w:p>
-      <w:pPr>
-        <w:pStyle w:val="Normal"/>
-        <w:ind w:firstLine="360"/>
-        <w:jc w:val="both"/>
-        <w:rPr>
-          <w:rFonts w:ascii="Times New Roman" w:hAnsi="Times New Roman" w:cs="Times New Roman"/>
-          <w:sz w:val="28"/>
-          <w:szCs w:val="24"/>
-        </w:rPr>
-      </w:pPr>
-      <w:r>
-        <w:rPr>
-          <w:rFonts w:cs="Times New Roman" w:ascii="Times New Roman" w:hAnsi="Times New Roman"/>
-          <w:sz w:val="28"/>
-          <w:szCs w:val="24"/>
-        </w:rPr>
-        <w:t>Реализация массивом:</w:t>
+          <w:szCs w:val="28"/>
+        </w:rPr>
+      </w:pPr>
+      <w:r>
+        <w:rPr>
+          <w:rFonts w:cs="Times New Roman" w:ascii="Times New Roman" w:hAnsi="Times New Roman"/>
+          <w:sz w:val="28"/>
+          <w:szCs w:val="28"/>
+        </w:rPr>
+        <w:t>Фрагментация — это распределение свободной памяти по множеству мелких несмежных блоков, мешающее выделению крупных участков. Возникает в куче (heap) при частом выделении и освобождении памяти переменного размера (например, при работе со списком).</w:t>
       </w:r>
     </w:p>
     <w:p>
@@ -13864,17 +15301,19 @@
         <w:jc w:val="both"/>
         <w:rPr>
           <w:rFonts w:ascii="Times New Roman" w:hAnsi="Times New Roman" w:cs="Times New Roman"/>
-          <w:sz w:val="28"/>
-          <w:szCs w:val="24"/>
-        </w:rPr>
-      </w:pPr>
-      <w:r>
-        <w:rPr>
-          <w:rFonts w:cs="Times New Roman" w:ascii="Times New Roman" w:hAnsi="Times New Roman"/>
-          <w:sz w:val="28"/>
-          <w:szCs w:val="24"/>
-        </w:rPr>
-        <w:t>Процесс: просто перемещается указатель на начало очереди (pout++).</w:t>
+          <w:b/>
+          <w:sz w:val="28"/>
+          <w:szCs w:val="28"/>
+        </w:rPr>
+      </w:pPr>
+      <w:r>
+        <w:rPr>
+          <w:rFonts w:cs="Times New Roman" w:ascii="Times New Roman" w:hAnsi="Times New Roman"/>
+          <w:b/>
+          <w:sz w:val="28"/>
+          <w:szCs w:val="28"/>
+        </w:rPr>
+        <w:t>8. Для чего нужен алгоритм «близнецов»?</w:t>
       </w:r>
     </w:p>
     <w:p>
@@ -13884,16 +15323,16 @@
         <w:rPr>
           <w:rFonts w:ascii="Times New Roman" w:hAnsi="Times New Roman" w:cs="Times New Roman"/>
           <w:sz w:val="28"/>
-          <w:szCs w:val="24"/>
-        </w:rPr>
-      </w:pPr>
-      <w:r>
-        <w:rPr>
-          <w:rFonts w:cs="Times New Roman" w:ascii="Times New Roman" w:hAnsi="Times New Roman"/>
-          <w:sz w:val="28"/>
-          <w:szCs w:val="24"/>
-        </w:rPr>
-        <w:t>Освобождение памяти: не происходит — память остается зарезервированной под весь массив.</w:t>
+          <w:szCs w:val="28"/>
+        </w:rPr>
+      </w:pPr>
+      <w:r>
+        <w:rPr>
+          <w:rFonts w:cs="Times New Roman" w:ascii="Times New Roman" w:hAnsi="Times New Roman"/>
+          <w:sz w:val="28"/>
+          <w:szCs w:val="28"/>
+        </w:rPr>
+        <w:t>Алгоритм «близнецов» (buddy system) предназначен для эффективного выделения и освобождения памяти. Он делит память на блоки размером, равным степени двойки. При освобождении соседние «близнецы» одного размера объединяются, что снижает внешнюю фрагментацию и ускоряет поиск свободного блока.</w:t>
       </w:r>
     </w:p>
     <w:p>
@@ -13902,17 +15341,134 @@
         <w:jc w:val="both"/>
         <w:rPr>
           <w:rFonts w:ascii="Times New Roman" w:hAnsi="Times New Roman" w:cs="Times New Roman"/>
-          <w:sz w:val="28"/>
-          <w:szCs w:val="24"/>
-        </w:rPr>
-      </w:pPr>
-      <w:r>
-        <w:rPr>
-          <w:rFonts w:cs="Times New Roman" w:ascii="Times New Roman" w:hAnsi="Times New Roman"/>
-          <w:sz w:val="28"/>
-          <w:szCs w:val="24"/>
-        </w:rPr>
-        <w:t>Преимущество: минимальные накладные расходы.</w:t>
+          <w:b/>
+          <w:sz w:val="28"/>
+          <w:szCs w:val="28"/>
+        </w:rPr>
+      </w:pPr>
+      <w:r>
+        <w:rPr>
+          <w:rFonts w:cs="Times New Roman" w:ascii="Times New Roman" w:hAnsi="Times New Roman"/>
+          <w:b/>
+          <w:sz w:val="28"/>
+          <w:szCs w:val="28"/>
+        </w:rPr>
+        <w:t>9. Какие дисциплины выделения памяти вы знаете?</w:t>
+      </w:r>
+    </w:p>
+    <w:p>
+      <w:pPr>
+        <w:pStyle w:val="ListParagraph"/>
+        <w:numPr>
+          <w:ilvl w:val="0"/>
+          <w:numId w:val="24"/>
+        </w:numPr>
+        <w:jc w:val="both"/>
+        <w:rPr>
+          <w:rFonts w:ascii="Times New Roman" w:hAnsi="Times New Roman" w:cs="Times New Roman"/>
+          <w:sz w:val="28"/>
+          <w:szCs w:val="28"/>
+        </w:rPr>
+      </w:pPr>
+      <w:r>
+        <w:rPr>
+          <w:rFonts w:cs="Times New Roman" w:ascii="Times New Roman" w:hAnsi="Times New Roman"/>
+          <w:sz w:val="28"/>
+          <w:szCs w:val="28"/>
+        </w:rPr>
+        <w:t>First Fit — первый подходящий блок.</w:t>
+      </w:r>
+    </w:p>
+    <w:p>
+      <w:pPr>
+        <w:pStyle w:val="ListParagraph"/>
+        <w:numPr>
+          <w:ilvl w:val="0"/>
+          <w:numId w:val="24"/>
+        </w:numPr>
+        <w:jc w:val="both"/>
+        <w:rPr>
+          <w:rFonts w:ascii="Times New Roman" w:hAnsi="Times New Roman" w:cs="Times New Roman"/>
+          <w:sz w:val="28"/>
+          <w:szCs w:val="28"/>
+        </w:rPr>
+      </w:pPr>
+      <w:r>
+        <w:rPr>
+          <w:rFonts w:cs="Times New Roman" w:ascii="Times New Roman" w:hAnsi="Times New Roman"/>
+          <w:sz w:val="28"/>
+          <w:szCs w:val="28"/>
+        </w:rPr>
+        <w:t>Best Fit — наименьший подходящий блок.</w:t>
+      </w:r>
+    </w:p>
+    <w:p>
+      <w:pPr>
+        <w:pStyle w:val="ListParagraph"/>
+        <w:numPr>
+          <w:ilvl w:val="0"/>
+          <w:numId w:val="24"/>
+        </w:numPr>
+        <w:jc w:val="both"/>
+        <w:rPr>
+          <w:rFonts w:ascii="Times New Roman" w:hAnsi="Times New Roman" w:cs="Times New Roman"/>
+          <w:sz w:val="28"/>
+          <w:szCs w:val="28"/>
+        </w:rPr>
+      </w:pPr>
+      <w:r>
+        <w:rPr>
+          <w:rFonts w:cs="Times New Roman" w:ascii="Times New Roman" w:hAnsi="Times New Roman"/>
+          <w:sz w:val="28"/>
+          <w:szCs w:val="28"/>
+        </w:rPr>
+        <w:t>Worst Fit — наибольший свободный блок.</w:t>
+      </w:r>
+    </w:p>
+    <w:p>
+      <w:pPr>
+        <w:pStyle w:val="ListParagraph"/>
+        <w:numPr>
+          <w:ilvl w:val="0"/>
+          <w:numId w:val="24"/>
+        </w:numPr>
+        <w:jc w:val="both"/>
+        <w:rPr>
+          <w:rFonts w:ascii="Times New Roman" w:hAnsi="Times New Roman" w:cs="Times New Roman"/>
+          <w:sz w:val="28"/>
+          <w:szCs w:val="28"/>
+        </w:rPr>
+      </w:pPr>
+      <w:r>
+        <w:rPr>
+          <w:rFonts w:cs="Times New Roman" w:ascii="Times New Roman" w:hAnsi="Times New Roman"/>
+          <w:sz w:val="28"/>
+          <w:szCs w:val="28"/>
+        </w:rPr>
+        <w:t>Next Fit — поиск с места последнего выделения.</w:t>
+      </w:r>
+    </w:p>
+    <w:p>
+      <w:pPr>
+        <w:pStyle w:val="ListParagraph"/>
+        <w:numPr>
+          <w:ilvl w:val="0"/>
+          <w:numId w:val="24"/>
+        </w:numPr>
+        <w:jc w:val="both"/>
+        <w:rPr>
+          <w:rFonts w:ascii="Times New Roman" w:hAnsi="Times New Roman" w:cs="Times New Roman"/>
+          <w:sz w:val="28"/>
+          <w:szCs w:val="28"/>
+        </w:rPr>
+      </w:pPr>
+      <w:r>
+        <w:rPr>
+          <w:rFonts w:cs="Times New Roman" w:ascii="Times New Roman" w:hAnsi="Times New Roman"/>
+          <w:sz w:val="28"/>
+          <w:szCs w:val="28"/>
+        </w:rPr>
+        <w:t>Buddy System — выделение блоков-степеней двойки с объединением «близнецов».</w:t>
       </w:r>
     </w:p>
     <w:p>
@@ -13921,237 +15477,9 @@
         <w:jc w:val="both"/>
         <w:rPr>
           <w:rFonts w:ascii="Times New Roman" w:hAnsi="Times New Roman" w:cs="Times New Roman"/>
-          <w:sz w:val="28"/>
-          <w:szCs w:val="24"/>
-        </w:rPr>
-      </w:pPr>
-      <w:r>
-        <w:rPr>
-          <w:rFonts w:cs="Times New Roman" w:ascii="Times New Roman" w:hAnsi="Times New Roman"/>
-          <w:sz w:val="28"/>
-          <w:szCs w:val="24"/>
-        </w:rPr>
-        <w:t>Недостаток: неэффективное использование памяти.</w:t>
-      </w:r>
-    </w:p>
-    <w:p>
-      <w:pPr>
-        <w:pStyle w:val="Normal"/>
-        <w:jc w:val="both"/>
-        <w:rPr>
-          <w:rFonts w:ascii="Times New Roman" w:hAnsi="Times New Roman" w:cs="Times New Roman"/>
-          <w:sz w:val="28"/>
-          <w:szCs w:val="24"/>
-        </w:rPr>
-      </w:pPr>
-      <w:r>
-        <w:rPr>
-          <w:rFonts w:cs="Times New Roman" w:ascii="Times New Roman" w:hAnsi="Times New Roman"/>
-          <w:sz w:val="28"/>
-          <w:szCs w:val="24"/>
-        </w:rPr>
-      </w:r>
-    </w:p>
-    <w:p>
-      <w:pPr>
-        <w:pStyle w:val="Normal"/>
-        <w:jc w:val="both"/>
-        <w:rPr>
-          <w:rFonts w:ascii="Times New Roman" w:hAnsi="Times New Roman" w:cs="Times New Roman"/>
-          <w:sz w:val="28"/>
-          <w:szCs w:val="24"/>
-        </w:rPr>
-      </w:pPr>
-      <w:r>
-        <w:rPr>
-          <w:rFonts w:cs="Times New Roman" w:ascii="Times New Roman" w:hAnsi="Times New Roman"/>
-          <w:sz w:val="28"/>
-          <w:szCs w:val="24"/>
-        </w:rPr>
-      </w:r>
-    </w:p>
-    <w:p>
-      <w:pPr>
-        <w:pStyle w:val="Normal"/>
-        <w:ind w:firstLine="708"/>
-        <w:jc w:val="both"/>
-        <w:rPr>
-          <w:rFonts w:ascii="Times New Roman" w:hAnsi="Times New Roman" w:cs="Times New Roman"/>
-          <w:sz w:val="28"/>
-          <w:szCs w:val="24"/>
-        </w:rPr>
-      </w:pPr>
-      <w:r>
-        <w:rPr>
-          <w:rFonts w:cs="Times New Roman" w:ascii="Times New Roman" w:hAnsi="Times New Roman"/>
-          <w:sz w:val="28"/>
-          <w:szCs w:val="24"/>
-        </w:rPr>
-        <w:t>Реализация списком:</w:t>
-      </w:r>
-    </w:p>
-    <w:p>
-      <w:pPr>
-        <w:pStyle w:val="Normal"/>
-        <w:jc w:val="both"/>
-        <w:rPr>
-          <w:rFonts w:ascii="Times New Roman" w:hAnsi="Times New Roman" w:cs="Times New Roman"/>
-          <w:sz w:val="28"/>
-          <w:szCs w:val="24"/>
-        </w:rPr>
-      </w:pPr>
-      <w:r>
-        <w:rPr>
-          <w:rFonts w:cs="Times New Roman" w:ascii="Times New Roman" w:hAnsi="Times New Roman"/>
-          <w:sz w:val="28"/>
-          <w:szCs w:val="24"/>
-        </w:rPr>
-        <w:t>Процесс:</w:t>
-      </w:r>
-    </w:p>
-    <w:p>
-      <w:pPr>
-        <w:pStyle w:val="ListParagraph"/>
-        <w:numPr>
-          <w:ilvl w:val="0"/>
-          <w:numId w:val="20"/>
-        </w:numPr>
-        <w:jc w:val="both"/>
-        <w:rPr>
-          <w:rFonts w:ascii="Times New Roman" w:hAnsi="Times New Roman" w:cs="Times New Roman"/>
-          <w:sz w:val="28"/>
-          <w:szCs w:val="24"/>
-        </w:rPr>
-      </w:pPr>
-      <w:r>
-        <w:rPr>
-          <w:rFonts w:cs="Times New Roman" w:ascii="Times New Roman" w:hAnsi="Times New Roman"/>
-          <w:sz w:val="28"/>
-          <w:szCs w:val="24"/>
-        </w:rPr>
-        <w:t>Сохраняется указатель на удаляемый узел.</w:t>
-      </w:r>
-    </w:p>
-    <w:p>
-      <w:pPr>
-        <w:pStyle w:val="ListParagraph"/>
-        <w:numPr>
-          <w:ilvl w:val="0"/>
-          <w:numId w:val="20"/>
-        </w:numPr>
-        <w:jc w:val="both"/>
-        <w:rPr>
-          <w:rFonts w:ascii="Times New Roman" w:hAnsi="Times New Roman" w:cs="Times New Roman"/>
-          <w:sz w:val="28"/>
-          <w:szCs w:val="24"/>
-        </w:rPr>
-      </w:pPr>
-      <w:r>
-        <w:rPr>
-          <w:rFonts w:cs="Times New Roman" w:ascii="Times New Roman" w:hAnsi="Times New Roman"/>
-          <w:sz w:val="28"/>
-          <w:szCs w:val="24"/>
-        </w:rPr>
-        <w:t>Указатель front перемещается на следующий узел.</w:t>
-      </w:r>
-    </w:p>
-    <w:p>
-      <w:pPr>
-        <w:pStyle w:val="ListParagraph"/>
-        <w:numPr>
-          <w:ilvl w:val="0"/>
-          <w:numId w:val="20"/>
-        </w:numPr>
-        <w:jc w:val="both"/>
-        <w:rPr>
-          <w:rFonts w:ascii="Times New Roman" w:hAnsi="Times New Roman" w:cs="Times New Roman"/>
-          <w:sz w:val="28"/>
-          <w:szCs w:val="24"/>
-        </w:rPr>
-      </w:pPr>
-      <w:r>
-        <w:rPr>
-          <w:rFonts w:cs="Times New Roman" w:ascii="Times New Roman" w:hAnsi="Times New Roman"/>
-          <w:sz w:val="28"/>
-          <w:szCs w:val="24"/>
-        </w:rPr>
-        <w:t>Память под удаляемый узел явно освобождается через free().</w:t>
-      </w:r>
-    </w:p>
-    <w:p>
-      <w:pPr>
-        <w:pStyle w:val="ListParagraph"/>
-        <w:numPr>
-          <w:ilvl w:val="0"/>
-          <w:numId w:val="20"/>
-        </w:numPr>
-        <w:jc w:val="both"/>
-        <w:rPr>
-          <w:rFonts w:ascii="Times New Roman" w:hAnsi="Times New Roman" w:cs="Times New Roman"/>
-          <w:sz w:val="28"/>
-          <w:szCs w:val="24"/>
-        </w:rPr>
-      </w:pPr>
-      <w:r>
-        <w:rPr>
-          <w:rFonts w:cs="Times New Roman" w:ascii="Times New Roman" w:hAnsi="Times New Roman"/>
-          <w:sz w:val="28"/>
-          <w:szCs w:val="24"/>
-        </w:rPr>
-        <w:t>Адрес узла добавляется в список освобожденной памяти для отслеживания.</w:t>
-      </w:r>
-    </w:p>
-    <w:p>
-      <w:pPr>
-        <w:pStyle w:val="Normal"/>
-        <w:jc w:val="both"/>
-        <w:rPr>
-          <w:rFonts w:ascii="Times New Roman" w:hAnsi="Times New Roman" w:cs="Times New Roman"/>
-          <w:sz w:val="28"/>
-          <w:szCs w:val="24"/>
-        </w:rPr>
-      </w:pPr>
-      <w:r>
-        <w:rPr>
-          <w:rFonts w:cs="Times New Roman" w:ascii="Times New Roman" w:hAnsi="Times New Roman"/>
-          <w:sz w:val="28"/>
-          <w:szCs w:val="24"/>
-        </w:rPr>
-        <w:t>Преимущество: оптимальное использование памяти.</w:t>
-      </w:r>
-    </w:p>
-    <w:p>
-      <w:pPr>
-        <w:pStyle w:val="Normal"/>
-        <w:jc w:val="both"/>
-        <w:rPr>
-          <w:rFonts w:ascii="Times New Roman" w:hAnsi="Times New Roman" w:cs="Times New Roman"/>
-          <w:sz w:val="28"/>
-          <w:szCs w:val="24"/>
-        </w:rPr>
-      </w:pPr>
-      <w:r>
-        <w:rPr>
-          <w:rFonts w:cs="Times New Roman" w:ascii="Times New Roman" w:hAnsi="Times New Roman"/>
-          <w:sz w:val="28"/>
-          <w:szCs w:val="24"/>
-        </w:rPr>
-        <w:t>Недостаток: дополнительные затраты на управление памятью и риск утечек.</w:t>
-      </w:r>
-    </w:p>
-    <w:p>
-      <w:pPr>
-        <w:pStyle w:val="ListParagraph"/>
-        <w:numPr>
-          <w:ilvl w:val="0"/>
-          <w:numId w:val="19"/>
-        </w:numPr>
-        <w:jc w:val="both"/>
-        <w:rPr>
-          <w:rFonts w:ascii="Times New Roman" w:hAnsi="Times New Roman" w:cs="Times New Roman"/>
           <w:b/>
           <w:sz w:val="28"/>
-          <w:szCs w:val="24"/>
+          <w:szCs w:val="28"/>
         </w:rPr>
       </w:pPr>
       <w:r>
@@ -14159,465 +15487,9 @@
           <w:rFonts w:cs="Times New Roman" w:ascii="Times New Roman" w:hAnsi="Times New Roman"/>
           <w:b/>
           <w:sz w:val="28"/>
-          <w:szCs w:val="24"/>
-        </w:rPr>
-        <w:t>Что происходит с элементами очереди при ее просмотре?</w:t>
-      </w:r>
-    </w:p>
-    <w:p>
-      <w:pPr>
-        <w:pStyle w:val="Normal"/>
-        <w:jc w:val="both"/>
-        <w:rPr>
-          <w:rFonts w:ascii="Times New Roman" w:hAnsi="Times New Roman" w:cs="Times New Roman"/>
-          <w:sz w:val="28"/>
-          <w:szCs w:val="24"/>
-        </w:rPr>
-      </w:pPr>
-      <w:r>
-        <w:rPr>
-          <w:rFonts w:cs="Times New Roman" w:ascii="Times New Roman" w:hAnsi="Times New Roman"/>
-          <w:sz w:val="28"/>
-          <w:szCs w:val="24"/>
-        </w:rPr>
-        <w:t>При классическом подходе: просмотр невозможен без извлечения элементов.</w:t>
-      </w:r>
-    </w:p>
-    <w:p>
-      <w:pPr>
-        <w:pStyle w:val="Normal"/>
-        <w:jc w:val="both"/>
-        <w:rPr>
-          <w:rFonts w:ascii="Times New Roman" w:hAnsi="Times New Roman" w:cs="Times New Roman"/>
-          <w:sz w:val="28"/>
-          <w:szCs w:val="24"/>
-        </w:rPr>
-      </w:pPr>
-      <w:r>
-        <w:rPr>
-          <w:rFonts w:cs="Times New Roman" w:ascii="Times New Roman" w:hAnsi="Times New Roman"/>
-          <w:sz w:val="28"/>
-          <w:szCs w:val="24"/>
-        </w:rPr>
-        <w:t>В реализованной программе:</w:t>
-      </w:r>
-    </w:p>
-    <w:p>
-      <w:pPr>
-        <w:pStyle w:val="ListParagraph"/>
-        <w:numPr>
-          <w:ilvl w:val="0"/>
-          <w:numId w:val="21"/>
-        </w:numPr>
-        <w:jc w:val="both"/>
-        <w:rPr>
-          <w:rFonts w:ascii="Times New Roman" w:hAnsi="Times New Roman" w:cs="Times New Roman"/>
-          <w:sz w:val="28"/>
-          <w:szCs w:val="24"/>
-        </w:rPr>
-      </w:pPr>
-      <w:r>
-        <w:rPr>
-          <w:rFonts w:cs="Times New Roman" w:ascii="Times New Roman" w:hAnsi="Times New Roman"/>
-          <w:sz w:val="28"/>
-          <w:szCs w:val="24"/>
-        </w:rPr>
-        <w:t>Массив: элементы выводятся от начала к концу очереди без изменения структуры (используется индекс pout и счётчик).</w:t>
-      </w:r>
-    </w:p>
-    <w:p>
-      <w:pPr>
-        <w:pStyle w:val="ListParagraph"/>
-        <w:numPr>
-          <w:ilvl w:val="0"/>
-          <w:numId w:val="21"/>
-        </w:numPr>
-        <w:jc w:val="both"/>
-        <w:rPr>
-          <w:rFonts w:ascii="Times New Roman" w:hAnsi="Times New Roman" w:cs="Times New Roman"/>
-          <w:sz w:val="28"/>
-          <w:szCs w:val="24"/>
-        </w:rPr>
-      </w:pPr>
-      <w:r>
-        <w:rPr>
-          <w:rFonts w:cs="Times New Roman" w:ascii="Times New Roman" w:hAnsi="Times New Roman"/>
-          <w:sz w:val="28"/>
-          <w:szCs w:val="24"/>
-        </w:rPr>
-        <w:t xml:space="preserve">Список: возможен просмотр всех элементов путем обхода списка от </w:t>
-      </w:r>
-      <w:r>
-        <w:rPr>
-          <w:rFonts w:cs="Times New Roman" w:ascii="Times New Roman" w:hAnsi="Times New Roman"/>
-          <w:sz w:val="28"/>
-          <w:szCs w:val="24"/>
-          <w:lang w:val="en-US"/>
-        </w:rPr>
-        <w:t>pout</w:t>
-      </w:r>
-      <w:r>
-        <w:rPr>
-          <w:rFonts w:cs="Times New Roman" w:ascii="Times New Roman" w:hAnsi="Times New Roman"/>
-          <w:sz w:val="28"/>
-          <w:szCs w:val="24"/>
-        </w:rPr>
-        <w:t xml:space="preserve"> до </w:t>
-      </w:r>
-      <w:r>
-        <w:rPr>
-          <w:rFonts w:cs="Times New Roman" w:ascii="Times New Roman" w:hAnsi="Times New Roman"/>
-          <w:sz w:val="28"/>
-          <w:szCs w:val="24"/>
-          <w:lang w:val="en-US"/>
-        </w:rPr>
-        <w:t>pin</w:t>
-      </w:r>
-      <w:r>
-        <w:rPr>
-          <w:rFonts w:cs="Times New Roman" w:ascii="Times New Roman" w:hAnsi="Times New Roman"/>
-          <w:sz w:val="28"/>
-          <w:szCs w:val="24"/>
-        </w:rPr>
-        <w:t>. Также можно отображать адреса элементов для анализа фрагментации.</w:t>
-      </w:r>
-    </w:p>
-    <w:p>
-      <w:pPr>
-        <w:pStyle w:val="Normal"/>
-        <w:jc w:val="both"/>
-        <w:rPr>
-          <w:rFonts w:ascii="Times New Roman" w:hAnsi="Times New Roman" w:cs="Times New Roman"/>
-          <w:b/>
-          <w:sz w:val="28"/>
-          <w:szCs w:val="24"/>
-        </w:rPr>
-      </w:pPr>
-      <w:r>
-        <w:rPr>
-          <w:rFonts w:cs="Times New Roman" w:ascii="Times New Roman" w:hAnsi="Times New Roman"/>
-          <w:b/>
-          <w:sz w:val="28"/>
-          <w:szCs w:val="24"/>
-        </w:rPr>
-        <w:t>5. От чего зависит эффективность физической реализации очереди?</w:t>
-      </w:r>
-    </w:p>
-    <w:p>
-      <w:pPr>
-        <w:pStyle w:val="Normal"/>
-        <w:jc w:val="both"/>
-        <w:rPr>
-          <w:rFonts w:ascii="Times New Roman" w:hAnsi="Times New Roman" w:cs="Times New Roman"/>
-          <w:sz w:val="28"/>
-          <w:szCs w:val="24"/>
-        </w:rPr>
-      </w:pPr>
-      <w:r>
-        <w:rPr>
-          <w:rFonts w:cs="Times New Roman" w:ascii="Times New Roman" w:hAnsi="Times New Roman"/>
-          <w:sz w:val="28"/>
-          <w:szCs w:val="24"/>
-        </w:rPr>
-        <w:t>Эффективность зависит от нескольких факторов:</w:t>
-      </w:r>
-    </w:p>
-    <w:p>
-      <w:pPr>
-        <w:pStyle w:val="ListParagraph"/>
-        <w:numPr>
-          <w:ilvl w:val="0"/>
-          <w:numId w:val="22"/>
-        </w:numPr>
-        <w:jc w:val="both"/>
-        <w:rPr>
-          <w:rFonts w:ascii="Times New Roman" w:hAnsi="Times New Roman" w:cs="Times New Roman"/>
-          <w:sz w:val="28"/>
-          <w:szCs w:val="24"/>
-        </w:rPr>
-      </w:pPr>
-      <w:r>
-        <w:rPr>
-          <w:rFonts w:cs="Times New Roman" w:ascii="Times New Roman" w:hAnsi="Times New Roman"/>
-          <w:sz w:val="28"/>
-          <w:szCs w:val="24"/>
-        </w:rPr>
-        <w:t>Тип операций: Если преобладают операции enqueue и dequeue с конца/начала — обе реализации хороши. Если есть частые вставки/удаления в середину — список выигрывает.</w:t>
-      </w:r>
-    </w:p>
-    <w:p>
-      <w:pPr>
-        <w:pStyle w:val="ListParagraph"/>
-        <w:numPr>
-          <w:ilvl w:val="0"/>
-          <w:numId w:val="22"/>
-        </w:numPr>
-        <w:jc w:val="both"/>
-        <w:rPr>
-          <w:rFonts w:ascii="Times New Roman" w:hAnsi="Times New Roman" w:cs="Times New Roman"/>
-          <w:sz w:val="28"/>
-          <w:szCs w:val="24"/>
-        </w:rPr>
-      </w:pPr>
-      <w:r>
-        <w:rPr>
-          <w:rFonts w:cs="Times New Roman" w:ascii="Times New Roman" w:hAnsi="Times New Roman"/>
-          <w:sz w:val="28"/>
-          <w:szCs w:val="24"/>
-        </w:rPr>
-        <w:t>Размер очереди: При малом размере список экономичнее. При большом и стабильном — массив быстрее.</w:t>
-      </w:r>
-    </w:p>
-    <w:p>
-      <w:pPr>
-        <w:pStyle w:val="Normal"/>
-        <w:jc w:val="both"/>
-        <w:rPr>
-          <w:rFonts w:ascii="Times New Roman" w:hAnsi="Times New Roman" w:cs="Times New Roman"/>
-          <w:b/>
-          <w:sz w:val="28"/>
-          <w:szCs w:val="24"/>
-        </w:rPr>
-      </w:pPr>
-      <w:r>
-        <w:rPr>
-          <w:rFonts w:cs="Times New Roman" w:ascii="Times New Roman" w:hAnsi="Times New Roman"/>
-          <w:b/>
-          <w:sz w:val="28"/>
-          <w:szCs w:val="24"/>
-        </w:rPr>
-        <w:t>6. Каковы достоинства и недостатки различных реализаций очереди в зависимости от выполняемых над ней операций?</w:t>
-      </w:r>
-    </w:p>
-    <w:p>
-      <w:pPr>
-        <w:pStyle w:val="Normal"/>
-        <w:jc w:val="both"/>
-        <w:rPr>
-          <w:rFonts w:ascii="Times New Roman" w:hAnsi="Times New Roman" w:cs="Times New Roman"/>
-          <w:sz w:val="28"/>
-          <w:szCs w:val="28"/>
-        </w:rPr>
-      </w:pPr>
-      <w:r>
-        <w:rPr>
-          <w:rFonts w:cs="Times New Roman" w:ascii="Times New Roman" w:hAnsi="Times New Roman"/>
-          <w:sz w:val="28"/>
-          <w:szCs w:val="28"/>
-        </w:rPr>
-        <w:t>Массив:</w:t>
-      </w:r>
-    </w:p>
-    <w:p>
-      <w:pPr>
-        <w:pStyle w:val="ListParagraph"/>
-        <w:numPr>
-          <w:ilvl w:val="0"/>
-          <w:numId w:val="23"/>
-        </w:numPr>
-        <w:jc w:val="both"/>
-        <w:rPr>
-          <w:rFonts w:ascii="Times New Roman" w:hAnsi="Times New Roman" w:cs="Times New Roman"/>
-          <w:sz w:val="28"/>
-          <w:szCs w:val="28"/>
-        </w:rPr>
-      </w:pPr>
-      <w:r>
-        <w:rPr>
-          <w:rFonts w:cs="Times New Roman" w:ascii="Times New Roman" w:hAnsi="Times New Roman"/>
-          <w:sz w:val="28"/>
-          <w:szCs w:val="28"/>
-        </w:rPr>
-        <w:t>Быстрый доступ, минимальные накладные расходы, хорошая локальность памяти.</w:t>
-      </w:r>
-    </w:p>
-    <w:p>
-      <w:pPr>
-        <w:pStyle w:val="ListParagraph"/>
-        <w:numPr>
-          <w:ilvl w:val="0"/>
-          <w:numId w:val="23"/>
-        </w:numPr>
-        <w:jc w:val="both"/>
-        <w:rPr>
-          <w:rFonts w:ascii="Times New Roman" w:hAnsi="Times New Roman" w:cs="Times New Roman"/>
-          <w:sz w:val="28"/>
-          <w:szCs w:val="28"/>
-        </w:rPr>
-      </w:pPr>
-      <w:r>
-        <w:rPr>
-          <w:rFonts w:cs="Times New Roman" w:ascii="Times New Roman" w:hAnsi="Times New Roman"/>
-          <w:sz w:val="28"/>
-          <w:szCs w:val="28"/>
-        </w:rPr>
-        <w:t>Фиксированный размер, неэффективное использование памяти при малой заполненности.</w:t>
-      </w:r>
-    </w:p>
-    <w:p>
-      <w:pPr>
-        <w:pStyle w:val="Normal"/>
-        <w:jc w:val="both"/>
-        <w:rPr>
-          <w:rFonts w:ascii="Times New Roman" w:hAnsi="Times New Roman" w:cs="Times New Roman"/>
-          <w:sz w:val="28"/>
-          <w:szCs w:val="28"/>
-        </w:rPr>
-      </w:pPr>
-      <w:r>
-        <w:rPr>
-          <w:rFonts w:cs="Times New Roman" w:ascii="Times New Roman" w:hAnsi="Times New Roman"/>
-          <w:sz w:val="28"/>
-          <w:szCs w:val="28"/>
-        </w:rPr>
-        <w:t>Список:</w:t>
-      </w:r>
-    </w:p>
-    <w:p>
-      <w:pPr>
-        <w:pStyle w:val="ListParagraph"/>
-        <w:numPr>
-          <w:ilvl w:val="0"/>
-          <w:numId w:val="24"/>
-        </w:numPr>
-        <w:jc w:val="both"/>
-        <w:rPr>
-          <w:rFonts w:ascii="Times New Roman" w:hAnsi="Times New Roman" w:cs="Times New Roman"/>
-          <w:sz w:val="28"/>
-          <w:szCs w:val="28"/>
-        </w:rPr>
-      </w:pPr>
-      <w:r>
-        <w:rPr>
-          <w:rFonts w:cs="Times New Roman" w:ascii="Times New Roman" w:hAnsi="Times New Roman"/>
-          <w:sz w:val="28"/>
-          <w:szCs w:val="28"/>
-        </w:rPr>
-        <w:t>Динамический размер, экономия памяти при малом количестве элементов.</w:t>
-      </w:r>
-    </w:p>
-    <w:p>
-      <w:pPr>
-        <w:pStyle w:val="ListParagraph"/>
-        <w:numPr>
-          <w:ilvl w:val="0"/>
-          <w:numId w:val="24"/>
-        </w:numPr>
-        <w:jc w:val="both"/>
-        <w:rPr>
-          <w:rFonts w:ascii="Times New Roman" w:hAnsi="Times New Roman" w:cs="Times New Roman"/>
-          <w:sz w:val="28"/>
-          <w:szCs w:val="28"/>
-        </w:rPr>
-      </w:pPr>
-      <w:r>
-        <w:rPr>
-          <w:rFonts w:cs="Times New Roman" w:ascii="Times New Roman" w:hAnsi="Times New Roman"/>
-          <w:sz w:val="28"/>
-          <w:szCs w:val="28"/>
-        </w:rPr>
-        <w:t>Медленнее из-за malloc/free, фрагментация памяти, хуже локальность.</w:t>
-      </w:r>
-    </w:p>
-    <w:p>
-      <w:pPr>
-        <w:pStyle w:val="Normal"/>
-        <w:jc w:val="both"/>
-        <w:rPr>
-          <w:rFonts w:ascii="Times New Roman" w:hAnsi="Times New Roman" w:cs="Times New Roman"/>
-          <w:b/>
-          <w:sz w:val="28"/>
-          <w:szCs w:val="28"/>
-        </w:rPr>
-      </w:pPr>
-      <w:r>
-        <w:rPr>
-          <w:rFonts w:cs="Times New Roman" w:ascii="Times New Roman" w:hAnsi="Times New Roman"/>
-          <w:b/>
-          <w:sz w:val="28"/>
-          <w:szCs w:val="28"/>
-        </w:rPr>
-        <w:t>7. Что такое фрагментация памяти, и в какой части ОП она возникает?</w:t>
-      </w:r>
-    </w:p>
-    <w:p>
-      <w:pPr>
-        <w:pStyle w:val="Normal"/>
-        <w:jc w:val="both"/>
-        <w:rPr>
-          <w:rFonts w:ascii="Times New Roman" w:hAnsi="Times New Roman" w:cs="Times New Roman"/>
-          <w:sz w:val="28"/>
-          <w:szCs w:val="28"/>
-        </w:rPr>
-      </w:pPr>
-      <w:r>
-        <w:rPr>
-          <w:rFonts w:cs="Times New Roman" w:ascii="Times New Roman" w:hAnsi="Times New Roman"/>
-          <w:sz w:val="28"/>
-          <w:szCs w:val="28"/>
-        </w:rPr>
-        <w:t>Фрагментация — это распределение свободной памяти по множеству мелких несмежных блоков, мешающее выделению крупных участков. Возникает в куче (heap) при частом выделении и освобождении памяти переменного размера (например, при работе со списком).</w:t>
-      </w:r>
-    </w:p>
-    <w:p>
-      <w:pPr>
-        <w:pStyle w:val="Normal"/>
-        <w:jc w:val="both"/>
-        <w:rPr>
-          <w:rFonts w:ascii="Times New Roman" w:hAnsi="Times New Roman" w:cs="Times New Roman"/>
-          <w:b/>
-          <w:sz w:val="28"/>
-          <w:szCs w:val="28"/>
-        </w:rPr>
-      </w:pPr>
-      <w:r>
-        <w:rPr>
-          <w:rFonts w:cs="Times New Roman" w:ascii="Times New Roman" w:hAnsi="Times New Roman"/>
-          <w:b/>
-          <w:sz w:val="28"/>
-          <w:szCs w:val="28"/>
-        </w:rPr>
-        <w:t>8. Для чего нужен алгоритм «близнецов»?</w:t>
-      </w:r>
-    </w:p>
-    <w:p>
-      <w:pPr>
-        <w:pStyle w:val="Normal"/>
-        <w:jc w:val="both"/>
-        <w:rPr>
-          <w:rFonts w:ascii="Times New Roman" w:hAnsi="Times New Roman" w:cs="Times New Roman"/>
-          <w:sz w:val="28"/>
-          <w:szCs w:val="28"/>
-        </w:rPr>
-      </w:pPr>
-      <w:r>
-        <w:rPr>
-          <w:rFonts w:cs="Times New Roman" w:ascii="Times New Roman" w:hAnsi="Times New Roman"/>
-          <w:sz w:val="28"/>
-          <w:szCs w:val="28"/>
-        </w:rPr>
-        <w:t>Алгоритм «близнецов» (buddy system) предназначен для эффективного выделения и освобождения памяти. Он делит память на блоки размером, равным степени двойки. При освобождении соседние «близнецы» одного размера объединяются, что снижает внешнюю фрагментацию и ускоряет поиск свободного блока.</w:t>
-      </w:r>
-    </w:p>
-    <w:p>
-      <w:pPr>
-        <w:pStyle w:val="Normal"/>
-        <w:jc w:val="both"/>
-        <w:rPr>
-          <w:rFonts w:ascii="Times New Roman" w:hAnsi="Times New Roman" w:cs="Times New Roman"/>
-          <w:b/>
-          <w:sz w:val="28"/>
-          <w:szCs w:val="28"/>
-        </w:rPr>
-      </w:pPr>
-      <w:r>
-        <w:rPr>
-          <w:rFonts w:cs="Times New Roman" w:ascii="Times New Roman" w:hAnsi="Times New Roman"/>
-          <w:b/>
-          <w:sz w:val="28"/>
-          <w:szCs w:val="28"/>
-        </w:rPr>
-        <w:t>9. Какие дисциплины выделения памяти вы знаете?</w:t>
+          <w:szCs w:val="28"/>
+        </w:rPr>
+        <w:t>10. На что необходимо обратить внимание при тестировании программы?</w:t>
       </w:r>
     </w:p>
     <w:p>
@@ -14640,7 +15512,7 @@
           <w:sz w:val="28"/>
           <w:szCs w:val="28"/>
         </w:rPr>
-        <w:t>First Fit — первый подходящий блок.</w:t>
+        <w:t>Корректность работы с пустой/полной очередью.</w:t>
       </w:r>
     </w:p>
     <w:p>
@@ -14655,15 +15527,42 @@
           <w:rFonts w:ascii="Times New Roman" w:hAnsi="Times New Roman" w:cs="Times New Roman"/>
           <w:sz w:val="28"/>
           <w:szCs w:val="28"/>
-        </w:rPr>
-      </w:pPr>
-      <w:r>
-        <w:rPr>
-          <w:rFonts w:cs="Times New Roman" w:ascii="Times New Roman" w:hAnsi="Times New Roman"/>
-          <w:sz w:val="28"/>
-          <w:szCs w:val="28"/>
-        </w:rPr>
-        <w:t>Best Fit — наименьший подходящий блок.</w:t>
+          <w:lang w:val="en-US"/>
+        </w:rPr>
+      </w:pPr>
+      <w:r>
+        <w:rPr>
+          <w:rFonts w:cs="Times New Roman" w:ascii="Times New Roman" w:hAnsi="Times New Roman"/>
+          <w:sz w:val="28"/>
+          <w:szCs w:val="28"/>
+        </w:rPr>
+        <w:t>Обработка</w:t>
+      </w:r>
+      <w:r>
+        <w:rPr>
+          <w:rFonts w:cs="Times New Roman" w:ascii="Times New Roman" w:hAnsi="Times New Roman"/>
+          <w:sz w:val="28"/>
+          <w:szCs w:val="28"/>
+          <w:lang w:val="en-US"/>
+        </w:rPr>
+        <w:t xml:space="preserve"> </w:t>
+      </w:r>
+      <w:r>
+        <w:rPr>
+          <w:rFonts w:cs="Times New Roman" w:ascii="Times New Roman" w:hAnsi="Times New Roman"/>
+          <w:sz w:val="28"/>
+          <w:szCs w:val="28"/>
+        </w:rPr>
+        <w:t>ошибок</w:t>
+      </w:r>
+      <w:r>
+        <w:rPr>
+          <w:rFonts w:cs="Times New Roman" w:ascii="Times New Roman" w:hAnsi="Times New Roman"/>
+          <w:sz w:val="28"/>
+          <w:szCs w:val="28"/>
+          <w:lang w:val="en-US"/>
+        </w:rPr>
+        <w:t xml:space="preserve"> (ERROR_MEM, ERROR_OVERFLOW, ERROR_DELETING).</w:t>
       </w:r>
     </w:p>
     <w:p>
@@ -14686,7 +15585,7 @@
           <w:sz w:val="28"/>
           <w:szCs w:val="28"/>
         </w:rPr>
-        <w:t>Worst Fit — наибольший свободный блок.</w:t>
+        <w:t>Отсутствие утечек памяти (особенно для списка).</w:t>
       </w:r>
     </w:p>
     <w:p>
@@ -14695,169 +15594,6 @@
         <w:numPr>
           <w:ilvl w:val="0"/>
           <w:numId w:val="25"/>
-        </w:numPr>
-        <w:jc w:val="both"/>
-        <w:rPr>
-          <w:rFonts w:ascii="Times New Roman" w:hAnsi="Times New Roman" w:cs="Times New Roman"/>
-          <w:sz w:val="28"/>
-          <w:szCs w:val="28"/>
-        </w:rPr>
-      </w:pPr>
-      <w:r>
-        <w:rPr>
-          <w:rFonts w:cs="Times New Roman" w:ascii="Times New Roman" w:hAnsi="Times New Roman"/>
-          <w:sz w:val="28"/>
-          <w:szCs w:val="28"/>
-        </w:rPr>
-        <w:t>Next Fit — поиск с места последнего выделения.</w:t>
-      </w:r>
-    </w:p>
-    <w:p>
-      <w:pPr>
-        <w:pStyle w:val="ListParagraph"/>
-        <w:numPr>
-          <w:ilvl w:val="0"/>
-          <w:numId w:val="25"/>
-        </w:numPr>
-        <w:jc w:val="both"/>
-        <w:rPr>
-          <w:rFonts w:ascii="Times New Roman" w:hAnsi="Times New Roman" w:cs="Times New Roman"/>
-          <w:sz w:val="28"/>
-          <w:szCs w:val="28"/>
-        </w:rPr>
-      </w:pPr>
-      <w:r>
-        <w:rPr>
-          <w:rFonts w:cs="Times New Roman" w:ascii="Times New Roman" w:hAnsi="Times New Roman"/>
-          <w:sz w:val="28"/>
-          <w:szCs w:val="28"/>
-        </w:rPr>
-        <w:t>Buddy System — выделение блоков-степеней двойки с объединением «близнецов».</w:t>
-      </w:r>
-    </w:p>
-    <w:p>
-      <w:pPr>
-        <w:pStyle w:val="Normal"/>
-        <w:jc w:val="both"/>
-        <w:rPr>
-          <w:rFonts w:ascii="Times New Roman" w:hAnsi="Times New Roman" w:cs="Times New Roman"/>
-          <w:b/>
-          <w:sz w:val="28"/>
-          <w:szCs w:val="28"/>
-        </w:rPr>
-      </w:pPr>
-      <w:r>
-        <w:rPr>
-          <w:rFonts w:cs="Times New Roman" w:ascii="Times New Roman" w:hAnsi="Times New Roman"/>
-          <w:b/>
-          <w:sz w:val="28"/>
-          <w:szCs w:val="28"/>
-        </w:rPr>
-        <w:t>10. На что необходимо обратить внимание при тестировании программы?</w:t>
-      </w:r>
-    </w:p>
-    <w:p>
-      <w:pPr>
-        <w:pStyle w:val="ListParagraph"/>
-        <w:numPr>
-          <w:ilvl w:val="0"/>
-          <w:numId w:val="26"/>
-        </w:numPr>
-        <w:jc w:val="both"/>
-        <w:rPr>
-          <w:rFonts w:ascii="Times New Roman" w:hAnsi="Times New Roman" w:cs="Times New Roman"/>
-          <w:sz w:val="28"/>
-          <w:szCs w:val="28"/>
-        </w:rPr>
-      </w:pPr>
-      <w:r>
-        <w:rPr>
-          <w:rFonts w:cs="Times New Roman" w:ascii="Times New Roman" w:hAnsi="Times New Roman"/>
-          <w:sz w:val="28"/>
-          <w:szCs w:val="28"/>
-        </w:rPr>
-        <w:t>Корректность работы с пустой/полной очередью.</w:t>
-      </w:r>
-    </w:p>
-    <w:p>
-      <w:pPr>
-        <w:pStyle w:val="ListParagraph"/>
-        <w:numPr>
-          <w:ilvl w:val="0"/>
-          <w:numId w:val="26"/>
-        </w:numPr>
-        <w:jc w:val="both"/>
-        <w:rPr>
-          <w:rFonts w:ascii="Times New Roman" w:hAnsi="Times New Roman" w:cs="Times New Roman"/>
-          <w:sz w:val="28"/>
-          <w:szCs w:val="28"/>
-          <w:lang w:val="en-US"/>
-        </w:rPr>
-      </w:pPr>
-      <w:r>
-        <w:rPr>
-          <w:rFonts w:cs="Times New Roman" w:ascii="Times New Roman" w:hAnsi="Times New Roman"/>
-          <w:sz w:val="28"/>
-          <w:szCs w:val="28"/>
-        </w:rPr>
-        <w:t>Обработка</w:t>
-      </w:r>
-      <w:r>
-        <w:rPr>
-          <w:rFonts w:cs="Times New Roman" w:ascii="Times New Roman" w:hAnsi="Times New Roman"/>
-          <w:sz w:val="28"/>
-          <w:szCs w:val="28"/>
-          <w:lang w:val="en-US"/>
-        </w:rPr>
-        <w:t xml:space="preserve"> </w:t>
-      </w:r>
-      <w:r>
-        <w:rPr>
-          <w:rFonts w:cs="Times New Roman" w:ascii="Times New Roman" w:hAnsi="Times New Roman"/>
-          <w:sz w:val="28"/>
-          <w:szCs w:val="28"/>
-        </w:rPr>
-        <w:t>ошибок</w:t>
-      </w:r>
-      <w:r>
-        <w:rPr>
-          <w:rFonts w:cs="Times New Roman" w:ascii="Times New Roman" w:hAnsi="Times New Roman"/>
-          <w:sz w:val="28"/>
-          <w:szCs w:val="28"/>
-          <w:lang w:val="en-US"/>
-        </w:rPr>
-        <w:t xml:space="preserve"> (ERROR_MEM, ERROR_OVERFLOW, ERROR_DELETING).</w:t>
-      </w:r>
-    </w:p>
-    <w:p>
-      <w:pPr>
-        <w:pStyle w:val="ListParagraph"/>
-        <w:numPr>
-          <w:ilvl w:val="0"/>
-          <w:numId w:val="26"/>
-        </w:numPr>
-        <w:jc w:val="both"/>
-        <w:rPr>
-          <w:rFonts w:ascii="Times New Roman" w:hAnsi="Times New Roman" w:cs="Times New Roman"/>
-          <w:sz w:val="28"/>
-          <w:szCs w:val="28"/>
-        </w:rPr>
-      </w:pPr>
-      <w:r>
-        <w:rPr>
-          <w:rFonts w:cs="Times New Roman" w:ascii="Times New Roman" w:hAnsi="Times New Roman"/>
-          <w:sz w:val="28"/>
-          <w:szCs w:val="28"/>
-        </w:rPr>
-        <w:t>Отсутствие утечек памяти (особенно для списка).</w:t>
-      </w:r>
-    </w:p>
-    <w:p>
-      <w:pPr>
-        <w:pStyle w:val="ListParagraph"/>
-        <w:numPr>
-          <w:ilvl w:val="0"/>
-          <w:numId w:val="26"/>
         </w:numPr>
         <w:jc w:val="both"/>
         <w:rPr>
@@ -17053,9 +17789,11 @@
         <w:tabs>
           <w:tab w:val="num" w:pos="0"/>
         </w:tabs>
-        <w:ind w:left="1776" w:hanging="360"/>
-      </w:pPr>
-      <w:rPr/>
+        <w:ind w:left="720" w:hanging="360"/>
+      </w:pPr>
+      <w:rPr>
+        <w:b/>
+      </w:rPr>
     </w:lvl>
     <w:lvl w:ilvl="1">
       <w:start w:val="1"/>
@@ -17066,7 +17804,7 @@
         <w:tabs>
           <w:tab w:val="num" w:pos="0"/>
         </w:tabs>
-        <w:ind w:left="2496" w:hanging="360"/>
+        <w:ind w:left="1440" w:hanging="360"/>
       </w:pPr>
       <w:rPr/>
     </w:lvl>
@@ -17079,7 +17817,7 @@
         <w:tabs>
           <w:tab w:val="num" w:pos="0"/>
         </w:tabs>
-        <w:ind w:left="3216" w:hanging="180"/>
+        <w:ind w:left="2160" w:hanging="180"/>
       </w:pPr>
       <w:rPr/>
     </w:lvl>
@@ -17092,7 +17830,7 @@
         <w:tabs>
           <w:tab w:val="num" w:pos="0"/>
         </w:tabs>
-        <w:ind w:left="3936" w:hanging="360"/>
+        <w:ind w:left="2880" w:hanging="360"/>
       </w:pPr>
       <w:rPr/>
     </w:lvl>
@@ -17105,7 +17843,7 @@
         <w:tabs>
           <w:tab w:val="num" w:pos="0"/>
         </w:tabs>
-        <w:ind w:left="4656" w:hanging="360"/>
+        <w:ind w:left="3600" w:hanging="360"/>
       </w:pPr>
       <w:rPr/>
     </w:lvl>
@@ -17118,7 +17856,7 @@
         <w:tabs>
           <w:tab w:val="num" w:pos="0"/>
         </w:tabs>
-        <w:ind w:left="5376" w:hanging="180"/>
+        <w:ind w:left="4320" w:hanging="180"/>
       </w:pPr>
       <w:rPr/>
     </w:lvl>
@@ -17131,7 +17869,7 @@
         <w:tabs>
           <w:tab w:val="num" w:pos="0"/>
         </w:tabs>
-        <w:ind w:left="6096" w:hanging="360"/>
+        <w:ind w:left="5040" w:hanging="360"/>
       </w:pPr>
       <w:rPr/>
     </w:lvl>
@@ -17144,7 +17882,7 @@
         <w:tabs>
           <w:tab w:val="num" w:pos="0"/>
         </w:tabs>
-        <w:ind w:left="6816" w:hanging="360"/>
+        <w:ind w:left="5760" w:hanging="360"/>
       </w:pPr>
       <w:rPr/>
     </w:lvl>
@@ -17157,7 +17895,7 @@
         <w:tabs>
           <w:tab w:val="num" w:pos="0"/>
         </w:tabs>
-        <w:ind w:left="7536" w:hanging="180"/>
+        <w:ind w:left="6480" w:hanging="180"/>
       </w:pPr>
       <w:rPr/>
     </w:lvl>
@@ -17165,8 +17903,8 @@
   <w:abstractNum w:abstractNumId="19">
     <w:lvl w:ilvl="0">
       <w:start w:val="1"/>
-      <w:numFmt w:val="decimal"/>
-      <w:lvlText w:val="%1."/>
+      <w:numFmt w:val="bullet"/>
+      <w:lvlText w:val="-"/>
       <w:lvlJc w:val="left"/>
       <w:pPr>
         <w:tabs>
@@ -17175,13 +17913,13 @@
         <w:ind w:left="720" w:hanging="360"/>
       </w:pPr>
       <w:rPr>
-        <w:b/>
+        <w:rFonts w:ascii="Calibri" w:hAnsi="Calibri" w:cs="Calibri" w:hint="default"/>
       </w:rPr>
     </w:lvl>
     <w:lvl w:ilvl="1">
       <w:start w:val="1"/>
-      <w:numFmt w:val="lowerLetter"/>
-      <w:lvlText w:val="%2."/>
+      <w:numFmt w:val="bullet"/>
+      <w:lvlText w:val="o"/>
       <w:lvlJc w:val="left"/>
       <w:pPr>
         <w:tabs>
@@ -17189,25 +17927,29 @@
         </w:tabs>
         <w:ind w:left="1440" w:hanging="360"/>
       </w:pPr>
-      <w:rPr/>
+      <w:rPr>
+        <w:rFonts w:ascii="Courier New" w:hAnsi="Courier New" w:cs="Courier New" w:hint="default"/>
+      </w:rPr>
     </w:lvl>
     <w:lvl w:ilvl="2">
       <w:start w:val="1"/>
-      <w:numFmt w:val="lowerRoman"/>
-      <w:lvlText w:val="%3."/>
-      <w:lvlJc w:val="right"/>
-      <w:pPr>
-        <w:tabs>
-          <w:tab w:val="num" w:pos="0"/>
-        </w:tabs>
-        <w:ind w:left="2160" w:hanging="180"/>
-      </w:pPr>
-      <w:rPr/>
+      <w:numFmt w:val="bullet"/>
+      <w:lvlText w:val=""/>
+      <w:lvlJc w:val="left"/>
+      <w:pPr>
+        <w:tabs>
+          <w:tab w:val="num" w:pos="0"/>
+        </w:tabs>
+        <w:ind w:left="2160" w:hanging="360"/>
+      </w:pPr>
+      <w:rPr>
+        <w:rFonts w:ascii="Wingdings" w:hAnsi="Wingdings" w:cs="Wingdings" w:hint="default"/>
+      </w:rPr>
     </w:lvl>
     <w:lvl w:ilvl="3">
       <w:start w:val="1"/>
-      <w:numFmt w:val="decimal"/>
-      <w:lvlText w:val="%4."/>
+      <w:numFmt w:val="bullet"/>
+      <w:lvlText w:val=""/>
       <w:lvlJc w:val="left"/>
       <w:pPr>
         <w:tabs>
@@ -17215,12 +17957,14 @@
         </w:tabs>
         <w:ind w:left="2880" w:hanging="360"/>
       </w:pPr>
-      <w:rPr/>
+      <w:rPr>
+        <w:rFonts w:ascii="Symbol" w:hAnsi="Symbol" w:cs="Symbol" w:hint="default"/>
+      </w:rPr>
     </w:lvl>
     <w:lvl w:ilvl="4">
       <w:start w:val="1"/>
-      <w:numFmt w:val="lowerLetter"/>
-      <w:lvlText w:val="%5."/>
+      <w:numFmt w:val="bullet"/>
+      <w:lvlText w:val="o"/>
       <w:lvlJc w:val="left"/>
       <w:pPr>
         <w:tabs>
@@ -17228,25 +17972,29 @@
         </w:tabs>
         <w:ind w:left="3600" w:hanging="360"/>
       </w:pPr>
-      <w:rPr/>
+      <w:rPr>
+        <w:rFonts w:ascii="Courier New" w:hAnsi="Courier New" w:cs="Courier New" w:hint="default"/>
+      </w:rPr>
     </w:lvl>
     <w:lvl w:ilvl="5">
       <w:start w:val="1"/>
-      <w:numFmt w:val="lowerRoman"/>
-      <w:lvlText w:val="%6."/>
-      <w:lvlJc w:val="right"/>
-      <w:pPr>
-        <w:tabs>
-          <w:tab w:val="num" w:pos="0"/>
-        </w:tabs>
-        <w:ind w:left="4320" w:hanging="180"/>
-      </w:pPr>
-      <w:rPr/>
+      <w:numFmt w:val="bullet"/>
+      <w:lvlText w:val=""/>
+      <w:lvlJc w:val="left"/>
+      <w:pPr>
+        <w:tabs>
+          <w:tab w:val="num" w:pos="0"/>
+        </w:tabs>
+        <w:ind w:left="4320" w:hanging="360"/>
+      </w:pPr>
+      <w:rPr>
+        <w:rFonts w:ascii="Wingdings" w:hAnsi="Wingdings" w:cs="Wingdings" w:hint="default"/>
+      </w:rPr>
     </w:lvl>
     <w:lvl w:ilvl="6">
       <w:start w:val="1"/>
-      <w:numFmt w:val="decimal"/>
-      <w:lvlText w:val="%7."/>
+      <w:numFmt w:val="bullet"/>
+      <w:lvlText w:val=""/>
       <w:lvlJc w:val="left"/>
       <w:pPr>
         <w:tabs>
@@ -17254,12 +18002,14 @@
         </w:tabs>
         <w:ind w:left="5040" w:hanging="360"/>
       </w:pPr>
-      <w:rPr/>
+      <w:rPr>
+        <w:rFonts w:ascii="Symbol" w:hAnsi="Symbol" w:cs="Symbol" w:hint="default"/>
+      </w:rPr>
     </w:lvl>
     <w:lvl w:ilvl="7">
       <w:start w:val="1"/>
-      <w:numFmt w:val="lowerLetter"/>
-      <w:lvlText w:val="%8."/>
+      <w:numFmt w:val="bullet"/>
+      <w:lvlText w:val="o"/>
       <w:lvlJc w:val="left"/>
       <w:pPr>
         <w:tabs>
@@ -17267,20 +18017,24 @@
         </w:tabs>
         <w:ind w:left="5760" w:hanging="360"/>
       </w:pPr>
-      <w:rPr/>
+      <w:rPr>
+        <w:rFonts w:ascii="Courier New" w:hAnsi="Courier New" w:cs="Courier New" w:hint="default"/>
+      </w:rPr>
     </w:lvl>
     <w:lvl w:ilvl="8">
       <w:start w:val="1"/>
-      <w:numFmt w:val="lowerRoman"/>
-      <w:lvlText w:val="%9."/>
-      <w:lvlJc w:val="right"/>
-      <w:pPr>
-        <w:tabs>
-          <w:tab w:val="num" w:pos="0"/>
-        </w:tabs>
-        <w:ind w:left="6480" w:hanging="180"/>
-      </w:pPr>
-      <w:rPr/>
+      <w:numFmt w:val="bullet"/>
+      <w:lvlText w:val=""/>
+      <w:lvlJc w:val="left"/>
+      <w:pPr>
+        <w:tabs>
+          <w:tab w:val="num" w:pos="0"/>
+        </w:tabs>
+        <w:ind w:left="6480" w:hanging="360"/>
+      </w:pPr>
+      <w:rPr>
+        <w:rFonts w:ascii="Wingdings" w:hAnsi="Wingdings" w:cs="Wingdings" w:hint="default"/>
+      </w:rPr>
     </w:lvl>
   </w:abstractNum>
   <w:abstractNum w:abstractNumId="20">
@@ -18113,136 +18867,273 @@
       <w:lvlJc w:val="left"/>
       <w:pPr>
         <w:tabs>
-          <w:tab w:val="num" w:pos="0"/>
+          <w:tab w:val="num" w:pos="720"/>
         </w:tabs>
         <w:ind w:left="720" w:hanging="360"/>
       </w:pPr>
       <w:rPr>
-        <w:rFonts w:ascii="Calibri" w:hAnsi="Calibri" w:cs="Calibri" w:hint="default"/>
+        <w:rFonts w:ascii="OpenSymbol" w:hAnsi="OpenSymbol" w:cs="OpenSymbol" w:hint="default"/>
       </w:rPr>
     </w:lvl>
     <w:lvl w:ilvl="1">
-      <w:start w:val="1"/>
-      <w:numFmt w:val="bullet"/>
-      <w:lvlText w:val="o"/>
-      <w:lvlJc w:val="left"/>
-      <w:pPr>
-        <w:tabs>
-          <w:tab w:val="num" w:pos="0"/>
-        </w:tabs>
-        <w:ind w:left="1440" w:hanging="360"/>
-      </w:pPr>
-      <w:rPr>
-        <w:rFonts w:ascii="Courier New" w:hAnsi="Courier New" w:cs="Courier New" w:hint="default"/>
-      </w:rPr>
-    </w:lvl>
-    <w:lvl w:ilvl="2">
-      <w:start w:val="1"/>
-      <w:numFmt w:val="bullet"/>
-      <w:lvlText w:val=""/>
-      <w:lvlJc w:val="left"/>
-      <w:pPr>
-        <w:tabs>
-          <w:tab w:val="num" w:pos="0"/>
-        </w:tabs>
-        <w:ind w:left="2160" w:hanging="360"/>
-      </w:pPr>
-      <w:rPr>
-        <w:rFonts w:ascii="Wingdings" w:hAnsi="Wingdings" w:cs="Wingdings" w:hint="default"/>
-      </w:rPr>
-    </w:lvl>
-    <w:lvl w:ilvl="3">
       <w:start w:val="1"/>
       <w:numFmt w:val="bullet"/>
       <w:lvlText w:val=""/>
       <w:lvlJc w:val="left"/>
       <w:pPr>
         <w:tabs>
-          <w:tab w:val="num" w:pos="0"/>
-        </w:tabs>
-        <w:ind w:left="2880" w:hanging="360"/>
+          <w:tab w:val="num" w:pos="1080"/>
+        </w:tabs>
+        <w:ind w:left="1080" w:hanging="360"/>
       </w:pPr>
       <w:rPr>
         <w:rFonts w:ascii="Symbol" w:hAnsi="Symbol" w:cs="Symbol" w:hint="default"/>
       </w:rPr>
     </w:lvl>
-    <w:lvl w:ilvl="4">
-      <w:start w:val="1"/>
-      <w:numFmt w:val="bullet"/>
-      <w:lvlText w:val="o"/>
-      <w:lvlJc w:val="left"/>
-      <w:pPr>
-        <w:tabs>
-          <w:tab w:val="num" w:pos="0"/>
-        </w:tabs>
-        <w:ind w:left="3600" w:hanging="360"/>
-      </w:pPr>
-      <w:rPr>
-        <w:rFonts w:ascii="Courier New" w:hAnsi="Courier New" w:cs="Courier New" w:hint="default"/>
-      </w:rPr>
-    </w:lvl>
-    <w:lvl w:ilvl="5">
-      <w:start w:val="1"/>
-      <w:numFmt w:val="bullet"/>
-      <w:lvlText w:val=""/>
-      <w:lvlJc w:val="left"/>
-      <w:pPr>
-        <w:tabs>
-          <w:tab w:val="num" w:pos="0"/>
-        </w:tabs>
-        <w:ind w:left="4320" w:hanging="360"/>
-      </w:pPr>
-      <w:rPr>
-        <w:rFonts w:ascii="Wingdings" w:hAnsi="Wingdings" w:cs="Wingdings" w:hint="default"/>
-      </w:rPr>
-    </w:lvl>
-    <w:lvl w:ilvl="6">
+    <w:lvl w:ilvl="2">
       <w:start w:val="1"/>
       <w:numFmt w:val="bullet"/>
       <w:lvlText w:val=""/>
       <w:lvlJc w:val="left"/>
       <w:pPr>
         <w:tabs>
-          <w:tab w:val="num" w:pos="0"/>
-        </w:tabs>
-        <w:ind w:left="5040" w:hanging="360"/>
+          <w:tab w:val="num" w:pos="1440"/>
+        </w:tabs>
+        <w:ind w:left="1440" w:hanging="360"/>
       </w:pPr>
       <w:rPr>
         <w:rFonts w:ascii="Symbol" w:hAnsi="Symbol" w:cs="Symbol" w:hint="default"/>
       </w:rPr>
     </w:lvl>
+    <w:lvl w:ilvl="3">
+      <w:start w:val="1"/>
+      <w:numFmt w:val="bullet"/>
+      <w:lvlText w:val=""/>
+      <w:lvlJc w:val="left"/>
+      <w:pPr>
+        <w:tabs>
+          <w:tab w:val="num" w:pos="1800"/>
+        </w:tabs>
+        <w:ind w:left="1800" w:hanging="360"/>
+      </w:pPr>
+      <w:rPr>
+        <w:rFonts w:ascii="Symbol" w:hAnsi="Symbol" w:cs="Symbol" w:hint="default"/>
+      </w:rPr>
+    </w:lvl>
+    <w:lvl w:ilvl="4">
+      <w:start w:val="1"/>
+      <w:numFmt w:val="bullet"/>
+      <w:lvlText w:val=""/>
+      <w:lvlJc w:val="left"/>
+      <w:pPr>
+        <w:tabs>
+          <w:tab w:val="num" w:pos="2160"/>
+        </w:tabs>
+        <w:ind w:left="2160" w:hanging="360"/>
+      </w:pPr>
+      <w:rPr>
+        <w:rFonts w:ascii="Symbol" w:hAnsi="Symbol" w:cs="Symbol" w:hint="default"/>
+      </w:rPr>
+    </w:lvl>
+    <w:lvl w:ilvl="5">
+      <w:start w:val="1"/>
+      <w:numFmt w:val="bullet"/>
+      <w:lvlText w:val=""/>
+      <w:lvlJc w:val="left"/>
+      <w:pPr>
+        <w:tabs>
+          <w:tab w:val="num" w:pos="2520"/>
+        </w:tabs>
+        <w:ind w:left="2520" w:hanging="360"/>
+      </w:pPr>
+      <w:rPr>
+        <w:rFonts w:ascii="Symbol" w:hAnsi="Symbol" w:cs="Symbol" w:hint="default"/>
+      </w:rPr>
+    </w:lvl>
+    <w:lvl w:ilvl="6">
+      <w:start w:val="1"/>
+      <w:numFmt w:val="bullet"/>
+      <w:lvlText w:val=""/>
+      <w:lvlJc w:val="left"/>
+      <w:pPr>
+        <w:tabs>
+          <w:tab w:val="num" w:pos="2880"/>
+        </w:tabs>
+        <w:ind w:left="2880" w:hanging="360"/>
+      </w:pPr>
+      <w:rPr>
+        <w:rFonts w:ascii="Symbol" w:hAnsi="Symbol" w:cs="Symbol" w:hint="default"/>
+      </w:rPr>
+    </w:lvl>
     <w:lvl w:ilvl="7">
       <w:start w:val="1"/>
       <w:numFmt w:val="bullet"/>
-      <w:lvlText w:val="o"/>
-      <w:lvlJc w:val="left"/>
-      <w:pPr>
-        <w:tabs>
-          <w:tab w:val="num" w:pos="0"/>
-        </w:tabs>
-        <w:ind w:left="5760" w:hanging="360"/>
+      <w:lvlText w:val=""/>
+      <w:lvlJc w:val="left"/>
+      <w:pPr>
+        <w:tabs>
+          <w:tab w:val="num" w:pos="3240"/>
+        </w:tabs>
+        <w:ind w:left="3240" w:hanging="360"/>
       </w:pPr>
       <w:rPr>
-        <w:rFonts w:ascii="Courier New" w:hAnsi="Courier New" w:cs="Courier New" w:hint="default"/>
+        <w:rFonts w:ascii="Symbol" w:hAnsi="Symbol" w:cs="Symbol" w:hint="default"/>
       </w:rPr>
     </w:lvl>
     <w:lvl w:ilvl="8">
       <w:start w:val="1"/>
       <w:numFmt w:val="bullet"/>
-      <w:lvlText w:val=""/>
-      <w:lvlJc w:val="left"/>
-      <w:pPr>
-        <w:tabs>
-          <w:tab w:val="num" w:pos="0"/>
-        </w:tabs>
-        <w:ind w:left="6480" w:hanging="360"/>
+      <w:lvlText w:val=""/>
+      <w:lvlJc w:val="left"/>
+      <w:pPr>
+        <w:tabs>
+          <w:tab w:val="num" w:pos="3600"/>
+        </w:tabs>
+        <w:ind w:left="3600" w:hanging="360"/>
       </w:pPr>
       <w:rPr>
-        <w:rFonts w:ascii="Wingdings" w:hAnsi="Wingdings" w:cs="Wingdings" w:hint="default"/>
+        <w:rFonts w:ascii="Symbol" w:hAnsi="Symbol" w:cs="Symbol" w:hint="default"/>
       </w:rPr>
     </w:lvl>
   </w:abstractNum>
   <w:abstractNum w:abstractNumId="27">
+    <w:lvl w:ilvl="0">
+      <w:start w:val="1"/>
+      <w:numFmt w:val="bullet"/>
+      <w:lvlText w:val="-"/>
+      <w:lvlJc w:val="left"/>
+      <w:pPr>
+        <w:tabs>
+          <w:tab w:val="num" w:pos="720"/>
+        </w:tabs>
+        <w:ind w:left="720" w:hanging="360"/>
+      </w:pPr>
+      <w:rPr>
+        <w:rFonts w:ascii="OpenSymbol" w:hAnsi="OpenSymbol" w:cs="OpenSymbol" w:hint="default"/>
+      </w:rPr>
+    </w:lvl>
+    <w:lvl w:ilvl="1">
+      <w:start w:val="1"/>
+      <w:numFmt w:val="bullet"/>
+      <w:lvlText w:val="◦"/>
+      <w:lvlJc w:val="left"/>
+      <w:pPr>
+        <w:tabs>
+          <w:tab w:val="num" w:pos="1080"/>
+        </w:tabs>
+        <w:ind w:left="1080" w:hanging="360"/>
+      </w:pPr>
+      <w:rPr>
+        <w:rFonts w:ascii="OpenSymbol" w:hAnsi="OpenSymbol" w:cs="OpenSymbol" w:hint="default"/>
+      </w:rPr>
+    </w:lvl>
+    <w:lvl w:ilvl="2">
+      <w:start w:val="1"/>
+      <w:numFmt w:val="bullet"/>
+      <w:lvlText w:val="▪"/>
+      <w:lvlJc w:val="left"/>
+      <w:pPr>
+        <w:tabs>
+          <w:tab w:val="num" w:pos="1440"/>
+        </w:tabs>
+        <w:ind w:left="1440" w:hanging="360"/>
+      </w:pPr>
+      <w:rPr>
+        <w:rFonts w:ascii="OpenSymbol" w:hAnsi="OpenSymbol" w:cs="OpenSymbol" w:hint="default"/>
+      </w:rPr>
+    </w:lvl>
+    <w:lvl w:ilvl="3">
+      <w:start w:val="1"/>
+      <w:numFmt w:val="bullet"/>
+      <w:lvlText w:val=""/>
+      <w:lvlJc w:val="left"/>
+      <w:pPr>
+        <w:tabs>
+          <w:tab w:val="num" w:pos="1800"/>
+        </w:tabs>
+        <w:ind w:left="1800" w:hanging="360"/>
+      </w:pPr>
+      <w:rPr>
+        <w:rFonts w:ascii="Symbol" w:hAnsi="Symbol" w:cs="Symbol" w:hint="default"/>
+      </w:rPr>
+    </w:lvl>
+    <w:lvl w:ilvl="4">
+      <w:start w:val="1"/>
+      <w:numFmt w:val="bullet"/>
+      <w:lvlText w:val="◦"/>
+      <w:lvlJc w:val="left"/>
+      <w:pPr>
+        <w:tabs>
+          <w:tab w:val="num" w:pos="2160"/>
+        </w:tabs>
+        <w:ind w:left="2160" w:hanging="360"/>
+      </w:pPr>
+      <w:rPr>
+        <w:rFonts w:ascii="OpenSymbol" w:hAnsi="OpenSymbol" w:cs="OpenSymbol" w:hint="default"/>
+      </w:rPr>
+    </w:lvl>
+    <w:lvl w:ilvl="5">
+      <w:start w:val="1"/>
+      <w:numFmt w:val="bullet"/>
+      <w:lvlText w:val="▪"/>
+      <w:lvlJc w:val="left"/>
+      <w:pPr>
+        <w:tabs>
+          <w:tab w:val="num" w:pos="2520"/>
+        </w:tabs>
+        <w:ind w:left="2520" w:hanging="360"/>
+      </w:pPr>
+      <w:rPr>
+        <w:rFonts w:ascii="OpenSymbol" w:hAnsi="OpenSymbol" w:cs="OpenSymbol" w:hint="default"/>
+      </w:rPr>
+    </w:lvl>
+    <w:lvl w:ilvl="6">
+      <w:start w:val="1"/>
+      <w:numFmt w:val="bullet"/>
+      <w:lvlText w:val=""/>
+      <w:lvlJc w:val="left"/>
+      <w:pPr>
+        <w:tabs>
+          <w:tab w:val="num" w:pos="2880"/>
+        </w:tabs>
+        <w:ind w:left="2880" w:hanging="360"/>
+      </w:pPr>
+      <w:rPr>
+        <w:rFonts w:ascii="Symbol" w:hAnsi="Symbol" w:cs="Symbol" w:hint="default"/>
+      </w:rPr>
+    </w:lvl>
+    <w:lvl w:ilvl="7">
+      <w:start w:val="1"/>
+      <w:numFmt w:val="bullet"/>
+      <w:lvlText w:val="◦"/>
+      <w:lvlJc w:val="left"/>
+      <w:pPr>
+        <w:tabs>
+          <w:tab w:val="num" w:pos="3240"/>
+        </w:tabs>
+        <w:ind w:left="3240" w:hanging="360"/>
+      </w:pPr>
+      <w:rPr>
+        <w:rFonts w:ascii="OpenSymbol" w:hAnsi="OpenSymbol" w:cs="OpenSymbol" w:hint="default"/>
+      </w:rPr>
+    </w:lvl>
+    <w:lvl w:ilvl="8">
+      <w:start w:val="1"/>
+      <w:numFmt w:val="bullet"/>
+      <w:lvlText w:val="▪"/>
+      <w:lvlJc w:val="left"/>
+      <w:pPr>
+        <w:tabs>
+          <w:tab w:val="num" w:pos="3600"/>
+        </w:tabs>
+        <w:ind w:left="3600" w:hanging="360"/>
+      </w:pPr>
+      <w:rPr>
+        <w:rFonts w:ascii="OpenSymbol" w:hAnsi="OpenSymbol" w:cs="OpenSymbol" w:hint="default"/>
+      </w:rPr>
+    </w:lvl>
+  </w:abstractNum>
+  <w:abstractNum w:abstractNumId="28">
     <w:lvl w:ilvl="0">
       <w:start w:val="1"/>
       <w:numFmt w:val="none"/>
@@ -18441,6 +19332,9 @@
   </w:num>
   <w:num w:numId="27">
     <w:abstractNumId w:val="27"/>
+  </w:num>
+  <w:num w:numId="28">
+    <w:abstractNumId w:val="28"/>
   </w:num>
 </w:numbering>
 </file>
@@ -18855,6 +19749,23 @@
       <w:lang w:val="ru-RU" w:eastAsia="en-US" w:bidi="ar-SA"/>
     </w:rPr>
   </w:style>
+  <w:style w:type="paragraph" w:styleId="Heading4">
+    <w:name w:val="Heading 4"/>
+    <w:basedOn w:val="Style16"/>
+    <w:next w:val="BodyText"/>
+    <w:qFormat/>
+    <w:pPr>
+      <w:spacing w:before="120" w:after="120"/>
+      <w:outlineLvl w:val="3"/>
+    </w:pPr>
+    <w:rPr>
+      <w:rFonts w:ascii="Liberation Serif" w:hAnsi="Liberation Serif" w:eastAsia="DejaVu Sans" w:cs="Noto Sans Arabic"/>
+      <w:b/>
+      <w:bCs/>
+      <w:sz w:val="24"/>
+      <w:szCs w:val="24"/>
+    </w:rPr>
+  </w:style>
   <w:style w:type="character" w:styleId="DefaultParagraphFont" w:default="1">
     <w:name w:val="Default Paragraph Font"/>
     <w:uiPriority w:val="1"/>
@@ -18863,7 +19774,26 @@
     <w:qFormat/>
     <w:rPr/>
   </w:style>
-  <w:style w:type="paragraph" w:styleId="Style14">
+  <w:style w:type="character" w:styleId="Style13">
+    <w:name w:val="Маркеры"/>
+    <w:qFormat/>
+    <w:rPr>
+      <w:rFonts w:ascii="OpenSymbol" w:hAnsi="OpenSymbol" w:eastAsia="OpenSymbol" w:cs="OpenSymbol"/>
+    </w:rPr>
+  </w:style>
+  <w:style w:type="character" w:styleId="Style14">
+    <w:name w:val="Исходный текст"/>
+    <w:qFormat/>
+    <w:rPr>
+      <w:rFonts w:ascii="Liberation Mono" w:hAnsi="Liberation Mono" w:eastAsia="Liberation Mono" w:cs="Liberation Mono"/>
+    </w:rPr>
+  </w:style>
+  <w:style w:type="character" w:styleId="Style15">
+    <w:name w:val="Символ нумерации"/>
+    <w:qFormat/>
+    <w:rPr/>
+  </w:style>
+  <w:style w:type="paragraph" w:styleId="Style16">
     <w:name w:val="Заголовок"/>
     <w:basedOn w:val="Normal"/>
     <w:next w:val="BodyText"/>
@@ -18910,7 +19840,7 @@
       <w:szCs w:val="24"/>
     </w:rPr>
   </w:style>
-  <w:style w:type="paragraph" w:styleId="Style15">
+  <w:style w:type="paragraph" w:styleId="Style17">
     <w:name w:val="Указатель"/>
     <w:basedOn w:val="Normal"/>
     <w:qFormat/>
@@ -18934,7 +19864,7 @@
     </w:pPr>
     <w:rPr/>
   </w:style>
-  <w:style w:type="paragraph" w:styleId="Style16">
+  <w:style w:type="paragraph" w:styleId="Style18">
     <w:name w:val="Содержимое таблицы"/>
     <w:basedOn w:val="Normal"/>
     <w:qFormat/>
@@ -18944,9 +19874,9 @@
     </w:pPr>
     <w:rPr/>
   </w:style>
-  <w:style w:type="paragraph" w:styleId="Style17">
+  <w:style w:type="paragraph" w:styleId="Style19">
     <w:name w:val="Заголовок таблицы"/>
-    <w:basedOn w:val="Style16"/>
+    <w:basedOn w:val="Style18"/>
     <w:qFormat/>
     <w:pPr>
       <w:suppressLineNumbers/>
@@ -18957,7 +19887,7 @@
       <w:bCs/>
     </w:rPr>
   </w:style>
-  <w:style w:type="numbering" w:styleId="Style18" w:default="1">
+  <w:style w:type="numbering" w:styleId="Style20" w:default="1">
     <w:name w:val="Без списка"/>
     <w:uiPriority w:val="99"/>
     <w:semiHidden/>
